--- a/IP-project_original.docx
+++ b/IP-project_original.docx
@@ -1,25 +1,25 @@
 
 <file path=word/document.xml><?xml version="1.0" encoding="utf-8"?>
 <w:document xmlns:wpc="http://schemas.microsoft.com/office/word/2010/wordprocessingCanvas" xmlns:cx="http://schemas.microsoft.com/office/drawing/2014/chartex" xmlns:cx1="http://schemas.microsoft.com/office/drawing/2015/9/8/chartex" xmlns:cx2="http://schemas.microsoft.com/office/drawing/2015/10/21/chartex" xmlns:cx3="http://schemas.microsoft.com/office/drawing/2016/5/9/chartex" xmlns:cx4="http://schemas.microsoft.com/office/drawing/2016/5/10/chartex" xmlns:cx5="http://schemas.microsoft.com/office/drawing/2016/5/11/chartex" xmlns:cx6="http://schemas.microsoft.com/office/drawing/2016/5/12/chartex" xmlns:cx7="http://schemas.microsoft.com/office/drawing/2016/5/13/chartex" xmlns:cx8="http://schemas.microsoft.com/office/drawing/2016/5/14/chartex" xmlns:mc="http://schemas.openxmlformats.org/markup-compatibility/2006" xmlns:aink="http://schemas.microsoft.com/office/drawing/2016/ink" xmlns:am3d="http://schemas.microsoft.com/office/drawing/2017/model3d" xmlns:o="urn:schemas-microsoft-com:office:office" xmlns:oel="http://schemas.microsoft.com/office/2019/extlst" xmlns:r="http://schemas.openxmlformats.org/officeDocument/2006/relationships" xmlns:m="http://schemas.openxmlformats.org/officeDocument/2006/math" xmlns:v="urn:schemas-microsoft-com:vml" xmlns:wp14="http://schemas.microsoft.com/office/word/2010/wordprocessingDrawing" xmlns:wp="http://schemas.openxmlformats.org/drawingml/2006/wordprocessingDrawing" xmlns:w10="urn:schemas-microsoft-com:office:word" xmlns:w="http://schemas.openxmlformats.org/wordprocessingml/2006/main" xmlns:w14="http://schemas.microsoft.com/office/word/2010/wordml" xmlns:w15="http://schemas.microsoft.com/office/word/2012/wordml" xmlns:w16cex="http://schemas.microsoft.com/office/word/2018/wordml/cex" xmlns:w16cid="http://schemas.microsoft.com/office/word/2016/wordml/cid" xmlns:w16="http://schemas.microsoft.com/office/word/2018/wordml" xmlns:w16du="http://schemas.microsoft.com/office/word/2023/wordml/word16du" xmlns:w16sdtdh="http://schemas.microsoft.com/office/word/2020/wordml/sdtdatahash" xmlns:w16sdtfl="http://schemas.microsoft.com/office/word/2024/wordml/sdtformatlock" xmlns:w16se="http://schemas.microsoft.com/office/word/2015/wordml/symex" xmlns:wpg="http://schemas.microsoft.com/office/word/2010/wordprocessingGroup" xmlns:wpi="http://schemas.microsoft.com/office/word/2010/wordprocessingInk" xmlns:wne="http://schemas.microsoft.com/office/word/2006/wordml" xmlns:wps="http://schemas.microsoft.com/office/word/2010/wordprocessingShape" mc:Ignorable="w14 w15 w16se w16cid w16 w16cex w16sdtdh w16sdtfl w16du wp14">
+  <w:background w:color="F2F2F2" w:themeColor="background1" w:themeShade="F2"/>
   <w:body>
     <w:sdt>
       <w:sdtPr>
+        <w:rPr>
+          <w:rFonts w:eastAsiaTheme="minorHAnsi"/>
+          <w:kern w:val="2"/>
+          <w:sz w:val="24"/>
+          <w:szCs w:val="24"/>
+          <w:lang w:val="en-IN"/>
+          <w14:ligatures w14:val="standardContextual"/>
+        </w:rPr>
         <w:id w:val="877817042"/>
         <w:docPartObj>
           <w:docPartGallery w:val="Cover Pages"/>
           <w:docPartUnique/>
         </w:docPartObj>
       </w:sdtPr>
-      <w:sdtEndPr>
-        <w:rPr>
-          <w:rFonts w:eastAsiaTheme="minorHAnsi"/>
-          <w:kern w:val="2"/>
-          <w:sz w:val="24"/>
-          <w:szCs w:val="24"/>
-          <w:lang w:val="en-IN"/>
-          <w14:ligatures w14:val="standardContextual"/>
-        </w:rPr>
-      </w:sdtEndPr>
+      <w:sdtEndPr/>
       <w:sdtContent>
         <w:p>
           <w:pPr>
@@ -174,6 +174,7 @@
                                       <w:calendar w:val="gregorian"/>
                                     </w:date>
                                   </w:sdtPr>
+                                  <w:sdtEndPr/>
                                   <w:sdtContent>
                                     <w:p>
                                       <w:pPr>
@@ -3495,6 +3496,7 @@
                                 <w:calendar w:val="gregorian"/>
                               </w:date>
                             </w:sdtPr>
+                            <w:sdtEndPr/>
                             <w:sdtContent>
                               <w:p>
                                 <w:pPr>
@@ -3976,6 +3978,7 @@
                                     <w:dataBinding w:prefixMappings="xmlns:ns0='http://purl.org/dc/elements/1.1/' xmlns:ns1='http://schemas.openxmlformats.org/package/2006/metadata/core-properties' " w:xpath="/ns1:coreProperties[1]/ns0:title[1]" w:storeItemID="{6C3C8BC8-F283-45AE-878A-BAB7291924A1}"/>
                                     <w:text/>
                                   </w:sdtPr>
+                                  <w:sdtEndPr/>
                                   <w:sdtContent>
                                     <w:r>
                                       <w:rPr>
@@ -4008,6 +4011,7 @@
                                     <w:dataBinding w:prefixMappings="xmlns:ns0='http://purl.org/dc/elements/1.1/' xmlns:ns1='http://schemas.openxmlformats.org/package/2006/metadata/core-properties' " w:xpath="/ns1:coreProperties[1]/ns0:subject[1]" w:storeItemID="{6C3C8BC8-F283-45AE-878A-BAB7291924A1}"/>
                                     <w:text/>
                                   </w:sdtPr>
+                                  <w:sdtEndPr/>
                                   <w:sdtContent>
                                     <w:proofErr w:type="gramStart"/>
                                     <w:r>
@@ -4087,6 +4091,7 @@
                               <w:dataBinding w:prefixMappings="xmlns:ns0='http://purl.org/dc/elements/1.1/' xmlns:ns1='http://schemas.openxmlformats.org/package/2006/metadata/core-properties' " w:xpath="/ns1:coreProperties[1]/ns0:title[1]" w:storeItemID="{6C3C8BC8-F283-45AE-878A-BAB7291924A1}"/>
                               <w:text/>
                             </w:sdtPr>
+                            <w:sdtEndPr/>
                             <w:sdtContent>
                               <w:r>
                                 <w:rPr>
@@ -4119,6 +4124,7 @@
                               <w:dataBinding w:prefixMappings="xmlns:ns0='http://purl.org/dc/elements/1.1/' xmlns:ns1='http://schemas.openxmlformats.org/package/2006/metadata/core-properties' " w:xpath="/ns1:coreProperties[1]/ns0:subject[1]" w:storeItemID="{6C3C8BC8-F283-45AE-878A-BAB7291924A1}"/>
                               <w:text/>
                             </w:sdtPr>
+                            <w:sdtEndPr/>
                             <w:sdtContent>
                               <w:proofErr w:type="gramStart"/>
                               <w:r>
@@ -5488,6 +5494,7 @@
       </w:pPr>
       <w:r>
         <w:rPr>
+          <w:noProof/>
           <w:sz w:val="44"/>
           <w:szCs w:val="44"/>
         </w:rPr>
@@ -6955,93 +6962,19 @@
     <w:p/>
     <w:p/>
     <w:p/>
-    <w:p/>
     <w:p>
       <w:r>
         <w:rPr>
           <w:noProof/>
         </w:rPr>
-        <mc:AlternateContent>
-          <mc:Choice Requires="wps">
-            <w:drawing>
-              <wp:anchor distT="0" distB="0" distL="114300" distR="114300" simplePos="0" relativeHeight="251681792" behindDoc="0" locked="0" layoutInCell="1" allowOverlap="1" wp14:anchorId="79ED5CE9" wp14:editId="21010949">
-                <wp:simplePos x="0" y="0"/>
-                <wp:positionH relativeFrom="margin">
-                  <wp:align>center</wp:align>
-                </wp:positionH>
-                <wp:positionV relativeFrom="paragraph">
-                  <wp:posOffset>148590</wp:posOffset>
-                </wp:positionV>
-                <wp:extent cx="243840" cy="373380"/>
-                <wp:effectExtent l="19050" t="0" r="22860" b="45720"/>
-                <wp:wrapNone/>
-                <wp:docPr id="876787214" name="Arrow: Down 15"/>
-                <wp:cNvGraphicFramePr/>
-                <a:graphic xmlns:a="http://schemas.openxmlformats.org/drawingml/2006/main">
-                  <a:graphicData uri="http://schemas.microsoft.com/office/word/2010/wordprocessingShape">
-                    <wps:wsp>
-                      <wps:cNvSpPr/>
-                      <wps:spPr>
-                        <a:xfrm>
-                          <a:off x="0" y="0"/>
-                          <a:ext cx="243840" cy="373380"/>
-                        </a:xfrm>
-                        <a:prstGeom prst="downArrow">
-                          <a:avLst/>
-                        </a:prstGeom>
-                        <a:solidFill>
-                          <a:schemeClr val="accent3"/>
-                        </a:solidFill>
-                      </wps:spPr>
-                      <wps:style>
-                        <a:lnRef idx="2">
-                          <a:schemeClr val="accent1">
-                            <a:shade val="15000"/>
-                          </a:schemeClr>
-                        </a:lnRef>
-                        <a:fillRef idx="1">
-                          <a:schemeClr val="accent1"/>
-                        </a:fillRef>
-                        <a:effectRef idx="0">
-                          <a:schemeClr val="accent1"/>
-                        </a:effectRef>
-                        <a:fontRef idx="minor">
-                          <a:schemeClr val="lt1"/>
-                        </a:fontRef>
-                      </wps:style>
-                      <wps:bodyPr rot="0" spcFirstLastPara="0" vertOverflow="overflow" horzOverflow="overflow" vert="horz" wrap="square" lIns="91440" tIns="45720" rIns="91440" bIns="45720" numCol="1" spcCol="0" rtlCol="0" fromWordArt="0" anchor="ctr" anchorCtr="0" forceAA="0" compatLnSpc="1">
-                        <a:prstTxWarp prst="textNoShape">
-                          <a:avLst/>
-                        </a:prstTxWarp>
-                        <a:noAutofit/>
-                      </wps:bodyPr>
-                    </wps:wsp>
-                  </a:graphicData>
-                </a:graphic>
-              </wp:anchor>
-            </w:drawing>
-          </mc:Choice>
-          <mc:Fallback>
-            <w:pict>
-              <v:shape w14:anchorId="21813D92" id="Arrow: Down 15" o:spid="_x0000_s1026" type="#_x0000_t67" style="position:absolute;margin-left:0;margin-top:11.7pt;width:19.2pt;height:29.4pt;z-index:251681792;visibility:visible;mso-wrap-style:square;mso-wrap-distance-left:9pt;mso-wrap-distance-top:0;mso-wrap-distance-right:9pt;mso-wrap-distance-bottom:0;mso-position-horizontal:center;mso-position-horizontal-relative:margin;mso-position-vertical:absolute;mso-position-vertical-relative:text;v-text-anchor:middle" o:gfxdata="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" adj="14547" fillcolor="#196b24 [3206]" strokecolor="#030e13 [484]" strokeweight="1.5pt">
-                <w10:wrap anchorx="margin"/>
-              </v:shape>
-            </w:pict>
-          </mc:Fallback>
-        </mc:AlternateContent>
-      </w:r>
-      <w:r>
-        <w:rPr>
-          <w:noProof/>
-        </w:rPr>
         <w:drawing>
-          <wp:anchor distT="0" distB="0" distL="114300" distR="114300" simplePos="0" relativeHeight="251680768" behindDoc="0" locked="0" layoutInCell="1" allowOverlap="1" wp14:anchorId="1625CE1D" wp14:editId="2B6A9C6F">
+          <wp:anchor distT="0" distB="0" distL="114300" distR="114300" simplePos="0" relativeHeight="251680768" behindDoc="1" locked="0" layoutInCell="1" allowOverlap="1" wp14:anchorId="1625CE1D" wp14:editId="25FBB455">
             <wp:simplePos x="0" y="0"/>
             <wp:positionH relativeFrom="margin">
-              <wp:posOffset>-525780</wp:posOffset>
+              <wp:align>center</wp:align>
             </wp:positionH>
             <wp:positionV relativeFrom="page">
-              <wp:posOffset>6637020</wp:posOffset>
+              <wp:posOffset>6225540</wp:posOffset>
             </wp:positionV>
             <wp:extent cx="6789420" cy="3348990"/>
             <wp:effectExtent l="0" t="0" r="0" b="3810"/>
@@ -7090,6 +7023,78 @@
           </wp:anchor>
         </w:drawing>
       </w:r>
+    </w:p>
+    <w:p/>
+    <w:p/>
+    <w:p/>
+    <w:p/>
+    <w:p/>
+    <w:p/>
+    <w:p/>
+    <w:p/>
+    <w:p/>
+    <w:p/>
+    <w:p/>
+    <w:p/>
+    <w:p>
+      <w:pPr>
+        <w:pStyle w:val="Heading1"/>
+      </w:pPr>
+      <w:r>
+        <w:rPr>
+          <w:noProof/>
+        </w:rPr>
+        <w:lastRenderedPageBreak/>
+        <w:drawing>
+          <wp:anchor distT="0" distB="0" distL="114300" distR="114300" simplePos="0" relativeHeight="251681792" behindDoc="0" locked="0" layoutInCell="1" allowOverlap="1" wp14:anchorId="1956CC49" wp14:editId="32F27F85">
+            <wp:simplePos x="0" y="0"/>
+            <wp:positionH relativeFrom="margin">
+              <wp:align>left</wp:align>
+            </wp:positionH>
+            <wp:positionV relativeFrom="paragraph">
+              <wp:posOffset>434340</wp:posOffset>
+            </wp:positionV>
+            <wp:extent cx="5731510" cy="3081655"/>
+            <wp:effectExtent l="0" t="0" r="2540" b="4445"/>
+            <wp:wrapNone/>
+            <wp:docPr id="1529798601" name="Picture 37"/>
+            <wp:cNvGraphicFramePr>
+              <a:graphicFrameLocks xmlns:a="http://schemas.openxmlformats.org/drawingml/2006/main" noChangeAspect="1"/>
+            </wp:cNvGraphicFramePr>
+            <a:graphic xmlns:a="http://schemas.openxmlformats.org/drawingml/2006/main">
+              <a:graphicData uri="http://schemas.openxmlformats.org/drawingml/2006/picture">
+                <pic:pic xmlns:pic="http://schemas.openxmlformats.org/drawingml/2006/picture">
+                  <pic:nvPicPr>
+                    <pic:cNvPr id="1529798601" name="Picture 1529798601"/>
+                    <pic:cNvPicPr/>
+                  </pic:nvPicPr>
+                  <pic:blipFill>
+                    <a:blip r:embed="rId19">
+                      <a:extLst>
+                        <a:ext uri="{28A0092B-C50C-407E-A947-70E740481C1C}">
+                          <a14:useLocalDpi xmlns:a14="http://schemas.microsoft.com/office/drawing/2010/main" val="0"/>
+                        </a:ext>
+                      </a:extLst>
+                    </a:blip>
+                    <a:stretch>
+                      <a:fillRect/>
+                    </a:stretch>
+                  </pic:blipFill>
+                  <pic:spPr>
+                    <a:xfrm>
+                      <a:off x="0" y="0"/>
+                      <a:ext cx="5731510" cy="3081655"/>
+                    </a:xfrm>
+                    <a:prstGeom prst="rect">
+                      <a:avLst/>
+                    </a:prstGeom>
+                  </pic:spPr>
+                </pic:pic>
+              </a:graphicData>
+            </a:graphic>
+          </wp:anchor>
+        </w:drawing>
+      </w:r>
       <w:r>
         <w:rPr>
           <w:noProof/>
@@ -7097,13 +7102,13 @@
         <mc:AlternateContent>
           <mc:Choice Requires="wps">
             <w:drawing>
-              <wp:anchor distT="45720" distB="45720" distL="114300" distR="114300" simplePos="0" relativeHeight="251679744" behindDoc="0" locked="0" layoutInCell="1" allowOverlap="1" wp14:anchorId="403F1438" wp14:editId="3996CDED">
+              <wp:anchor distT="45720" distB="45720" distL="114300" distR="114300" simplePos="0" relativeHeight="251679744" behindDoc="0" locked="0" layoutInCell="1" allowOverlap="1" wp14:anchorId="403F1438" wp14:editId="227306B4">
                 <wp:simplePos x="0" y="0"/>
                 <wp:positionH relativeFrom="column">
-                  <wp:posOffset>3025140</wp:posOffset>
+                  <wp:posOffset>9258300</wp:posOffset>
                 </wp:positionH>
                 <wp:positionV relativeFrom="page">
-                  <wp:posOffset>3848100</wp:posOffset>
+                  <wp:posOffset>2697480</wp:posOffset>
                 </wp:positionV>
                 <wp:extent cx="2292350" cy="417195"/>
                 <wp:effectExtent l="0" t="0" r="0" b="1905"/>
@@ -7143,31 +7148,6 @@
                                 <w:bCs/>
                               </w:rPr>
                             </w:pPr>
-                            <w:proofErr w:type="spellStart"/>
-                            <w:proofErr w:type="gramStart"/>
-                            <w:r>
-                              <w:rPr>
-                                <w:b/>
-                                <w:bCs/>
-                              </w:rPr>
-                              <w:t>DataFrame</w:t>
-                            </w:r>
-                            <w:proofErr w:type="spellEnd"/>
-                            <w:r>
-                              <w:rPr>
-                                <w:b/>
-                                <w:bCs/>
-                              </w:rPr>
-                              <w:t>(</w:t>
-                            </w:r>
-                            <w:proofErr w:type="gramEnd"/>
-                            <w:r>
-                              <w:rPr>
-                                <w:b/>
-                                <w:bCs/>
-                              </w:rPr>
-                              <w:t>{</w:t>
-                            </w:r>
                           </w:p>
                         </w:txbxContent>
                       </wps:txbx>
@@ -7188,7 +7168,7 @@
           </mc:Choice>
           <mc:Fallback>
             <w:pict>
-              <v:shape w14:anchorId="403F1438" id="Text Box 2" o:spid="_x0000_s1060" type="#_x0000_t202" style="position:absolute;margin-left:238.2pt;margin-top:303pt;width:180.5pt;height:32.85pt;z-index:251679744;visibility:visible;mso-wrap-style:square;mso-width-percent:400;mso-height-percent:200;mso-wrap-distance-left:9pt;mso-wrap-distance-top:3.6pt;mso-wrap-distance-right:9pt;mso-wrap-distance-bottom:3.6pt;mso-position-horizontal:absolute;mso-position-horizontal-relative:text;mso-position-vertical:absolute;mso-position-vertical-relative:page;mso-width-percent:400;mso-height-percent:200;mso-width-relative:margin;mso-height-relative:margin;v-text-anchor:top" o:gfxdata="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" filled="f" stroked="f">
+              <v:shape w14:anchorId="403F1438" id="Text Box 2" o:spid="_x0000_s1060" type="#_x0000_t202" style="position:absolute;margin-left:729pt;margin-top:212.4pt;width:180.5pt;height:32.85pt;z-index:251679744;visibility:visible;mso-wrap-style:square;mso-width-percent:400;mso-height-percent:200;mso-wrap-distance-left:9pt;mso-wrap-distance-top:3.6pt;mso-wrap-distance-right:9pt;mso-wrap-distance-bottom:3.6pt;mso-position-horizontal:absolute;mso-position-horizontal-relative:text;mso-position-vertical:absolute;mso-position-vertical-relative:page;mso-width-percent:400;mso-height-percent:200;mso-width-relative:margin;mso-height-relative:margin;v-text-anchor:top" o:gfxdata="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" filled="f" stroked="f">
                 <v:textbox style="mso-fit-shape-to-text:t">
                   <w:txbxContent>
                     <w:p>
@@ -7198,31 +7178,6 @@
                           <w:bCs/>
                         </w:rPr>
                       </w:pPr>
-                      <w:proofErr w:type="spellStart"/>
-                      <w:proofErr w:type="gramStart"/>
-                      <w:r>
-                        <w:rPr>
-                          <w:b/>
-                          <w:bCs/>
-                        </w:rPr>
-                        <w:t>DataFrame</w:t>
-                      </w:r>
-                      <w:proofErr w:type="spellEnd"/>
-                      <w:r>
-                        <w:rPr>
-                          <w:b/>
-                          <w:bCs/>
-                        </w:rPr>
-                        <w:t>(</w:t>
-                      </w:r>
-                      <w:proofErr w:type="gramEnd"/>
-                      <w:r>
-                        <w:rPr>
-                          <w:b/>
-                          <w:bCs/>
-                        </w:rPr>
-                        <w:t>{</w:t>
-                      </w:r>
                     </w:p>
                   </w:txbxContent>
                 </v:textbox>
@@ -7233,40 +7188,5856 @@
         </mc:AlternateContent>
       </w:r>
       <w:r>
+        <w:t xml:space="preserve">Doctor’s </w:t>
+      </w:r>
+      <w:proofErr w:type="gramStart"/>
+      <w:r>
+        <w:t>portal :</w:t>
+      </w:r>
+      <w:proofErr w:type="gramEnd"/>
+      <w:r>
+        <w:t>-</w:t>
+      </w:r>
+    </w:p>
+    <w:p/>
+    <w:p/>
+    <w:p/>
+    <w:p/>
+    <w:p/>
+    <w:p/>
+    <w:p/>
+    <w:p/>
+    <w:p/>
+    <w:p/>
+    <w:p>
+      <w:r>
+        <w:t xml:space="preserve">Output of view </w:t>
+      </w:r>
+      <w:proofErr w:type="gramStart"/>
+      <w:r>
+        <w:t>doctors :</w:t>
+      </w:r>
+      <w:proofErr w:type="gramEnd"/>
+      <w:r>
+        <w:t xml:space="preserve">- </w:t>
+      </w:r>
+    </w:p>
+    <w:p>
+      <w:r>
         <w:rPr>
           <w:noProof/>
+        </w:rPr>
+        <w:drawing>
+          <wp:anchor distT="0" distB="0" distL="114300" distR="114300" simplePos="0" relativeHeight="251682816" behindDoc="1" locked="0" layoutInCell="1" allowOverlap="1" wp14:anchorId="40E0397F" wp14:editId="5CE04F8A">
+            <wp:simplePos x="0" y="0"/>
+            <wp:positionH relativeFrom="margin">
+              <wp:align>left</wp:align>
+            </wp:positionH>
+            <wp:positionV relativeFrom="page">
+              <wp:posOffset>4823460</wp:posOffset>
+            </wp:positionV>
+            <wp:extent cx="5731510" cy="6217920"/>
+            <wp:effectExtent l="0" t="0" r="2540" b="0"/>
+            <wp:wrapNone/>
+            <wp:docPr id="1555540974" name="Picture 39"/>
+            <wp:cNvGraphicFramePr>
+              <a:graphicFrameLocks xmlns:a="http://schemas.openxmlformats.org/drawingml/2006/main" noChangeAspect="1"/>
+            </wp:cNvGraphicFramePr>
+            <a:graphic xmlns:a="http://schemas.openxmlformats.org/drawingml/2006/main">
+              <a:graphicData uri="http://schemas.openxmlformats.org/drawingml/2006/picture">
+                <pic:pic xmlns:pic="http://schemas.openxmlformats.org/drawingml/2006/picture">
+                  <pic:nvPicPr>
+                    <pic:cNvPr id="1555540974" name="Picture 1555540974"/>
+                    <pic:cNvPicPr/>
+                  </pic:nvPicPr>
+                  <pic:blipFill rotWithShape="1">
+                    <a:blip r:embed="rId20">
+                      <a:extLst>
+                        <a:ext uri="{28A0092B-C50C-407E-A947-70E740481C1C}">
+                          <a14:useLocalDpi xmlns:a14="http://schemas.microsoft.com/office/drawing/2010/main" val="0"/>
+                        </a:ext>
+                      </a:extLst>
+                    </a:blip>
+                    <a:srcRect b="9366"/>
+                    <a:stretch>
+                      <a:fillRect/>
+                    </a:stretch>
+                  </pic:blipFill>
+                  <pic:spPr bwMode="auto">
+                    <a:xfrm>
+                      <a:off x="0" y="0"/>
+                      <a:ext cx="5731510" cy="6217920"/>
+                    </a:xfrm>
+                    <a:prstGeom prst="rect">
+                      <a:avLst/>
+                    </a:prstGeom>
+                    <a:ln>
+                      <a:noFill/>
+                    </a:ln>
+                    <a:extLst>
+                      <a:ext uri="{53640926-AAD7-44D8-BBD7-CCE9431645EC}">
+                        <a14:shadowObscured xmlns:a14="http://schemas.microsoft.com/office/drawing/2010/main"/>
+                      </a:ext>
+                    </a:extLst>
+                  </pic:spPr>
+                </pic:pic>
+              </a:graphicData>
+            </a:graphic>
+            <wp14:sizeRelV relativeFrom="margin">
+              <wp14:pctHeight>0</wp14:pctHeight>
+            </wp14:sizeRelV>
+          </wp:anchor>
+        </w:drawing>
+      </w:r>
+    </w:p>
+    <w:p>
+      <w:pPr>
+        <w:pStyle w:val="Heading1"/>
+      </w:pPr>
+    </w:p>
+    <w:p>
+      <w:pPr>
+        <w:pStyle w:val="Heading2"/>
+      </w:pPr>
+    </w:p>
+    <w:p>
+      <w:pPr>
+        <w:pStyle w:val="Heading1"/>
+      </w:pPr>
+    </w:p>
+    <w:p>
+      <w:pPr>
+        <w:pStyle w:val="Heading1"/>
+      </w:pPr>
+      <w:r>
+        <w:t xml:space="preserve">Table containing Doctors’ </w:t>
+      </w:r>
+      <w:proofErr w:type="gramStart"/>
+      <w:r>
+        <w:t>info :</w:t>
+      </w:r>
+      <w:proofErr w:type="gramEnd"/>
+      <w:r>
+        <w:t>-</w:t>
+      </w:r>
+    </w:p>
+    <w:p>
+      <w:r>
+        <w:rPr>
+          <w:noProof/>
+        </w:rPr>
+        <w:drawing>
+          <wp:inline distT="0" distB="0" distL="0" distR="0" wp14:anchorId="2C79E1CB" wp14:editId="117809D5">
+            <wp:extent cx="4563803" cy="4549140"/>
+            <wp:effectExtent l="0" t="0" r="8255" b="3810"/>
+            <wp:docPr id="1399291979" name="Picture 38"/>
+            <wp:cNvGraphicFramePr>
+              <a:graphicFrameLocks xmlns:a="http://schemas.openxmlformats.org/drawingml/2006/main" noChangeAspect="1"/>
+            </wp:cNvGraphicFramePr>
+            <a:graphic xmlns:a="http://schemas.openxmlformats.org/drawingml/2006/main">
+              <a:graphicData uri="http://schemas.openxmlformats.org/drawingml/2006/picture">
+                <pic:pic xmlns:pic="http://schemas.openxmlformats.org/drawingml/2006/picture">
+                  <pic:nvPicPr>
+                    <pic:cNvPr id="1399291979" name="Picture 1399291979"/>
+                    <pic:cNvPicPr/>
+                  </pic:nvPicPr>
+                  <pic:blipFill>
+                    <a:blip r:embed="rId21">
+                      <a:extLst>
+                        <a:ext uri="{28A0092B-C50C-407E-A947-70E740481C1C}">
+                          <a14:useLocalDpi xmlns:a14="http://schemas.microsoft.com/office/drawing/2010/main" val="0"/>
+                        </a:ext>
+                      </a:extLst>
+                    </a:blip>
+                    <a:stretch>
+                      <a:fillRect/>
+                    </a:stretch>
+                  </pic:blipFill>
+                  <pic:spPr>
+                    <a:xfrm>
+                      <a:off x="0" y="0"/>
+                      <a:ext cx="4563803" cy="4549140"/>
+                    </a:xfrm>
+                    <a:prstGeom prst="rect">
+                      <a:avLst/>
+                    </a:prstGeom>
+                  </pic:spPr>
+                </pic:pic>
+              </a:graphicData>
+            </a:graphic>
+          </wp:inline>
+        </w:drawing>
+      </w:r>
+    </w:p>
+    <w:p/>
+    <w:p/>
+    <w:p>
+      <w:r>
+        <w:br w:type="page"/>
+      </w:r>
+    </w:p>
+    <w:p>
+      <w:pPr>
+        <w:pStyle w:val="Heading1"/>
+      </w:pPr>
+      <w:r>
+        <w:rPr>
+          <w:noProof/>
+        </w:rPr>
+        <w:lastRenderedPageBreak/>
+        <w:drawing>
+          <wp:anchor distT="0" distB="0" distL="114300" distR="114300" simplePos="0" relativeHeight="251683840" behindDoc="0" locked="0" layoutInCell="1" allowOverlap="1" wp14:anchorId="6D1010F2" wp14:editId="58952D38">
+            <wp:simplePos x="0" y="0"/>
+            <wp:positionH relativeFrom="margin">
+              <wp:align>center</wp:align>
+            </wp:positionH>
+            <wp:positionV relativeFrom="paragraph">
+              <wp:posOffset>434340</wp:posOffset>
+            </wp:positionV>
+            <wp:extent cx="6456667" cy="3703320"/>
+            <wp:effectExtent l="0" t="0" r="1905" b="0"/>
+            <wp:wrapNone/>
+            <wp:docPr id="1136156142" name="Picture 40"/>
+            <wp:cNvGraphicFramePr>
+              <a:graphicFrameLocks xmlns:a="http://schemas.openxmlformats.org/drawingml/2006/main" noChangeAspect="1"/>
+            </wp:cNvGraphicFramePr>
+            <a:graphic xmlns:a="http://schemas.openxmlformats.org/drawingml/2006/main">
+              <a:graphicData uri="http://schemas.openxmlformats.org/drawingml/2006/picture">
+                <pic:pic xmlns:pic="http://schemas.openxmlformats.org/drawingml/2006/picture">
+                  <pic:nvPicPr>
+                    <pic:cNvPr id="1136156142" name="Picture 1136156142"/>
+                    <pic:cNvPicPr/>
+                  </pic:nvPicPr>
+                  <pic:blipFill>
+                    <a:blip r:embed="rId22" cstate="print">
+                      <a:extLst>
+                        <a:ext uri="{28A0092B-C50C-407E-A947-70E740481C1C}">
+                          <a14:useLocalDpi xmlns:a14="http://schemas.microsoft.com/office/drawing/2010/main" val="0"/>
+                        </a:ext>
+                      </a:extLst>
+                    </a:blip>
+                    <a:stretch>
+                      <a:fillRect/>
+                    </a:stretch>
+                  </pic:blipFill>
+                  <pic:spPr>
+                    <a:xfrm>
+                      <a:off x="0" y="0"/>
+                      <a:ext cx="6456667" cy="3703320"/>
+                    </a:xfrm>
+                    <a:prstGeom prst="rect">
+                      <a:avLst/>
+                    </a:prstGeom>
+                  </pic:spPr>
+                </pic:pic>
+              </a:graphicData>
+            </a:graphic>
+          </wp:anchor>
+        </w:drawing>
+      </w:r>
+      <w:r>
+        <w:t xml:space="preserve">Fetch doctors by </w:t>
+      </w:r>
+      <w:proofErr w:type="gramStart"/>
+      <w:r>
+        <w:t>department :</w:t>
+      </w:r>
+      <w:proofErr w:type="gramEnd"/>
+      <w:r>
+        <w:t xml:space="preserve">- </w:t>
+      </w:r>
+    </w:p>
+    <w:p/>
+    <w:p/>
+    <w:p/>
+    <w:p/>
+    <w:p/>
+    <w:p/>
+    <w:p/>
+    <w:p/>
+    <w:p/>
+    <w:p/>
+    <w:p/>
+    <w:p/>
+    <w:p/>
+    <w:p>
+      <w:r>
+        <w:rPr>
+          <w:noProof/>
+        </w:rPr>
+        <w:drawing>
+          <wp:anchor distT="0" distB="0" distL="114300" distR="114300" simplePos="0" relativeHeight="251684864" behindDoc="0" locked="0" layoutInCell="1" allowOverlap="1" wp14:anchorId="4E5D3516" wp14:editId="4F303D29">
+            <wp:simplePos x="0" y="0"/>
+            <wp:positionH relativeFrom="margin">
+              <wp:posOffset>-259080</wp:posOffset>
+            </wp:positionH>
+            <wp:positionV relativeFrom="paragraph">
+              <wp:posOffset>253365</wp:posOffset>
+            </wp:positionV>
+            <wp:extent cx="4579620" cy="4840605"/>
+            <wp:effectExtent l="0" t="0" r="0" b="0"/>
+            <wp:wrapNone/>
+            <wp:docPr id="1540488666" name="Picture 41"/>
+            <wp:cNvGraphicFramePr>
+              <a:graphicFrameLocks xmlns:a="http://schemas.openxmlformats.org/drawingml/2006/main" noChangeAspect="1"/>
+            </wp:cNvGraphicFramePr>
+            <a:graphic xmlns:a="http://schemas.openxmlformats.org/drawingml/2006/main">
+              <a:graphicData uri="http://schemas.openxmlformats.org/drawingml/2006/picture">
+                <pic:pic xmlns:pic="http://schemas.openxmlformats.org/drawingml/2006/picture">
+                  <pic:nvPicPr>
+                    <pic:cNvPr id="1540488666" name="Picture 1540488666"/>
+                    <pic:cNvPicPr/>
+                  </pic:nvPicPr>
+                  <pic:blipFill>
+                    <a:blip r:embed="rId23">
+                      <a:extLst>
+                        <a:ext uri="{28A0092B-C50C-407E-A947-70E740481C1C}">
+                          <a14:useLocalDpi xmlns:a14="http://schemas.microsoft.com/office/drawing/2010/main" val="0"/>
+                        </a:ext>
+                      </a:extLst>
+                    </a:blip>
+                    <a:stretch>
+                      <a:fillRect/>
+                    </a:stretch>
+                  </pic:blipFill>
+                  <pic:spPr>
+                    <a:xfrm>
+                      <a:off x="0" y="0"/>
+                      <a:ext cx="4579620" cy="4840605"/>
+                    </a:xfrm>
+                    <a:prstGeom prst="rect">
+                      <a:avLst/>
+                    </a:prstGeom>
+                  </pic:spPr>
+                </pic:pic>
+              </a:graphicData>
+            </a:graphic>
+            <wp14:sizeRelH relativeFrom="margin">
+              <wp14:pctWidth>0</wp14:pctWidth>
+            </wp14:sizeRelH>
+            <wp14:sizeRelV relativeFrom="margin">
+              <wp14:pctHeight>0</wp14:pctHeight>
+            </wp14:sizeRelV>
+          </wp:anchor>
+        </w:drawing>
+      </w:r>
+      <w:proofErr w:type="gramStart"/>
+      <w:r>
+        <w:t>Output :</w:t>
+      </w:r>
+      <w:proofErr w:type="gramEnd"/>
+      <w:r>
+        <w:t xml:space="preserve">- </w:t>
+      </w:r>
+    </w:p>
+    <w:p/>
+    <w:p/>
+    <w:p/>
+    <w:p/>
+    <w:p/>
+    <w:p/>
+    <w:p/>
+    <w:p/>
+    <w:p/>
+    <w:p/>
+    <w:p/>
+    <w:p/>
+    <w:p/>
+    <w:p>
+      <w:pPr>
+        <w:pStyle w:val="Heading1"/>
+      </w:pPr>
+      <w:proofErr w:type="gramStart"/>
+      <w:r>
+        <w:lastRenderedPageBreak/>
+        <w:t>Appointments :</w:t>
+      </w:r>
+      <w:proofErr w:type="gramEnd"/>
+      <w:r>
+        <w:t xml:space="preserve">- </w:t>
+      </w:r>
+    </w:p>
+    <w:p/>
+    <w:p/>
+    <w:p/>
+    <w:p/>
+    <w:p>
+      <w:pPr>
+        <w:pStyle w:val="ListParagraph"/>
+        <w:numPr>
+          <w:ilvl w:val="0"/>
+          <w:numId w:val="3"/>
+        </w:numPr>
+      </w:pPr>
+      <w:r>
+        <w:t xml:space="preserve">Book </w:t>
+      </w:r>
+      <w:proofErr w:type="gramStart"/>
+      <w:r>
+        <w:t>appointment :</w:t>
+      </w:r>
+      <w:proofErr w:type="gramEnd"/>
+      <w:r>
+        <w:t>-</w:t>
+      </w:r>
+    </w:p>
+    <w:p>
+      <w:pPr>
+        <w:pStyle w:val="ListParagraph"/>
+      </w:pPr>
+      <w:r>
+        <w:rPr>
+          <w:noProof/>
+        </w:rPr>
+        <w:drawing>
+          <wp:anchor distT="0" distB="0" distL="114300" distR="114300" simplePos="0" relativeHeight="251686912" behindDoc="0" locked="0" layoutInCell="1" allowOverlap="1" wp14:anchorId="191005B4" wp14:editId="7D4403FE">
+            <wp:simplePos x="0" y="0"/>
+            <wp:positionH relativeFrom="margin">
+              <wp:align>center</wp:align>
+            </wp:positionH>
+            <wp:positionV relativeFrom="page">
+              <wp:posOffset>3063291</wp:posOffset>
+            </wp:positionV>
+            <wp:extent cx="6764195" cy="1950720"/>
+            <wp:effectExtent l="0" t="0" r="0" b="0"/>
+            <wp:wrapNone/>
+            <wp:docPr id="798762544" name="Picture 43"/>
+            <wp:cNvGraphicFramePr>
+              <a:graphicFrameLocks xmlns:a="http://schemas.openxmlformats.org/drawingml/2006/main" noChangeAspect="1"/>
+            </wp:cNvGraphicFramePr>
+            <a:graphic xmlns:a="http://schemas.openxmlformats.org/drawingml/2006/main">
+              <a:graphicData uri="http://schemas.openxmlformats.org/drawingml/2006/picture">
+                <pic:pic xmlns:pic="http://schemas.openxmlformats.org/drawingml/2006/picture">
+                  <pic:nvPicPr>
+                    <pic:cNvPr id="798762544" name="Picture 798762544"/>
+                    <pic:cNvPicPr/>
+                  </pic:nvPicPr>
+                  <pic:blipFill>
+                    <a:blip r:embed="rId24">
+                      <a:extLst>
+                        <a:ext uri="{28A0092B-C50C-407E-A947-70E740481C1C}">
+                          <a14:useLocalDpi xmlns:a14="http://schemas.microsoft.com/office/drawing/2010/main" val="0"/>
+                        </a:ext>
+                      </a:extLst>
+                    </a:blip>
+                    <a:stretch>
+                      <a:fillRect/>
+                    </a:stretch>
+                  </pic:blipFill>
+                  <pic:spPr>
+                    <a:xfrm>
+                      <a:off x="0" y="0"/>
+                      <a:ext cx="6764195" cy="1950720"/>
+                    </a:xfrm>
+                    <a:prstGeom prst="rect">
+                      <a:avLst/>
+                    </a:prstGeom>
+                  </pic:spPr>
+                </pic:pic>
+              </a:graphicData>
+            </a:graphic>
+            <wp14:sizeRelH relativeFrom="margin">
+              <wp14:pctWidth>0</wp14:pctWidth>
+            </wp14:sizeRelH>
+            <wp14:sizeRelV relativeFrom="margin">
+              <wp14:pctHeight>0</wp14:pctHeight>
+            </wp14:sizeRelV>
+          </wp:anchor>
+        </w:drawing>
+      </w:r>
+    </w:p>
+    <w:p/>
+    <w:p/>
+    <w:p/>
+    <w:p/>
+    <w:p/>
+    <w:p/>
+    <w:p>
+      <w:r>
+        <w:rPr>
+          <w:noProof/>
+        </w:rPr>
+        <w:drawing>
+          <wp:anchor distT="0" distB="0" distL="114300" distR="114300" simplePos="0" relativeHeight="251685888" behindDoc="0" locked="0" layoutInCell="1" allowOverlap="1" wp14:anchorId="4DB16D1A" wp14:editId="1D6F7982">
+            <wp:simplePos x="0" y="0"/>
+            <wp:positionH relativeFrom="column">
+              <wp:posOffset>0</wp:posOffset>
+            </wp:positionH>
+            <wp:positionV relativeFrom="page">
+              <wp:posOffset>1325880</wp:posOffset>
+            </wp:positionV>
+            <wp:extent cx="5731510" cy="1019175"/>
+            <wp:effectExtent l="0" t="0" r="2540" b="9525"/>
+            <wp:wrapNone/>
+            <wp:docPr id="332988173" name="Picture 42"/>
+            <wp:cNvGraphicFramePr>
+              <a:graphicFrameLocks xmlns:a="http://schemas.openxmlformats.org/drawingml/2006/main" noChangeAspect="1"/>
+            </wp:cNvGraphicFramePr>
+            <a:graphic xmlns:a="http://schemas.openxmlformats.org/drawingml/2006/main">
+              <a:graphicData uri="http://schemas.openxmlformats.org/drawingml/2006/picture">
+                <pic:pic xmlns:pic="http://schemas.openxmlformats.org/drawingml/2006/picture">
+                  <pic:nvPicPr>
+                    <pic:cNvPr id="332988173" name="Picture 332988173"/>
+                    <pic:cNvPicPr/>
+                  </pic:nvPicPr>
+                  <pic:blipFill>
+                    <a:blip r:embed="rId25" cstate="print">
+                      <a:extLst>
+                        <a:ext uri="{28A0092B-C50C-407E-A947-70E740481C1C}">
+                          <a14:useLocalDpi xmlns:a14="http://schemas.microsoft.com/office/drawing/2010/main" val="0"/>
+                        </a:ext>
+                      </a:extLst>
+                    </a:blip>
+                    <a:stretch>
+                      <a:fillRect/>
+                    </a:stretch>
+                  </pic:blipFill>
+                  <pic:spPr>
+                    <a:xfrm>
+                      <a:off x="0" y="0"/>
+                      <a:ext cx="5731510" cy="1019175"/>
+                    </a:xfrm>
+                    <a:prstGeom prst="rect">
+                      <a:avLst/>
+                    </a:prstGeom>
+                  </pic:spPr>
+                </pic:pic>
+              </a:graphicData>
+            </a:graphic>
+          </wp:anchor>
+        </w:drawing>
+      </w:r>
+    </w:p>
+    <w:p>
+      <w:pPr>
+        <w:pStyle w:val="ListParagraph"/>
+        <w:numPr>
+          <w:ilvl w:val="0"/>
+          <w:numId w:val="1"/>
+        </w:numPr>
+      </w:pPr>
+      <w:r>
+        <w:t xml:space="preserve">Checks if user already have any </w:t>
+      </w:r>
+      <w:r>
+        <w:t xml:space="preserve">appointment or not </w:t>
+      </w:r>
+    </w:p>
+    <w:p>
+      <w:pPr>
+        <w:pStyle w:val="ListParagraph"/>
+        <w:numPr>
+          <w:ilvl w:val="0"/>
+          <w:numId w:val="1"/>
+        </w:numPr>
+      </w:pPr>
+      <w:r>
+        <w:t>Avoids double appointment by single user</w:t>
+      </w:r>
+    </w:p>
+    <w:p>
+      <w:pPr>
+        <w:pStyle w:val="ListParagraph"/>
+      </w:pPr>
+    </w:p>
+    <w:p>
+      <w:pPr>
+        <w:pStyle w:val="ListParagraph"/>
+        <w:numPr>
+          <w:ilvl w:val="0"/>
+          <w:numId w:val="3"/>
+        </w:numPr>
+        <w:rPr>
+          <w:sz w:val="32"/>
+          <w:szCs w:val="32"/>
+        </w:rPr>
+      </w:pPr>
+      <w:r>
+        <w:rPr>
+          <w:noProof/>
+        </w:rPr>
+        <w:drawing>
+          <wp:anchor distT="0" distB="0" distL="114300" distR="114300" simplePos="0" relativeHeight="251687936" behindDoc="0" locked="0" layoutInCell="1" allowOverlap="1" wp14:anchorId="1438C226" wp14:editId="494CAC01">
+            <wp:simplePos x="0" y="0"/>
+            <wp:positionH relativeFrom="column">
+              <wp:posOffset>-495300</wp:posOffset>
+            </wp:positionH>
+            <wp:positionV relativeFrom="page">
+              <wp:posOffset>6339840</wp:posOffset>
+            </wp:positionV>
+            <wp:extent cx="6797040" cy="3677149"/>
+            <wp:effectExtent l="0" t="0" r="3810" b="0"/>
+            <wp:wrapNone/>
+            <wp:docPr id="1028911160" name="Picture 44"/>
+            <wp:cNvGraphicFramePr>
+              <a:graphicFrameLocks xmlns:a="http://schemas.openxmlformats.org/drawingml/2006/main" noChangeAspect="1"/>
+            </wp:cNvGraphicFramePr>
+            <a:graphic xmlns:a="http://schemas.openxmlformats.org/drawingml/2006/main">
+              <a:graphicData uri="http://schemas.openxmlformats.org/drawingml/2006/picture">
+                <pic:pic xmlns:pic="http://schemas.openxmlformats.org/drawingml/2006/picture">
+                  <pic:nvPicPr>
+                    <pic:cNvPr id="1028911160" name="Picture 1028911160"/>
+                    <pic:cNvPicPr/>
+                  </pic:nvPicPr>
+                  <pic:blipFill>
+                    <a:blip r:embed="rId26" cstate="print">
+                      <a:extLst>
+                        <a:ext uri="{28A0092B-C50C-407E-A947-70E740481C1C}">
+                          <a14:useLocalDpi xmlns:a14="http://schemas.microsoft.com/office/drawing/2010/main" val="0"/>
+                        </a:ext>
+                      </a:extLst>
+                    </a:blip>
+                    <a:stretch>
+                      <a:fillRect/>
+                    </a:stretch>
+                  </pic:blipFill>
+                  <pic:spPr>
+                    <a:xfrm>
+                      <a:off x="0" y="0"/>
+                      <a:ext cx="6809990" cy="3684155"/>
+                    </a:xfrm>
+                    <a:prstGeom prst="rect">
+                      <a:avLst/>
+                    </a:prstGeom>
+                  </pic:spPr>
+                </pic:pic>
+              </a:graphicData>
+            </a:graphic>
+            <wp14:sizeRelH relativeFrom="margin">
+              <wp14:pctWidth>0</wp14:pctWidth>
+            </wp14:sizeRelH>
+            <wp14:sizeRelV relativeFrom="margin">
+              <wp14:pctHeight>0</wp14:pctHeight>
+            </wp14:sizeRelV>
+          </wp:anchor>
+        </w:drawing>
+      </w:r>
+      <w:proofErr w:type="spellStart"/>
+      <w:r>
+        <w:rPr>
+          <w:sz w:val="32"/>
+          <w:szCs w:val="32"/>
+        </w:rPr>
+        <w:t>Book_</w:t>
+      </w:r>
+      <w:proofErr w:type="gramStart"/>
+      <w:r>
+        <w:rPr>
+          <w:sz w:val="32"/>
+          <w:szCs w:val="32"/>
+        </w:rPr>
+        <w:t>appointment</w:t>
+      </w:r>
+      <w:proofErr w:type="spellEnd"/>
+      <w:r>
+        <w:rPr>
+          <w:sz w:val="32"/>
+          <w:szCs w:val="32"/>
+        </w:rPr>
+        <w:t>(</w:t>
+      </w:r>
+      <w:proofErr w:type="gramEnd"/>
+      <w:r>
+        <w:rPr>
+          <w:sz w:val="32"/>
+          <w:szCs w:val="32"/>
+        </w:rPr>
+        <w:t xml:space="preserve">) </w:t>
+      </w:r>
+      <w:proofErr w:type="gramStart"/>
+      <w:r>
+        <w:rPr>
+          <w:sz w:val="32"/>
+          <w:szCs w:val="32"/>
+        </w:rPr>
+        <w:t>function :</w:t>
+      </w:r>
+      <w:proofErr w:type="gramEnd"/>
+      <w:r>
+        <w:rPr>
+          <w:sz w:val="32"/>
+          <w:szCs w:val="32"/>
+        </w:rPr>
+        <w:t xml:space="preserve">- </w:t>
+      </w:r>
+    </w:p>
+    <w:p>
+      <w:pPr>
+        <w:pStyle w:val="ListParagraph"/>
+      </w:pPr>
+    </w:p>
+    <w:p>
+      <w:pPr>
+        <w:pStyle w:val="ListParagraph"/>
+      </w:pPr>
+    </w:p>
+    <w:p>
+      <w:pPr>
+        <w:pStyle w:val="ListParagraph"/>
+      </w:pPr>
+    </w:p>
+    <w:p>
+      <w:pPr>
+        <w:pStyle w:val="ListParagraph"/>
+      </w:pPr>
+    </w:p>
+    <w:p>
+      <w:pPr>
+        <w:pStyle w:val="ListParagraph"/>
+      </w:pPr>
+    </w:p>
+    <w:p>
+      <w:pPr>
+        <w:pStyle w:val="ListParagraph"/>
+      </w:pPr>
+    </w:p>
+    <w:p>
+      <w:pPr>
+        <w:pStyle w:val="ListParagraph"/>
+      </w:pPr>
+    </w:p>
+    <w:p>
+      <w:pPr>
+        <w:pStyle w:val="ListParagraph"/>
+      </w:pPr>
+    </w:p>
+    <w:p>
+      <w:pPr>
+        <w:pStyle w:val="ListParagraph"/>
+      </w:pPr>
+    </w:p>
+    <w:p>
+      <w:pPr>
+        <w:pStyle w:val="ListParagraph"/>
+      </w:pPr>
+    </w:p>
+    <w:p>
+      <w:pPr>
+        <w:pStyle w:val="ListParagraph"/>
+      </w:pPr>
+    </w:p>
+    <w:p>
+      <w:pPr>
+        <w:pStyle w:val="ListParagraph"/>
+      </w:pPr>
+    </w:p>
+    <w:p>
+      <w:pPr>
+        <w:pStyle w:val="ListParagraph"/>
+      </w:pPr>
+    </w:p>
+    <w:p>
+      <w:pPr>
+        <w:pStyle w:val="ListParagraph"/>
+      </w:pPr>
+    </w:p>
+    <w:p>
+      <w:pPr>
+        <w:pStyle w:val="ListParagraph"/>
+      </w:pPr>
+    </w:p>
+    <w:p>
+      <w:pPr>
+        <w:pStyle w:val="ListParagraph"/>
+      </w:pPr>
+    </w:p>
+    <w:p>
+      <w:pPr>
+        <w:pStyle w:val="ListParagraph"/>
+      </w:pPr>
+    </w:p>
+    <w:p>
+      <w:pPr>
+        <w:pStyle w:val="ListParagraph"/>
+      </w:pPr>
+    </w:p>
+    <w:p>
+      <w:pPr>
+        <w:pStyle w:val="ListParagraph"/>
+      </w:pPr>
+    </w:p>
+    <w:p>
+      <w:pPr>
+        <w:pStyle w:val="ListParagraph"/>
+      </w:pPr>
+    </w:p>
+    <w:p>
+      <w:pPr>
+        <w:pStyle w:val="ListParagraph"/>
+      </w:pPr>
+    </w:p>
+    <w:p>
+      <w:pPr>
+        <w:pStyle w:val="ListParagraph"/>
+      </w:pPr>
+    </w:p>
+    <w:p>
+      <w:pPr>
+        <w:pStyle w:val="ListParagraph"/>
+      </w:pPr>
+    </w:p>
+    <w:p>
+      <w:pPr>
+        <w:pStyle w:val="ListParagraph"/>
+      </w:pPr>
+    </w:p>
+    <w:p>
+      <w:pPr>
+        <w:pStyle w:val="ListParagraph"/>
+      </w:pPr>
+    </w:p>
+    <w:p>
+      <w:pPr>
+        <w:pStyle w:val="ListParagraph"/>
+      </w:pPr>
+    </w:p>
+    <w:p>
+      <w:pPr>
+        <w:pStyle w:val="ListParagraph"/>
+      </w:pPr>
+    </w:p>
+    <w:p>
+      <w:pPr>
+        <w:pStyle w:val="ListParagraph"/>
+      </w:pPr>
+    </w:p>
+    <w:p>
+      <w:pPr>
+        <w:pStyle w:val="ListParagraph"/>
+      </w:pPr>
+    </w:p>
+    <w:p>
+      <w:pPr>
+        <w:pStyle w:val="ListParagraph"/>
+      </w:pPr>
+    </w:p>
+    <w:p>
+      <w:pPr>
+        <w:pStyle w:val="ListParagraph"/>
+      </w:pPr>
+    </w:p>
+    <w:p>
+      <w:pPr>
+        <w:pStyle w:val="ListParagraph"/>
+      </w:pPr>
+    </w:p>
+    <w:p>
+      <w:pPr>
+        <w:pStyle w:val="ListParagraph"/>
+        <w:numPr>
+          <w:ilvl w:val="0"/>
+          <w:numId w:val="3"/>
+        </w:numPr>
+      </w:pPr>
+      <w:r>
+        <w:rPr>
+          <w:noProof/>
+        </w:rPr>
+        <w:drawing>
+          <wp:anchor distT="0" distB="0" distL="114300" distR="114300" simplePos="0" relativeHeight="251689984" behindDoc="0" locked="0" layoutInCell="1" allowOverlap="1" wp14:anchorId="5B3F7DBF" wp14:editId="02D0C541">
+            <wp:simplePos x="0" y="0"/>
+            <wp:positionH relativeFrom="column">
+              <wp:posOffset>-571500</wp:posOffset>
+            </wp:positionH>
+            <wp:positionV relativeFrom="page">
+              <wp:posOffset>4747260</wp:posOffset>
+            </wp:positionV>
+            <wp:extent cx="6676264" cy="1211580"/>
+            <wp:effectExtent l="0" t="0" r="0" b="7620"/>
+            <wp:wrapNone/>
+            <wp:docPr id="1567365497" name="Picture 1"/>
+            <wp:cNvGraphicFramePr>
+              <a:graphicFrameLocks xmlns:a="http://schemas.openxmlformats.org/drawingml/2006/main" noChangeAspect="1"/>
+            </wp:cNvGraphicFramePr>
+            <a:graphic xmlns:a="http://schemas.openxmlformats.org/drawingml/2006/main">
+              <a:graphicData uri="http://schemas.openxmlformats.org/drawingml/2006/picture">
+                <pic:pic xmlns:pic="http://schemas.openxmlformats.org/drawingml/2006/picture">
+                  <pic:nvPicPr>
+                    <pic:cNvPr id="1567365497" name=""/>
+                    <pic:cNvPicPr/>
+                  </pic:nvPicPr>
+                  <pic:blipFill>
+                    <a:blip r:embed="rId27">
+                      <a:extLst>
+                        <a:ext uri="{28A0092B-C50C-407E-A947-70E740481C1C}">
+                          <a14:useLocalDpi xmlns:a14="http://schemas.microsoft.com/office/drawing/2010/main" val="0"/>
+                        </a:ext>
+                      </a:extLst>
+                    </a:blip>
+                    <a:stretch>
+                      <a:fillRect/>
+                    </a:stretch>
+                  </pic:blipFill>
+                  <pic:spPr>
+                    <a:xfrm>
+                      <a:off x="0" y="0"/>
+                      <a:ext cx="6681176" cy="1212471"/>
+                    </a:xfrm>
+                    <a:prstGeom prst="rect">
+                      <a:avLst/>
+                    </a:prstGeom>
+                  </pic:spPr>
+                </pic:pic>
+              </a:graphicData>
+            </a:graphic>
+            <wp14:sizeRelH relativeFrom="margin">
+              <wp14:pctWidth>0</wp14:pctWidth>
+            </wp14:sizeRelH>
+            <wp14:sizeRelV relativeFrom="margin">
+              <wp14:pctHeight>0</wp14:pctHeight>
+            </wp14:sizeRelV>
+          </wp:anchor>
+        </w:drawing>
+      </w:r>
+      <w:r>
+        <w:rPr>
+          <w:noProof/>
+        </w:rPr>
+        <w:drawing>
+          <wp:anchor distT="0" distB="0" distL="114300" distR="114300" simplePos="0" relativeHeight="251688960" behindDoc="0" locked="0" layoutInCell="1" allowOverlap="1" wp14:anchorId="5E264F63" wp14:editId="42663AC9">
+            <wp:simplePos x="0" y="0"/>
+            <wp:positionH relativeFrom="column">
+              <wp:posOffset>-647700</wp:posOffset>
+            </wp:positionH>
+            <wp:positionV relativeFrom="page">
+              <wp:posOffset>289560</wp:posOffset>
+            </wp:positionV>
+            <wp:extent cx="7117338" cy="3962400"/>
+            <wp:effectExtent l="0" t="0" r="7620" b="0"/>
+            <wp:wrapNone/>
+            <wp:docPr id="1391083744" name="Picture 45"/>
+            <wp:cNvGraphicFramePr>
+              <a:graphicFrameLocks xmlns:a="http://schemas.openxmlformats.org/drawingml/2006/main" noChangeAspect="1"/>
+            </wp:cNvGraphicFramePr>
+            <a:graphic xmlns:a="http://schemas.openxmlformats.org/drawingml/2006/main">
+              <a:graphicData uri="http://schemas.openxmlformats.org/drawingml/2006/picture">
+                <pic:pic xmlns:pic="http://schemas.openxmlformats.org/drawingml/2006/picture">
+                  <pic:nvPicPr>
+                    <pic:cNvPr id="1391083744" name="Picture 1391083744"/>
+                    <pic:cNvPicPr/>
+                  </pic:nvPicPr>
+                  <pic:blipFill>
+                    <a:blip r:embed="rId28">
+                      <a:extLst>
+                        <a:ext uri="{28A0092B-C50C-407E-A947-70E740481C1C}">
+                          <a14:useLocalDpi xmlns:a14="http://schemas.microsoft.com/office/drawing/2010/main" val="0"/>
+                        </a:ext>
+                      </a:extLst>
+                    </a:blip>
+                    <a:stretch>
+                      <a:fillRect/>
+                    </a:stretch>
+                  </pic:blipFill>
+                  <pic:spPr>
+                    <a:xfrm>
+                      <a:off x="0" y="0"/>
+                      <a:ext cx="7124367" cy="3966313"/>
+                    </a:xfrm>
+                    <a:prstGeom prst="rect">
+                      <a:avLst/>
+                    </a:prstGeom>
+                  </pic:spPr>
+                </pic:pic>
+              </a:graphicData>
+            </a:graphic>
+            <wp14:sizeRelH relativeFrom="margin">
+              <wp14:pctWidth>0</wp14:pctWidth>
+            </wp14:sizeRelH>
+            <wp14:sizeRelV relativeFrom="margin">
+              <wp14:pctHeight>0</wp14:pctHeight>
+            </wp14:sizeRelV>
+          </wp:anchor>
+        </w:drawing>
+      </w:r>
+      <w:r>
+        <w:t xml:space="preserve">Table before booking </w:t>
+      </w:r>
+      <w:proofErr w:type="gramStart"/>
+      <w:r>
+        <w:t>appointment :</w:t>
+      </w:r>
+      <w:proofErr w:type="gramEnd"/>
+      <w:r>
+        <w:t>-</w:t>
+      </w:r>
+    </w:p>
+    <w:p>
+      <w:pPr>
+        <w:ind w:left="360"/>
+      </w:pPr>
+    </w:p>
+    <w:p>
+      <w:pPr>
+        <w:ind w:left="360"/>
+      </w:pPr>
+    </w:p>
+    <w:p>
+      <w:pPr>
+        <w:ind w:left="360"/>
+      </w:pPr>
+    </w:p>
+    <w:p>
+      <w:pPr>
+        <w:ind w:left="360"/>
+      </w:pPr>
+    </w:p>
+    <w:p>
+      <w:pPr>
+        <w:ind w:left="360"/>
+      </w:pPr>
+    </w:p>
+    <w:p>
+      <w:pPr>
+        <w:pStyle w:val="ListParagraph"/>
+        <w:numPr>
+          <w:ilvl w:val="0"/>
+          <w:numId w:val="3"/>
+        </w:numPr>
+      </w:pPr>
+      <w:r>
+        <w:rPr>
+          <w:noProof/>
+        </w:rPr>
+        <w:drawing>
+          <wp:anchor distT="0" distB="0" distL="114300" distR="114300" simplePos="0" relativeHeight="251691008" behindDoc="0" locked="0" layoutInCell="1" allowOverlap="1" wp14:anchorId="4F6A14CD" wp14:editId="14012935">
+            <wp:simplePos x="0" y="0"/>
+            <wp:positionH relativeFrom="margin">
+              <wp:posOffset>-91440</wp:posOffset>
+            </wp:positionH>
+            <wp:positionV relativeFrom="page">
+              <wp:align>bottom</wp:align>
+            </wp:positionV>
+            <wp:extent cx="5654040" cy="4195445"/>
+            <wp:effectExtent l="0" t="0" r="3810" b="0"/>
+            <wp:wrapNone/>
+            <wp:docPr id="1780980458" name="Picture 1"/>
+            <wp:cNvGraphicFramePr>
+              <a:graphicFrameLocks xmlns:a="http://schemas.openxmlformats.org/drawingml/2006/main" noChangeAspect="1"/>
+            </wp:cNvGraphicFramePr>
+            <a:graphic xmlns:a="http://schemas.openxmlformats.org/drawingml/2006/main">
+              <a:graphicData uri="http://schemas.openxmlformats.org/drawingml/2006/picture">
+                <pic:pic xmlns:pic="http://schemas.openxmlformats.org/drawingml/2006/picture">
+                  <pic:nvPicPr>
+                    <pic:cNvPr id="1780980458" name=""/>
+                    <pic:cNvPicPr/>
+                  </pic:nvPicPr>
+                  <pic:blipFill>
+                    <a:blip r:embed="rId29">
+                      <a:extLst>
+                        <a:ext uri="{28A0092B-C50C-407E-A947-70E740481C1C}">
+                          <a14:useLocalDpi xmlns:a14="http://schemas.microsoft.com/office/drawing/2010/main" val="0"/>
+                        </a:ext>
+                      </a:extLst>
+                    </a:blip>
+                    <a:stretch>
+                      <a:fillRect/>
+                    </a:stretch>
+                  </pic:blipFill>
+                  <pic:spPr>
+                    <a:xfrm>
+                      <a:off x="0" y="0"/>
+                      <a:ext cx="5654040" cy="4195445"/>
+                    </a:xfrm>
+                    <a:prstGeom prst="rect">
+                      <a:avLst/>
+                    </a:prstGeom>
+                  </pic:spPr>
+                </pic:pic>
+              </a:graphicData>
+            </a:graphic>
+            <wp14:sizeRelH relativeFrom="margin">
+              <wp14:pctWidth>0</wp14:pctWidth>
+            </wp14:sizeRelH>
+            <wp14:sizeRelV relativeFrom="margin">
+              <wp14:pctHeight>0</wp14:pctHeight>
+            </wp14:sizeRelV>
+          </wp:anchor>
+        </w:drawing>
+      </w:r>
+      <w:r>
+        <w:t xml:space="preserve">Terminal </w:t>
+      </w:r>
+      <w:proofErr w:type="gramStart"/>
+      <w:r>
+        <w:t>output :</w:t>
+      </w:r>
+      <w:proofErr w:type="gramEnd"/>
+      <w:r>
+        <w:t xml:space="preserve">- </w:t>
+      </w:r>
+    </w:p>
+    <w:p>
+      <w:pPr>
+        <w:pStyle w:val="ListParagraph"/>
+      </w:pPr>
+    </w:p>
+    <w:p>
+      <w:pPr>
+        <w:pStyle w:val="ListParagraph"/>
+      </w:pPr>
+    </w:p>
+    <w:p>
+      <w:pPr>
+        <w:pStyle w:val="ListParagraph"/>
+      </w:pPr>
+    </w:p>
+    <w:p>
+      <w:pPr>
+        <w:pStyle w:val="ListParagraph"/>
+      </w:pPr>
+    </w:p>
+    <w:p>
+      <w:pPr>
+        <w:pStyle w:val="ListParagraph"/>
+      </w:pPr>
+    </w:p>
+    <w:p>
+      <w:pPr>
+        <w:pStyle w:val="ListParagraph"/>
+      </w:pPr>
+    </w:p>
+    <w:p>
+      <w:pPr>
+        <w:pStyle w:val="ListParagraph"/>
+      </w:pPr>
+    </w:p>
+    <w:p>
+      <w:pPr>
+        <w:pStyle w:val="ListParagraph"/>
+      </w:pPr>
+    </w:p>
+    <w:p>
+      <w:pPr>
+        <w:pStyle w:val="ListParagraph"/>
+      </w:pPr>
+    </w:p>
+    <w:p>
+      <w:pPr>
+        <w:pStyle w:val="ListParagraph"/>
+      </w:pPr>
+    </w:p>
+    <w:p>
+      <w:pPr>
+        <w:pStyle w:val="ListParagraph"/>
+      </w:pPr>
+    </w:p>
+    <w:p>
+      <w:pPr>
+        <w:pStyle w:val="ListParagraph"/>
+      </w:pPr>
+    </w:p>
+    <w:p>
+      <w:pPr>
+        <w:pStyle w:val="ListParagraph"/>
+      </w:pPr>
+    </w:p>
+    <w:p>
+      <w:pPr>
+        <w:pStyle w:val="ListParagraph"/>
+      </w:pPr>
+    </w:p>
+    <w:p>
+      <w:pPr>
+        <w:pStyle w:val="ListParagraph"/>
+      </w:pPr>
+    </w:p>
+    <w:p>
+      <w:pPr>
+        <w:pStyle w:val="ListParagraph"/>
+      </w:pPr>
+    </w:p>
+    <w:p>
+      <w:pPr>
+        <w:pStyle w:val="ListParagraph"/>
+      </w:pPr>
+    </w:p>
+    <w:p>
+      <w:pPr>
+        <w:pStyle w:val="ListParagraph"/>
+      </w:pPr>
+    </w:p>
+    <w:p>
+      <w:pPr>
+        <w:pStyle w:val="ListParagraph"/>
+      </w:pPr>
+    </w:p>
+    <w:p>
+      <w:pPr>
+        <w:pStyle w:val="ListParagraph"/>
+      </w:pPr>
+    </w:p>
+    <w:p>
+      <w:pPr>
+        <w:pStyle w:val="ListParagraph"/>
+      </w:pPr>
+    </w:p>
+    <w:p>
+      <w:pPr>
+        <w:pStyle w:val="ListParagraph"/>
+      </w:pPr>
+    </w:p>
+    <w:p>
+      <w:pPr>
+        <w:pStyle w:val="ListParagraph"/>
+      </w:pPr>
+    </w:p>
+    <w:p>
+      <w:pPr>
+        <w:pStyle w:val="ListParagraph"/>
+        <w:numPr>
+          <w:ilvl w:val="0"/>
+          <w:numId w:val="3"/>
+        </w:numPr>
+        <w:ind w:left="1440" w:hanging="1080"/>
+      </w:pPr>
+      <w:r>
+        <w:rPr>
+          <w:noProof/>
+        </w:rPr>
+        <w:drawing>
+          <wp:anchor distT="0" distB="0" distL="114300" distR="114300" simplePos="0" relativeHeight="251693056" behindDoc="0" locked="0" layoutInCell="1" allowOverlap="1" wp14:anchorId="6B6FEC9F" wp14:editId="4A383BCB">
+            <wp:simplePos x="0" y="0"/>
+            <wp:positionH relativeFrom="column">
+              <wp:posOffset>-632460</wp:posOffset>
+            </wp:positionH>
+            <wp:positionV relativeFrom="page">
+              <wp:posOffset>2895600</wp:posOffset>
+            </wp:positionV>
+            <wp:extent cx="7001366" cy="1036320"/>
+            <wp:effectExtent l="0" t="0" r="9525" b="0"/>
+            <wp:wrapNone/>
+            <wp:docPr id="1941859711" name="Picture 1"/>
+            <wp:cNvGraphicFramePr>
+              <a:graphicFrameLocks xmlns:a="http://schemas.openxmlformats.org/drawingml/2006/main" noChangeAspect="1"/>
+            </wp:cNvGraphicFramePr>
+            <a:graphic xmlns:a="http://schemas.openxmlformats.org/drawingml/2006/main">
+              <a:graphicData uri="http://schemas.openxmlformats.org/drawingml/2006/picture">
+                <pic:pic xmlns:pic="http://schemas.openxmlformats.org/drawingml/2006/picture">
+                  <pic:nvPicPr>
+                    <pic:cNvPr id="1941859711" name=""/>
+                    <pic:cNvPicPr/>
+                  </pic:nvPicPr>
+                  <pic:blipFill>
+                    <a:blip r:embed="rId30">
+                      <a:extLst>
+                        <a:ext uri="{28A0092B-C50C-407E-A947-70E740481C1C}">
+                          <a14:useLocalDpi xmlns:a14="http://schemas.microsoft.com/office/drawing/2010/main" val="0"/>
+                        </a:ext>
+                      </a:extLst>
+                    </a:blip>
+                    <a:stretch>
+                      <a:fillRect/>
+                    </a:stretch>
+                  </pic:blipFill>
+                  <pic:spPr>
+                    <a:xfrm>
+                      <a:off x="0" y="0"/>
+                      <a:ext cx="7001366" cy="1036320"/>
+                    </a:xfrm>
+                    <a:prstGeom prst="rect">
+                      <a:avLst/>
+                    </a:prstGeom>
+                  </pic:spPr>
+                </pic:pic>
+              </a:graphicData>
+            </a:graphic>
+            <wp14:sizeRelH relativeFrom="margin">
+              <wp14:pctWidth>0</wp14:pctWidth>
+            </wp14:sizeRelH>
+            <wp14:sizeRelV relativeFrom="margin">
+              <wp14:pctHeight>0</wp14:pctHeight>
+            </wp14:sizeRelV>
+          </wp:anchor>
+        </w:drawing>
+      </w:r>
+      <w:r>
+        <w:rPr>
+          <w:noProof/>
+        </w:rPr>
+        <w:drawing>
+          <wp:anchor distT="0" distB="0" distL="114300" distR="114300" simplePos="0" relativeHeight="251692032" behindDoc="0" locked="0" layoutInCell="1" allowOverlap="1" wp14:anchorId="597C5EDC" wp14:editId="55036399">
+            <wp:simplePos x="0" y="0"/>
+            <wp:positionH relativeFrom="column">
+              <wp:posOffset>-632460</wp:posOffset>
+            </wp:positionH>
+            <wp:positionV relativeFrom="page">
+              <wp:posOffset>281940</wp:posOffset>
+            </wp:positionV>
+            <wp:extent cx="7010400" cy="2106382"/>
+            <wp:effectExtent l="0" t="0" r="0" b="8255"/>
+            <wp:wrapNone/>
+            <wp:docPr id="1388225629" name="Picture 1"/>
+            <wp:cNvGraphicFramePr>
+              <a:graphicFrameLocks xmlns:a="http://schemas.openxmlformats.org/drawingml/2006/main" noChangeAspect="1"/>
+            </wp:cNvGraphicFramePr>
+            <a:graphic xmlns:a="http://schemas.openxmlformats.org/drawingml/2006/main">
+              <a:graphicData uri="http://schemas.openxmlformats.org/drawingml/2006/picture">
+                <pic:pic xmlns:pic="http://schemas.openxmlformats.org/drawingml/2006/picture">
+                  <pic:nvPicPr>
+                    <pic:cNvPr id="1388225629" name=""/>
+                    <pic:cNvPicPr/>
+                  </pic:nvPicPr>
+                  <pic:blipFill>
+                    <a:blip r:embed="rId31">
+                      <a:extLst>
+                        <a:ext uri="{28A0092B-C50C-407E-A947-70E740481C1C}">
+                          <a14:useLocalDpi xmlns:a14="http://schemas.microsoft.com/office/drawing/2010/main" val="0"/>
+                        </a:ext>
+                      </a:extLst>
+                    </a:blip>
+                    <a:stretch>
+                      <a:fillRect/>
+                    </a:stretch>
+                  </pic:blipFill>
+                  <pic:spPr>
+                    <a:xfrm>
+                      <a:off x="0" y="0"/>
+                      <a:ext cx="7022302" cy="2109958"/>
+                    </a:xfrm>
+                    <a:prstGeom prst="rect">
+                      <a:avLst/>
+                    </a:prstGeom>
+                  </pic:spPr>
+                </pic:pic>
+              </a:graphicData>
+            </a:graphic>
+            <wp14:sizeRelH relativeFrom="margin">
+              <wp14:pctWidth>0</wp14:pctWidth>
+            </wp14:sizeRelH>
+            <wp14:sizeRelV relativeFrom="margin">
+              <wp14:pctHeight>0</wp14:pctHeight>
+            </wp14:sizeRelV>
+          </wp:anchor>
+        </w:drawing>
+      </w:r>
+      <w:r>
+        <w:t xml:space="preserve">Tables after booking </w:t>
+      </w:r>
+      <w:proofErr w:type="gramStart"/>
+      <w:r>
+        <w:t>appointment  :</w:t>
+      </w:r>
+      <w:proofErr w:type="gramEnd"/>
+      <w:r>
+        <w:t>-</w:t>
+      </w:r>
+    </w:p>
+    <w:p/>
+    <w:p/>
+    <w:p/>
+    <w:p/>
+    <w:p>
+      <w:pPr>
+        <w:pStyle w:val="Heading1"/>
+        <w:rPr>
+          <w:lang w:val="en-US"/>
+        </w:rPr>
+      </w:pPr>
+      <w:r>
+        <w:rPr>
+          <w:noProof/>
+          <w:lang w:val="en-US"/>
+        </w:rPr>
+        <w:drawing>
+          <wp:anchor distT="0" distB="0" distL="114300" distR="114300" simplePos="0" relativeHeight="251694080" behindDoc="0" locked="0" layoutInCell="1" allowOverlap="1" wp14:anchorId="0936F73F" wp14:editId="78D1EE03">
+            <wp:simplePos x="0" y="0"/>
+            <wp:positionH relativeFrom="column">
+              <wp:posOffset>-441960</wp:posOffset>
+            </wp:positionH>
+            <wp:positionV relativeFrom="page">
+              <wp:posOffset>4762500</wp:posOffset>
+            </wp:positionV>
+            <wp:extent cx="6674624" cy="4655820"/>
+            <wp:effectExtent l="0" t="0" r="0" b="0"/>
+            <wp:wrapNone/>
+            <wp:docPr id="553717831" name="Picture 1"/>
+            <wp:cNvGraphicFramePr>
+              <a:graphicFrameLocks xmlns:a="http://schemas.openxmlformats.org/drawingml/2006/main" noChangeAspect="1"/>
+            </wp:cNvGraphicFramePr>
+            <a:graphic xmlns:a="http://schemas.openxmlformats.org/drawingml/2006/main">
+              <a:graphicData uri="http://schemas.openxmlformats.org/drawingml/2006/picture">
+                <pic:pic xmlns:pic="http://schemas.openxmlformats.org/drawingml/2006/picture">
+                  <pic:nvPicPr>
+                    <pic:cNvPr id="553717831" name=""/>
+                    <pic:cNvPicPr/>
+                  </pic:nvPicPr>
+                  <pic:blipFill>
+                    <a:blip r:embed="rId32">
+                      <a:extLst>
+                        <a:ext uri="{28A0092B-C50C-407E-A947-70E740481C1C}">
+                          <a14:useLocalDpi xmlns:a14="http://schemas.microsoft.com/office/drawing/2010/main" val="0"/>
+                        </a:ext>
+                      </a:extLst>
+                    </a:blip>
+                    <a:stretch>
+                      <a:fillRect/>
+                    </a:stretch>
+                  </pic:blipFill>
+                  <pic:spPr>
+                    <a:xfrm>
+                      <a:off x="0" y="0"/>
+                      <a:ext cx="6678787" cy="4658724"/>
+                    </a:xfrm>
+                    <a:prstGeom prst="rect">
+                      <a:avLst/>
+                    </a:prstGeom>
+                  </pic:spPr>
+                </pic:pic>
+              </a:graphicData>
+            </a:graphic>
+            <wp14:sizeRelH relativeFrom="margin">
+              <wp14:pctWidth>0</wp14:pctWidth>
+            </wp14:sizeRelH>
+            <wp14:sizeRelV relativeFrom="margin">
+              <wp14:pctHeight>0</wp14:pctHeight>
+            </wp14:sizeRelV>
+          </wp:anchor>
+        </w:drawing>
+      </w:r>
+      <w:r>
+        <w:rPr>
+          <w:lang w:val="en-US"/>
+        </w:rPr>
+        <w:t xml:space="preserve">View </w:t>
+      </w:r>
+      <w:proofErr w:type="gramStart"/>
+      <w:r>
+        <w:rPr>
+          <w:lang w:val="en-US"/>
+        </w:rPr>
+        <w:t>appointment  feature :-</w:t>
+      </w:r>
+      <w:proofErr w:type="gramEnd"/>
+    </w:p>
+    <w:p>
+      <w:pPr>
+        <w:rPr>
+          <w:lang w:val="en-US"/>
+        </w:rPr>
+      </w:pPr>
+    </w:p>
+    <w:p>
+      <w:pPr>
+        <w:rPr>
+          <w:lang w:val="en-US"/>
+        </w:rPr>
+      </w:pPr>
+    </w:p>
+    <w:p>
+      <w:pPr>
+        <w:rPr>
+          <w:lang w:val="en-US"/>
+        </w:rPr>
+      </w:pPr>
+    </w:p>
+    <w:p>
+      <w:pPr>
+        <w:rPr>
+          <w:lang w:val="en-US"/>
+        </w:rPr>
+      </w:pPr>
+    </w:p>
+    <w:p>
+      <w:pPr>
+        <w:rPr>
+          <w:lang w:val="en-US"/>
+        </w:rPr>
+      </w:pPr>
+    </w:p>
+    <w:p>
+      <w:pPr>
+        <w:rPr>
+          <w:lang w:val="en-US"/>
+        </w:rPr>
+      </w:pPr>
+    </w:p>
+    <w:p>
+      <w:pPr>
+        <w:rPr>
+          <w:lang w:val="en-US"/>
+        </w:rPr>
+      </w:pPr>
+    </w:p>
+    <w:p>
+      <w:pPr>
+        <w:rPr>
+          <w:lang w:val="en-US"/>
+        </w:rPr>
+      </w:pPr>
+    </w:p>
+    <w:p>
+      <w:pPr>
+        <w:rPr>
+          <w:lang w:val="en-US"/>
+        </w:rPr>
+      </w:pPr>
+    </w:p>
+    <w:p>
+      <w:pPr>
+        <w:rPr>
+          <w:lang w:val="en-US"/>
+        </w:rPr>
+      </w:pPr>
+    </w:p>
+    <w:p>
+      <w:pPr>
+        <w:rPr>
+          <w:lang w:val="en-US"/>
+        </w:rPr>
+      </w:pPr>
+    </w:p>
+    <w:p>
+      <w:pPr>
+        <w:rPr>
+          <w:lang w:val="en-US"/>
+        </w:rPr>
+      </w:pPr>
+    </w:p>
+    <w:p>
+      <w:pPr>
+        <w:rPr>
+          <w:lang w:val="en-US"/>
+        </w:rPr>
+      </w:pPr>
+    </w:p>
+    <w:p>
+      <w:pPr>
+        <w:rPr>
+          <w:lang w:val="en-US"/>
+        </w:rPr>
+      </w:pPr>
+    </w:p>
+    <w:p>
+      <w:pPr>
+        <w:rPr>
+          <w:lang w:val="en-US"/>
+        </w:rPr>
+      </w:pPr>
+    </w:p>
+    <w:p>
+      <w:pPr>
+        <w:rPr>
+          <w:lang w:val="en-US"/>
+        </w:rPr>
+      </w:pPr>
+    </w:p>
+    <w:p>
+      <w:pPr>
+        <w:pStyle w:val="ListParagraph"/>
+        <w:numPr>
+          <w:ilvl w:val="0"/>
+          <w:numId w:val="3"/>
+        </w:numPr>
+        <w:rPr>
+          <w:lang w:val="en-US"/>
+        </w:rPr>
+      </w:pPr>
+      <w:proofErr w:type="gramStart"/>
+      <w:r>
+        <w:rPr>
+          <w:lang w:val="en-US"/>
+        </w:rPr>
+        <w:lastRenderedPageBreak/>
+        <w:t>Output :</w:t>
+      </w:r>
+      <w:proofErr w:type="gramEnd"/>
+      <w:r>
+        <w:rPr>
+          <w:lang w:val="en-US"/>
+        </w:rPr>
+        <w:t>-</w:t>
+      </w:r>
+    </w:p>
+    <w:p>
+      <w:pPr>
+        <w:pStyle w:val="ListParagraph"/>
+        <w:rPr>
+          <w:lang w:val="en-US"/>
+        </w:rPr>
+      </w:pPr>
+    </w:p>
+    <w:p>
+      <w:pPr>
+        <w:pStyle w:val="ListParagraph"/>
+        <w:rPr>
+          <w:lang w:val="en-US"/>
+        </w:rPr>
+      </w:pPr>
+    </w:p>
+    <w:p>
+      <w:pPr>
+        <w:pStyle w:val="ListParagraph"/>
+        <w:rPr>
+          <w:lang w:val="en-US"/>
+        </w:rPr>
+      </w:pPr>
+    </w:p>
+    <w:p>
+      <w:pPr>
+        <w:pStyle w:val="ListParagraph"/>
+        <w:rPr>
+          <w:lang w:val="en-US"/>
+        </w:rPr>
+      </w:pPr>
+    </w:p>
+    <w:p>
+      <w:pPr>
+        <w:pStyle w:val="ListParagraph"/>
+        <w:rPr>
+          <w:lang w:val="en-US"/>
+        </w:rPr>
+      </w:pPr>
+    </w:p>
+    <w:p>
+      <w:pPr>
+        <w:pStyle w:val="ListParagraph"/>
+        <w:rPr>
+          <w:lang w:val="en-US"/>
+        </w:rPr>
+      </w:pPr>
+    </w:p>
+    <w:p>
+      <w:pPr>
+        <w:pStyle w:val="ListParagraph"/>
+        <w:rPr>
+          <w:lang w:val="en-US"/>
+        </w:rPr>
+      </w:pPr>
+    </w:p>
+    <w:p>
+      <w:pPr>
+        <w:pStyle w:val="ListParagraph"/>
+        <w:rPr>
+          <w:lang w:val="en-US"/>
+        </w:rPr>
+      </w:pPr>
+    </w:p>
+    <w:p>
+      <w:pPr>
+        <w:pStyle w:val="ListParagraph"/>
+        <w:rPr>
+          <w:lang w:val="en-US"/>
+        </w:rPr>
+      </w:pPr>
+    </w:p>
+    <w:p>
+      <w:pPr>
+        <w:pStyle w:val="ListParagraph"/>
+        <w:rPr>
+          <w:lang w:val="en-US"/>
+        </w:rPr>
+      </w:pPr>
+    </w:p>
+    <w:p>
+      <w:pPr>
+        <w:pStyle w:val="ListParagraph"/>
+        <w:rPr>
+          <w:lang w:val="en-US"/>
+        </w:rPr>
+      </w:pPr>
+    </w:p>
+    <w:p>
+      <w:pPr>
+        <w:pStyle w:val="ListParagraph"/>
+        <w:rPr>
+          <w:lang w:val="en-US"/>
+        </w:rPr>
+      </w:pPr>
+    </w:p>
+    <w:p>
+      <w:pPr>
+        <w:pStyle w:val="ListParagraph"/>
+        <w:rPr>
+          <w:lang w:val="en-US"/>
+        </w:rPr>
+      </w:pPr>
+    </w:p>
+    <w:p>
+      <w:pPr>
+        <w:pStyle w:val="ListParagraph"/>
+        <w:rPr>
+          <w:lang w:val="en-US"/>
+        </w:rPr>
+      </w:pPr>
+    </w:p>
+    <w:p>
+      <w:pPr>
+        <w:pStyle w:val="ListParagraph"/>
+        <w:rPr>
+          <w:lang w:val="en-US"/>
+        </w:rPr>
+      </w:pPr>
+    </w:p>
+    <w:p>
+      <w:pPr>
+        <w:pStyle w:val="ListParagraph"/>
+        <w:numPr>
+          <w:ilvl w:val="0"/>
+          <w:numId w:val="1"/>
+        </w:numPr>
+        <w:rPr>
+          <w:lang w:val="en-US"/>
+        </w:rPr>
+      </w:pPr>
+      <w:r>
+        <w:rPr>
+          <w:noProof/>
+          <w:lang w:val="en-US"/>
+        </w:rPr>
+        <w:drawing>
+          <wp:anchor distT="0" distB="0" distL="114300" distR="114300" simplePos="0" relativeHeight="251695104" behindDoc="0" locked="0" layoutInCell="1" allowOverlap="1" wp14:anchorId="2F70A2F7" wp14:editId="4A8FD356">
+            <wp:simplePos x="0" y="0"/>
+            <wp:positionH relativeFrom="margin">
+              <wp:align>left</wp:align>
+            </wp:positionH>
+            <wp:positionV relativeFrom="page">
+              <wp:posOffset>1249680</wp:posOffset>
+            </wp:positionV>
+            <wp:extent cx="5731510" cy="3030855"/>
+            <wp:effectExtent l="0" t="0" r="2540" b="0"/>
+            <wp:wrapNone/>
+            <wp:docPr id="2080481184" name="Picture 1"/>
+            <wp:cNvGraphicFramePr>
+              <a:graphicFrameLocks xmlns:a="http://schemas.openxmlformats.org/drawingml/2006/main" noChangeAspect="1"/>
+            </wp:cNvGraphicFramePr>
+            <a:graphic xmlns:a="http://schemas.openxmlformats.org/drawingml/2006/main">
+              <a:graphicData uri="http://schemas.openxmlformats.org/drawingml/2006/picture">
+                <pic:pic xmlns:pic="http://schemas.openxmlformats.org/drawingml/2006/picture">
+                  <pic:nvPicPr>
+                    <pic:cNvPr id="2080481184" name=""/>
+                    <pic:cNvPicPr/>
+                  </pic:nvPicPr>
+                  <pic:blipFill>
+                    <a:blip r:embed="rId33">
+                      <a:extLst>
+                        <a:ext uri="{28A0092B-C50C-407E-A947-70E740481C1C}">
+                          <a14:useLocalDpi xmlns:a14="http://schemas.microsoft.com/office/drawing/2010/main" val="0"/>
+                        </a:ext>
+                      </a:extLst>
+                    </a:blip>
+                    <a:stretch>
+                      <a:fillRect/>
+                    </a:stretch>
+                  </pic:blipFill>
+                  <pic:spPr>
+                    <a:xfrm>
+                      <a:off x="0" y="0"/>
+                      <a:ext cx="5731510" cy="3030855"/>
+                    </a:xfrm>
+                    <a:prstGeom prst="rect">
+                      <a:avLst/>
+                    </a:prstGeom>
+                  </pic:spPr>
+                </pic:pic>
+              </a:graphicData>
+            </a:graphic>
+          </wp:anchor>
+        </w:drawing>
+      </w:r>
+      <w:r>
+        <w:rPr>
+          <w:lang w:val="en-US"/>
+        </w:rPr>
+        <w:t xml:space="preserve">data fetched from database table </w:t>
+      </w:r>
+    </w:p>
+    <w:p>
+      <w:pPr>
+        <w:pStyle w:val="ListParagraph"/>
+        <w:rPr>
+          <w:lang w:val="en-US"/>
+        </w:rPr>
+      </w:pPr>
+    </w:p>
+    <w:p>
+      <w:pPr>
+        <w:pStyle w:val="Heading2"/>
+        <w:rPr>
+          <w:lang w:val="en-US"/>
+        </w:rPr>
+      </w:pPr>
+      <w:r>
+        <w:rPr>
+          <w:lang w:val="en-US"/>
+        </w:rPr>
+        <w:t xml:space="preserve">cancel appointment </w:t>
+      </w:r>
+      <w:proofErr w:type="gramStart"/>
+      <w:r>
+        <w:rPr>
+          <w:lang w:val="en-US"/>
+        </w:rPr>
+        <w:t>feature :</w:t>
+      </w:r>
+      <w:proofErr w:type="gramEnd"/>
+      <w:r>
+        <w:rPr>
+          <w:lang w:val="en-US"/>
+        </w:rPr>
+        <w:t xml:space="preserve">- </w:t>
+      </w:r>
+    </w:p>
+    <w:p>
+      <w:pPr>
+        <w:rPr>
+          <w:lang w:val="en-US"/>
+        </w:rPr>
+      </w:pPr>
+      <w:r>
+        <w:rPr>
+          <w:noProof/>
+          <w:lang w:val="en-US"/>
+        </w:rPr>
+        <w:drawing>
+          <wp:inline distT="0" distB="0" distL="0" distR="0" wp14:anchorId="01E08A2D" wp14:editId="1E21A12A">
+            <wp:extent cx="5349704" cy="3223539"/>
+            <wp:effectExtent l="0" t="0" r="3810" b="0"/>
+            <wp:docPr id="1580418120" name="Picture 1"/>
+            <wp:cNvGraphicFramePr>
+              <a:graphicFrameLocks xmlns:a="http://schemas.openxmlformats.org/drawingml/2006/main" noChangeAspect="1"/>
+            </wp:cNvGraphicFramePr>
+            <a:graphic xmlns:a="http://schemas.openxmlformats.org/drawingml/2006/main">
+              <a:graphicData uri="http://schemas.openxmlformats.org/drawingml/2006/picture">
+                <pic:pic xmlns:pic="http://schemas.openxmlformats.org/drawingml/2006/picture">
+                  <pic:nvPicPr>
+                    <pic:cNvPr id="1580418120" name=""/>
+                    <pic:cNvPicPr/>
+                  </pic:nvPicPr>
+                  <pic:blipFill>
+                    <a:blip r:embed="rId34"/>
+                    <a:stretch>
+                      <a:fillRect/>
+                    </a:stretch>
+                  </pic:blipFill>
+                  <pic:spPr>
+                    <a:xfrm>
+                      <a:off x="0" y="0"/>
+                      <a:ext cx="5349704" cy="3223539"/>
+                    </a:xfrm>
+                    <a:prstGeom prst="rect">
+                      <a:avLst/>
+                    </a:prstGeom>
+                  </pic:spPr>
+                </pic:pic>
+              </a:graphicData>
+            </a:graphic>
+          </wp:inline>
+        </w:drawing>
+      </w:r>
+    </w:p>
+    <w:p>
+      <w:pPr>
+        <w:rPr>
+          <w:lang w:val="en-US"/>
+        </w:rPr>
+      </w:pPr>
+    </w:p>
+    <w:p>
+      <w:pPr>
+        <w:rPr>
+          <w:lang w:val="en-US"/>
+        </w:rPr>
+      </w:pPr>
+    </w:p>
+    <w:p>
+      <w:pPr>
+        <w:rPr>
+          <w:lang w:val="en-US"/>
+        </w:rPr>
+      </w:pPr>
+    </w:p>
+    <w:p>
+      <w:pPr>
+        <w:rPr>
+          <w:lang w:val="en-US"/>
+        </w:rPr>
+      </w:pPr>
+    </w:p>
+    <w:p>
+      <w:pPr>
+        <w:pStyle w:val="ListParagraph"/>
+        <w:numPr>
+          <w:ilvl w:val="0"/>
+          <w:numId w:val="3"/>
+        </w:numPr>
+        <w:rPr>
+          <w:lang w:val="en-US"/>
+        </w:rPr>
+      </w:pPr>
+      <w:r>
+        <w:rPr>
+          <w:lang w:val="en-US"/>
+        </w:rPr>
+        <w:lastRenderedPageBreak/>
+        <w:t xml:space="preserve">Code of cancel appointment </w:t>
+      </w:r>
+      <w:proofErr w:type="gramStart"/>
+      <w:r>
+        <w:rPr>
+          <w:lang w:val="en-US"/>
+        </w:rPr>
+        <w:t>feature :</w:t>
+      </w:r>
+      <w:proofErr w:type="gramEnd"/>
+      <w:r>
+        <w:rPr>
+          <w:lang w:val="en-US"/>
+        </w:rPr>
+        <w:t>-</w:t>
+      </w:r>
+    </w:p>
+    <w:p>
+      <w:pPr>
+        <w:pStyle w:val="ListParagraph"/>
+        <w:rPr>
+          <w:lang w:val="en-US"/>
+        </w:rPr>
+      </w:pPr>
+    </w:p>
+    <w:p>
+      <w:pPr>
+        <w:pStyle w:val="ListParagraph"/>
+        <w:rPr>
+          <w:lang w:val="en-US"/>
+        </w:rPr>
+      </w:pPr>
+    </w:p>
+    <w:p>
+      <w:pPr>
+        <w:pStyle w:val="ListParagraph"/>
+        <w:rPr>
+          <w:lang w:val="en-US"/>
+        </w:rPr>
+      </w:pPr>
+    </w:p>
+    <w:p>
+      <w:pPr>
+        <w:pStyle w:val="ListParagraph"/>
+        <w:rPr>
+          <w:lang w:val="en-US"/>
+        </w:rPr>
+      </w:pPr>
+    </w:p>
+    <w:p>
+      <w:pPr>
+        <w:pStyle w:val="ListParagraph"/>
+        <w:rPr>
+          <w:lang w:val="en-US"/>
+        </w:rPr>
+      </w:pPr>
+    </w:p>
+    <w:p>
+      <w:pPr>
+        <w:pStyle w:val="ListParagraph"/>
+        <w:rPr>
+          <w:lang w:val="en-US"/>
+        </w:rPr>
+      </w:pPr>
+    </w:p>
+    <w:p>
+      <w:pPr>
+        <w:pStyle w:val="ListParagraph"/>
+        <w:rPr>
+          <w:lang w:val="en-US"/>
+        </w:rPr>
+      </w:pPr>
+    </w:p>
+    <w:p>
+      <w:pPr>
+        <w:pStyle w:val="ListParagraph"/>
+        <w:rPr>
+          <w:lang w:val="en-US"/>
+        </w:rPr>
+      </w:pPr>
+    </w:p>
+    <w:p>
+      <w:pPr>
+        <w:pStyle w:val="ListParagraph"/>
+        <w:rPr>
+          <w:lang w:val="en-US"/>
+        </w:rPr>
+      </w:pPr>
+    </w:p>
+    <w:p>
+      <w:pPr>
+        <w:pStyle w:val="ListParagraph"/>
+        <w:rPr>
+          <w:lang w:val="en-US"/>
+        </w:rPr>
+      </w:pPr>
+    </w:p>
+    <w:p>
+      <w:pPr>
+        <w:pStyle w:val="ListParagraph"/>
+        <w:rPr>
+          <w:lang w:val="en-US"/>
+        </w:rPr>
+      </w:pPr>
+    </w:p>
+    <w:p>
+      <w:pPr>
+        <w:pStyle w:val="ListParagraph"/>
+        <w:rPr>
+          <w:lang w:val="en-US"/>
+        </w:rPr>
+      </w:pPr>
+    </w:p>
+    <w:p>
+      <w:pPr>
+        <w:pStyle w:val="ListParagraph"/>
+        <w:rPr>
+          <w:lang w:val="en-US"/>
+        </w:rPr>
+      </w:pPr>
+    </w:p>
+    <w:p>
+      <w:pPr>
+        <w:pStyle w:val="ListParagraph"/>
+        <w:rPr>
+          <w:lang w:val="en-US"/>
+        </w:rPr>
+      </w:pPr>
+    </w:p>
+    <w:p>
+      <w:pPr>
+        <w:pStyle w:val="ListParagraph"/>
+        <w:rPr>
+          <w:lang w:val="en-US"/>
+        </w:rPr>
+      </w:pPr>
+    </w:p>
+    <w:p>
+      <w:pPr>
+        <w:pStyle w:val="ListParagraph"/>
+        <w:rPr>
+          <w:lang w:val="en-US"/>
+        </w:rPr>
+      </w:pPr>
+    </w:p>
+    <w:p>
+      <w:pPr>
+        <w:pStyle w:val="ListParagraph"/>
+        <w:rPr>
+          <w:lang w:val="en-US"/>
+        </w:rPr>
+      </w:pPr>
+    </w:p>
+    <w:p>
+      <w:pPr>
+        <w:pStyle w:val="ListParagraph"/>
+        <w:numPr>
+          <w:ilvl w:val="0"/>
+          <w:numId w:val="6"/>
+        </w:numPr>
+        <w:ind w:left="1440" w:hanging="720"/>
+        <w:rPr>
+          <w:lang w:val="en-US"/>
+        </w:rPr>
+      </w:pPr>
+      <w:r>
+        <w:rPr>
+          <w:noProof/>
+          <w:lang w:val="en-US"/>
+        </w:rPr>
+        <w:drawing>
+          <wp:anchor distT="0" distB="0" distL="114300" distR="114300" simplePos="0" relativeHeight="251696128" behindDoc="0" locked="0" layoutInCell="1" allowOverlap="1" wp14:anchorId="64E5FE83" wp14:editId="30D93338">
+            <wp:simplePos x="0" y="0"/>
+            <wp:positionH relativeFrom="column">
+              <wp:posOffset>-655320</wp:posOffset>
+            </wp:positionH>
+            <wp:positionV relativeFrom="page">
+              <wp:posOffset>1341120</wp:posOffset>
+            </wp:positionV>
+            <wp:extent cx="6986384" cy="3383280"/>
+            <wp:effectExtent l="0" t="0" r="5080" b="7620"/>
+            <wp:wrapNone/>
+            <wp:docPr id="712811282" name="Picture 1"/>
+            <wp:cNvGraphicFramePr>
+              <a:graphicFrameLocks xmlns:a="http://schemas.openxmlformats.org/drawingml/2006/main" noChangeAspect="1"/>
+            </wp:cNvGraphicFramePr>
+            <a:graphic xmlns:a="http://schemas.openxmlformats.org/drawingml/2006/main">
+              <a:graphicData uri="http://schemas.openxmlformats.org/drawingml/2006/picture">
+                <pic:pic xmlns:pic="http://schemas.openxmlformats.org/drawingml/2006/picture">
+                  <pic:nvPicPr>
+                    <pic:cNvPr id="712811282" name=""/>
+                    <pic:cNvPicPr/>
+                  </pic:nvPicPr>
+                  <pic:blipFill>
+                    <a:blip r:embed="rId35">
+                      <a:extLst>
+                        <a:ext uri="{28A0092B-C50C-407E-A947-70E740481C1C}">
+                          <a14:useLocalDpi xmlns:a14="http://schemas.microsoft.com/office/drawing/2010/main" val="0"/>
+                        </a:ext>
+                      </a:extLst>
+                    </a:blip>
+                    <a:stretch>
+                      <a:fillRect/>
+                    </a:stretch>
+                  </pic:blipFill>
+                  <pic:spPr>
+                    <a:xfrm>
+                      <a:off x="0" y="0"/>
+                      <a:ext cx="6995754" cy="3387818"/>
+                    </a:xfrm>
+                    <a:prstGeom prst="rect">
+                      <a:avLst/>
+                    </a:prstGeom>
+                  </pic:spPr>
+                </pic:pic>
+              </a:graphicData>
+            </a:graphic>
+            <wp14:sizeRelH relativeFrom="margin">
+              <wp14:pctWidth>0</wp14:pctWidth>
+            </wp14:sizeRelH>
+            <wp14:sizeRelV relativeFrom="margin">
+              <wp14:pctHeight>0</wp14:pctHeight>
+            </wp14:sizeRelV>
+          </wp:anchor>
+        </w:drawing>
+      </w:r>
+      <w:r>
+        <w:rPr>
+          <w:lang w:val="en-US"/>
+        </w:rPr>
+        <w:t xml:space="preserve">Table before </w:t>
+      </w:r>
+      <w:proofErr w:type="gramStart"/>
+      <w:r>
+        <w:rPr>
+          <w:lang w:val="en-US"/>
+        </w:rPr>
+        <w:t>cancellation :</w:t>
+      </w:r>
+      <w:proofErr w:type="gramEnd"/>
+      <w:r>
+        <w:rPr>
+          <w:lang w:val="en-US"/>
+        </w:rPr>
+        <w:t xml:space="preserve">- </w:t>
+      </w:r>
+    </w:p>
+    <w:p>
+      <w:pPr>
+        <w:pStyle w:val="ListParagraph"/>
+        <w:ind w:left="1440"/>
+        <w:rPr>
+          <w:lang w:val="en-US"/>
+        </w:rPr>
+      </w:pPr>
+    </w:p>
+    <w:p>
+      <w:pPr>
+        <w:pStyle w:val="ListParagraph"/>
+        <w:ind w:left="1440"/>
+        <w:rPr>
+          <w:lang w:val="en-US"/>
+        </w:rPr>
+      </w:pPr>
+    </w:p>
+    <w:p>
+      <w:pPr>
+        <w:pStyle w:val="ListParagraph"/>
+        <w:ind w:left="1440"/>
+        <w:rPr>
+          <w:lang w:val="en-US"/>
+        </w:rPr>
+      </w:pPr>
+    </w:p>
+    <w:p>
+      <w:pPr>
+        <w:pStyle w:val="ListParagraph"/>
+        <w:ind w:left="1440"/>
+        <w:rPr>
+          <w:lang w:val="en-US"/>
+        </w:rPr>
+      </w:pPr>
+    </w:p>
+    <w:p>
+      <w:pPr>
+        <w:pStyle w:val="ListParagraph"/>
+        <w:ind w:left="1440"/>
+        <w:rPr>
+          <w:lang w:val="en-US"/>
+        </w:rPr>
+      </w:pPr>
+    </w:p>
+    <w:p>
+      <w:pPr>
+        <w:pStyle w:val="ListParagraph"/>
+        <w:ind w:left="1440"/>
+        <w:rPr>
+          <w:lang w:val="en-US"/>
+        </w:rPr>
+      </w:pPr>
+    </w:p>
+    <w:p>
+      <w:pPr>
+        <w:pStyle w:val="ListParagraph"/>
+        <w:numPr>
+          <w:ilvl w:val="0"/>
+          <w:numId w:val="6"/>
+        </w:numPr>
+        <w:rPr>
+          <w:lang w:val="en-US"/>
+        </w:rPr>
+      </w:pPr>
+      <w:r>
+        <w:rPr>
+          <w:noProof/>
+          <w:lang w:val="en-US"/>
+        </w:rPr>
+        <w:drawing>
+          <wp:anchor distT="0" distB="0" distL="114300" distR="114300" simplePos="0" relativeHeight="251697152" behindDoc="0" locked="0" layoutInCell="1" allowOverlap="1" wp14:anchorId="56382724" wp14:editId="21F176E1">
+            <wp:simplePos x="0" y="0"/>
+            <wp:positionH relativeFrom="column">
+              <wp:posOffset>-556260</wp:posOffset>
+            </wp:positionH>
+            <wp:positionV relativeFrom="page">
+              <wp:posOffset>5135880</wp:posOffset>
+            </wp:positionV>
+            <wp:extent cx="6898404" cy="1021080"/>
+            <wp:effectExtent l="0" t="0" r="0" b="7620"/>
+            <wp:wrapNone/>
+            <wp:docPr id="904596952" name="Picture 46"/>
+            <wp:cNvGraphicFramePr>
+              <a:graphicFrameLocks xmlns:a="http://schemas.openxmlformats.org/drawingml/2006/main" noChangeAspect="1"/>
+            </wp:cNvGraphicFramePr>
+            <a:graphic xmlns:a="http://schemas.openxmlformats.org/drawingml/2006/main">
+              <a:graphicData uri="http://schemas.openxmlformats.org/drawingml/2006/picture">
+                <pic:pic xmlns:pic="http://schemas.openxmlformats.org/drawingml/2006/picture">
+                  <pic:nvPicPr>
+                    <pic:cNvPr id="904596952" name="Picture 904596952"/>
+                    <pic:cNvPicPr/>
+                  </pic:nvPicPr>
+                  <pic:blipFill>
+                    <a:blip r:embed="rId30">
+                      <a:extLst>
+                        <a:ext uri="{28A0092B-C50C-407E-A947-70E740481C1C}">
+                          <a14:useLocalDpi xmlns:a14="http://schemas.microsoft.com/office/drawing/2010/main" val="0"/>
+                        </a:ext>
+                      </a:extLst>
+                    </a:blip>
+                    <a:stretch>
+                      <a:fillRect/>
+                    </a:stretch>
+                  </pic:blipFill>
+                  <pic:spPr>
+                    <a:xfrm>
+                      <a:off x="0" y="0"/>
+                      <a:ext cx="6902768" cy="1021726"/>
+                    </a:xfrm>
+                    <a:prstGeom prst="rect">
+                      <a:avLst/>
+                    </a:prstGeom>
+                  </pic:spPr>
+                </pic:pic>
+              </a:graphicData>
+            </a:graphic>
+            <wp14:sizeRelH relativeFrom="margin">
+              <wp14:pctWidth>0</wp14:pctWidth>
+            </wp14:sizeRelH>
+            <wp14:sizeRelV relativeFrom="margin">
+              <wp14:pctHeight>0</wp14:pctHeight>
+            </wp14:sizeRelV>
+          </wp:anchor>
+        </w:drawing>
+      </w:r>
+      <w:r>
+        <w:rPr>
+          <w:lang w:val="en-US"/>
+        </w:rPr>
+        <w:t xml:space="preserve">Table after </w:t>
+      </w:r>
+      <w:proofErr w:type="gramStart"/>
+      <w:r>
+        <w:rPr>
+          <w:lang w:val="en-US"/>
+        </w:rPr>
+        <w:t>cancellation :</w:t>
+      </w:r>
+      <w:proofErr w:type="gramEnd"/>
+      <w:r>
+        <w:rPr>
+          <w:lang w:val="en-US"/>
+        </w:rPr>
+        <w:t>-</w:t>
+      </w:r>
+    </w:p>
+    <w:p>
+      <w:pPr>
+        <w:pStyle w:val="ListParagraph"/>
+        <w:ind w:left="1080"/>
+        <w:rPr>
+          <w:lang w:val="en-US"/>
+        </w:rPr>
+      </w:pPr>
+      <w:r>
+        <w:rPr>
+          <w:noProof/>
+          <w:lang w:val="en-US"/>
+        </w:rPr>
+        <w:drawing>
+          <wp:anchor distT="0" distB="0" distL="114300" distR="114300" simplePos="0" relativeHeight="251698176" behindDoc="0" locked="0" layoutInCell="1" allowOverlap="1" wp14:anchorId="19125443" wp14:editId="45F333FF">
+            <wp:simplePos x="0" y="0"/>
+            <wp:positionH relativeFrom="column">
+              <wp:posOffset>-548641</wp:posOffset>
+            </wp:positionH>
+            <wp:positionV relativeFrom="page">
+              <wp:posOffset>6652260</wp:posOffset>
+            </wp:positionV>
+            <wp:extent cx="6900815" cy="1143000"/>
+            <wp:effectExtent l="0" t="0" r="0" b="0"/>
+            <wp:wrapNone/>
+            <wp:docPr id="1271985132" name="Picture 1"/>
+            <wp:cNvGraphicFramePr>
+              <a:graphicFrameLocks xmlns:a="http://schemas.openxmlformats.org/drawingml/2006/main" noChangeAspect="1"/>
+            </wp:cNvGraphicFramePr>
+            <a:graphic xmlns:a="http://schemas.openxmlformats.org/drawingml/2006/main">
+              <a:graphicData uri="http://schemas.openxmlformats.org/drawingml/2006/picture">
+                <pic:pic xmlns:pic="http://schemas.openxmlformats.org/drawingml/2006/picture">
+                  <pic:nvPicPr>
+                    <pic:cNvPr id="1271985132" name=""/>
+                    <pic:cNvPicPr/>
+                  </pic:nvPicPr>
+                  <pic:blipFill>
+                    <a:blip r:embed="rId36">
+                      <a:extLst>
+                        <a:ext uri="{28A0092B-C50C-407E-A947-70E740481C1C}">
+                          <a14:useLocalDpi xmlns:a14="http://schemas.microsoft.com/office/drawing/2010/main" val="0"/>
+                        </a:ext>
+                      </a:extLst>
+                    </a:blip>
+                    <a:stretch>
+                      <a:fillRect/>
+                    </a:stretch>
+                  </pic:blipFill>
+                  <pic:spPr>
+                    <a:xfrm>
+                      <a:off x="0" y="0"/>
+                      <a:ext cx="6906080" cy="1143872"/>
+                    </a:xfrm>
+                    <a:prstGeom prst="rect">
+                      <a:avLst/>
+                    </a:prstGeom>
+                  </pic:spPr>
+                </pic:pic>
+              </a:graphicData>
+            </a:graphic>
+            <wp14:sizeRelH relativeFrom="margin">
+              <wp14:pctWidth>0</wp14:pctWidth>
+            </wp14:sizeRelH>
+            <wp14:sizeRelV relativeFrom="margin">
+              <wp14:pctHeight>0</wp14:pctHeight>
+            </wp14:sizeRelV>
+          </wp:anchor>
+        </w:drawing>
+      </w:r>
+    </w:p>
+    <w:p>
+      <w:pPr>
+        <w:pStyle w:val="ListParagraph"/>
+        <w:rPr>
+          <w:lang w:val="en-US"/>
+        </w:rPr>
+      </w:pPr>
+    </w:p>
+    <w:p>
+      <w:pPr>
+        <w:pStyle w:val="ListParagraph"/>
+        <w:rPr>
+          <w:lang w:val="en-US"/>
+        </w:rPr>
+      </w:pPr>
+    </w:p>
+    <w:p>
+      <w:pPr>
+        <w:pStyle w:val="ListParagraph"/>
+        <w:rPr>
+          <w:lang w:val="en-US"/>
+        </w:rPr>
+      </w:pPr>
+    </w:p>
+    <w:p>
+      <w:pPr>
+        <w:pStyle w:val="ListParagraph"/>
+        <w:rPr>
+          <w:lang w:val="en-US"/>
+        </w:rPr>
+      </w:pPr>
+    </w:p>
+    <w:p>
+      <w:pPr>
+        <w:pStyle w:val="ListParagraph"/>
+        <w:rPr>
+          <w:lang w:val="en-US"/>
+        </w:rPr>
+      </w:pPr>
+    </w:p>
+    <w:p>
+      <w:pPr>
+        <w:pStyle w:val="ListParagraph"/>
+        <w:rPr>
+          <w:lang w:val="en-US"/>
+        </w:rPr>
+      </w:pPr>
+    </w:p>
+    <w:p>
+      <w:pPr>
+        <w:pStyle w:val="ListParagraph"/>
+        <w:rPr>
+          <w:lang w:val="en-US"/>
+        </w:rPr>
+      </w:pPr>
+    </w:p>
+    <w:p>
+      <w:pPr>
+        <w:pStyle w:val="ListParagraph"/>
+        <w:rPr>
+          <w:lang w:val="en-US"/>
+        </w:rPr>
+      </w:pPr>
+    </w:p>
+    <w:p>
+      <w:pPr>
+        <w:pStyle w:val="ListParagraph"/>
+        <w:rPr>
+          <w:lang w:val="en-US"/>
+        </w:rPr>
+      </w:pPr>
+    </w:p>
+    <w:p>
+      <w:pPr>
+        <w:pStyle w:val="ListParagraph"/>
+        <w:rPr>
+          <w:lang w:val="en-US"/>
+        </w:rPr>
+      </w:pPr>
+    </w:p>
+    <w:p>
+      <w:pPr>
+        <w:pStyle w:val="ListParagraph"/>
+        <w:rPr>
+          <w:lang w:val="en-US"/>
+        </w:rPr>
+      </w:pPr>
+    </w:p>
+    <w:p>
+      <w:pPr>
+        <w:pStyle w:val="ListParagraph"/>
+        <w:rPr>
+          <w:lang w:val="en-US"/>
+        </w:rPr>
+      </w:pPr>
+    </w:p>
+    <w:p>
+      <w:pPr>
+        <w:pStyle w:val="ListParagraph"/>
+        <w:rPr>
+          <w:lang w:val="en-US"/>
+        </w:rPr>
+      </w:pPr>
+    </w:p>
+    <w:p>
+      <w:pPr>
+        <w:pStyle w:val="ListParagraph"/>
+        <w:rPr>
+          <w:lang w:val="en-US"/>
+        </w:rPr>
+      </w:pPr>
+    </w:p>
+    <w:p>
+      <w:pPr>
+        <w:pStyle w:val="Heading1"/>
+        <w:numPr>
+          <w:ilvl w:val="0"/>
+          <w:numId w:val="6"/>
+        </w:numPr>
+        <w:rPr>
+          <w:lang w:val="en-US"/>
+        </w:rPr>
+      </w:pPr>
+      <w:r>
+        <w:rPr>
+          <w:noProof/>
+          <w:lang w:val="en-US"/>
+        </w:rPr>
+        <w:lastRenderedPageBreak/>
+        <w:drawing>
+          <wp:anchor distT="0" distB="0" distL="114300" distR="114300" simplePos="0" relativeHeight="251699200" behindDoc="0" locked="0" layoutInCell="1" allowOverlap="1" wp14:anchorId="424CD4E9" wp14:editId="047086BD">
+            <wp:simplePos x="0" y="0"/>
+            <wp:positionH relativeFrom="column">
+              <wp:posOffset>-678180</wp:posOffset>
+            </wp:positionH>
+            <wp:positionV relativeFrom="page">
+              <wp:posOffset>1325880</wp:posOffset>
+            </wp:positionV>
+            <wp:extent cx="7155842" cy="1196340"/>
+            <wp:effectExtent l="0" t="0" r="6985" b="3810"/>
+            <wp:wrapNone/>
+            <wp:docPr id="886975704" name="Picture 1"/>
+            <wp:cNvGraphicFramePr>
+              <a:graphicFrameLocks xmlns:a="http://schemas.openxmlformats.org/drawingml/2006/main" noChangeAspect="1"/>
+            </wp:cNvGraphicFramePr>
+            <a:graphic xmlns:a="http://schemas.openxmlformats.org/drawingml/2006/main">
+              <a:graphicData uri="http://schemas.openxmlformats.org/drawingml/2006/picture">
+                <pic:pic xmlns:pic="http://schemas.openxmlformats.org/drawingml/2006/picture">
+                  <pic:nvPicPr>
+                    <pic:cNvPr id="886975704" name=""/>
+                    <pic:cNvPicPr/>
+                  </pic:nvPicPr>
+                  <pic:blipFill>
+                    <a:blip r:embed="rId37">
+                      <a:extLst>
+                        <a:ext uri="{28A0092B-C50C-407E-A947-70E740481C1C}">
+                          <a14:useLocalDpi xmlns:a14="http://schemas.microsoft.com/office/drawing/2010/main" val="0"/>
+                        </a:ext>
+                      </a:extLst>
+                    </a:blip>
+                    <a:stretch>
+                      <a:fillRect/>
+                    </a:stretch>
+                  </pic:blipFill>
+                  <pic:spPr>
+                    <a:xfrm>
+                      <a:off x="0" y="0"/>
+                      <a:ext cx="7163922" cy="1197691"/>
+                    </a:xfrm>
+                    <a:prstGeom prst="rect">
+                      <a:avLst/>
+                    </a:prstGeom>
+                  </pic:spPr>
+                </pic:pic>
+              </a:graphicData>
+            </a:graphic>
+            <wp14:sizeRelH relativeFrom="margin">
+              <wp14:pctWidth>0</wp14:pctWidth>
+            </wp14:sizeRelH>
+            <wp14:sizeRelV relativeFrom="margin">
+              <wp14:pctHeight>0</wp14:pctHeight>
+            </wp14:sizeRelV>
+          </wp:anchor>
+        </w:drawing>
+      </w:r>
+      <w:r>
+        <w:rPr>
+          <w:lang w:val="en-US"/>
+        </w:rPr>
+        <w:t xml:space="preserve">Hospital more services </w:t>
+      </w:r>
+      <w:proofErr w:type="gramStart"/>
+      <w:r>
+        <w:rPr>
+          <w:lang w:val="en-US"/>
+        </w:rPr>
+        <w:t>Feature :</w:t>
+      </w:r>
+      <w:proofErr w:type="gramEnd"/>
+      <w:r>
+        <w:rPr>
+          <w:lang w:val="en-US"/>
+        </w:rPr>
+        <w:t xml:space="preserve">- </w:t>
+      </w:r>
+    </w:p>
+    <w:p>
+      <w:pPr>
+        <w:rPr>
+          <w:lang w:val="en-US"/>
+        </w:rPr>
+      </w:pPr>
+    </w:p>
+    <w:p>
+      <w:pPr>
+        <w:rPr>
+          <w:lang w:val="en-US"/>
+        </w:rPr>
+      </w:pPr>
+    </w:p>
+    <w:p>
+      <w:pPr>
+        <w:rPr>
+          <w:lang w:val="en-US"/>
+        </w:rPr>
+      </w:pPr>
+    </w:p>
+    <w:p>
+      <w:pPr>
+        <w:rPr>
+          <w:lang w:val="en-US"/>
+        </w:rPr>
+      </w:pPr>
+    </w:p>
+    <w:p>
+      <w:pPr>
+        <w:pStyle w:val="ListParagraph"/>
+        <w:numPr>
+          <w:ilvl w:val="0"/>
+          <w:numId w:val="6"/>
+        </w:numPr>
+        <w:rPr>
+          <w:lang w:val="en-US"/>
+        </w:rPr>
+      </w:pPr>
+      <w:r>
+        <w:rPr>
+          <w:lang w:val="en-US"/>
+        </w:rPr>
+        <w:t>View all de</w:t>
+      </w:r>
+      <w:r>
+        <w:rPr>
+          <w:lang w:val="en-US"/>
+        </w:rPr>
+        <w:t xml:space="preserve">partments feature in “Department” </w:t>
+      </w:r>
+      <w:proofErr w:type="gramStart"/>
+      <w:r>
+        <w:rPr>
+          <w:lang w:val="en-US"/>
+        </w:rPr>
+        <w:t>Section :</w:t>
+      </w:r>
+      <w:proofErr w:type="gramEnd"/>
+      <w:r>
+        <w:rPr>
+          <w:lang w:val="en-US"/>
+        </w:rPr>
+        <w:t>-</w:t>
+      </w:r>
+    </w:p>
+    <w:p>
+      <w:pPr>
+        <w:pStyle w:val="ListParagraph"/>
+        <w:ind w:left="1080"/>
+        <w:rPr>
+          <w:lang w:val="en-US"/>
+        </w:rPr>
+      </w:pPr>
+      <w:r>
+        <w:rPr>
+          <w:noProof/>
+          <w:lang w:val="en-US"/>
+        </w:rPr>
+        <w:drawing>
+          <wp:anchor distT="0" distB="0" distL="114300" distR="114300" simplePos="0" relativeHeight="251700224" behindDoc="0" locked="0" layoutInCell="1" allowOverlap="1" wp14:anchorId="50C732D0" wp14:editId="27CAFEC0">
+            <wp:simplePos x="0" y="0"/>
+            <wp:positionH relativeFrom="column">
+              <wp:posOffset>-670560</wp:posOffset>
+            </wp:positionH>
+            <wp:positionV relativeFrom="page">
+              <wp:posOffset>2941320</wp:posOffset>
+            </wp:positionV>
+            <wp:extent cx="7158422" cy="2857500"/>
+            <wp:effectExtent l="0" t="0" r="4445" b="0"/>
+            <wp:wrapNone/>
+            <wp:docPr id="1744711872" name="Picture 1"/>
+            <wp:cNvGraphicFramePr>
+              <a:graphicFrameLocks xmlns:a="http://schemas.openxmlformats.org/drawingml/2006/main" noChangeAspect="1"/>
+            </wp:cNvGraphicFramePr>
+            <a:graphic xmlns:a="http://schemas.openxmlformats.org/drawingml/2006/main">
+              <a:graphicData uri="http://schemas.openxmlformats.org/drawingml/2006/picture">
+                <pic:pic xmlns:pic="http://schemas.openxmlformats.org/drawingml/2006/picture">
+                  <pic:nvPicPr>
+                    <pic:cNvPr id="1744711872" name=""/>
+                    <pic:cNvPicPr/>
+                  </pic:nvPicPr>
+                  <pic:blipFill>
+                    <a:blip r:embed="rId38">
+                      <a:extLst>
+                        <a:ext uri="{28A0092B-C50C-407E-A947-70E740481C1C}">
+                          <a14:useLocalDpi xmlns:a14="http://schemas.microsoft.com/office/drawing/2010/main" val="0"/>
+                        </a:ext>
+                      </a:extLst>
+                    </a:blip>
+                    <a:stretch>
+                      <a:fillRect/>
+                    </a:stretch>
+                  </pic:blipFill>
+                  <pic:spPr>
+                    <a:xfrm>
+                      <a:off x="0" y="0"/>
+                      <a:ext cx="7168919" cy="2861690"/>
+                    </a:xfrm>
+                    <a:prstGeom prst="rect">
+                      <a:avLst/>
+                    </a:prstGeom>
+                  </pic:spPr>
+                </pic:pic>
+              </a:graphicData>
+            </a:graphic>
+            <wp14:sizeRelH relativeFrom="margin">
+              <wp14:pctWidth>0</wp14:pctWidth>
+            </wp14:sizeRelH>
+            <wp14:sizeRelV relativeFrom="margin">
+              <wp14:pctHeight>0</wp14:pctHeight>
+            </wp14:sizeRelV>
+          </wp:anchor>
+        </w:drawing>
+      </w:r>
+    </w:p>
+    <w:p>
+      <w:pPr>
+        <w:rPr>
+          <w:lang w:val="en-US"/>
+        </w:rPr>
+      </w:pPr>
+    </w:p>
+    <w:p>
+      <w:pPr>
+        <w:rPr>
+          <w:lang w:val="en-US"/>
+        </w:rPr>
+      </w:pPr>
+    </w:p>
+    <w:p>
+      <w:pPr>
+        <w:rPr>
+          <w:lang w:val="en-US"/>
+        </w:rPr>
+      </w:pPr>
+    </w:p>
+    <w:p>
+      <w:pPr>
+        <w:rPr>
+          <w:lang w:val="en-US"/>
+        </w:rPr>
+      </w:pPr>
+    </w:p>
+    <w:p>
+      <w:pPr>
+        <w:rPr>
+          <w:lang w:val="en-US"/>
+        </w:rPr>
+      </w:pPr>
+    </w:p>
+    <w:p>
+      <w:pPr>
+        <w:rPr>
+          <w:lang w:val="en-US"/>
+        </w:rPr>
+      </w:pPr>
+    </w:p>
+    <w:p>
+      <w:pPr>
+        <w:rPr>
+          <w:lang w:val="en-US"/>
+        </w:rPr>
+      </w:pPr>
+    </w:p>
+    <w:p>
+      <w:pPr>
+        <w:rPr>
+          <w:lang w:val="en-US"/>
+        </w:rPr>
+      </w:pPr>
+    </w:p>
+    <w:p>
+      <w:pPr>
+        <w:rPr>
+          <w:lang w:val="en-US"/>
+        </w:rPr>
+      </w:pPr>
+    </w:p>
+    <w:p>
+      <w:pPr>
+        <w:pStyle w:val="ListParagraph"/>
+        <w:numPr>
+          <w:ilvl w:val="0"/>
+          <w:numId w:val="3"/>
+        </w:numPr>
+        <w:rPr>
+          <w:lang w:val="en-US"/>
+        </w:rPr>
+      </w:pPr>
+      <w:r>
+        <w:rPr>
+          <w:noProof/>
+          <w:lang w:val="en-US"/>
+        </w:rPr>
+        <w:drawing>
+          <wp:anchor distT="0" distB="0" distL="114300" distR="114300" simplePos="0" relativeHeight="251702272" behindDoc="0" locked="0" layoutInCell="1" allowOverlap="1" wp14:anchorId="169D3DB3" wp14:editId="2B1CA599">
+            <wp:simplePos x="0" y="0"/>
+            <wp:positionH relativeFrom="margin">
+              <wp:posOffset>-670560</wp:posOffset>
+            </wp:positionH>
+            <wp:positionV relativeFrom="page">
+              <wp:posOffset>6271260</wp:posOffset>
+            </wp:positionV>
+            <wp:extent cx="5524500" cy="4230370"/>
+            <wp:effectExtent l="0" t="0" r="0" b="0"/>
+            <wp:wrapNone/>
+            <wp:docPr id="643356904" name="Picture 1"/>
+            <wp:cNvGraphicFramePr>
+              <a:graphicFrameLocks xmlns:a="http://schemas.openxmlformats.org/drawingml/2006/main" noChangeAspect="1"/>
+            </wp:cNvGraphicFramePr>
+            <a:graphic xmlns:a="http://schemas.openxmlformats.org/drawingml/2006/main">
+              <a:graphicData uri="http://schemas.openxmlformats.org/drawingml/2006/picture">
+                <pic:pic xmlns:pic="http://schemas.openxmlformats.org/drawingml/2006/picture">
+                  <pic:nvPicPr>
+                    <pic:cNvPr id="643356904" name=""/>
+                    <pic:cNvPicPr/>
+                  </pic:nvPicPr>
+                  <pic:blipFill>
+                    <a:blip r:embed="rId39">
+                      <a:extLst>
+                        <a:ext uri="{28A0092B-C50C-407E-A947-70E740481C1C}">
+                          <a14:useLocalDpi xmlns:a14="http://schemas.microsoft.com/office/drawing/2010/main" val="0"/>
+                        </a:ext>
+                      </a:extLst>
+                    </a:blip>
+                    <a:stretch>
+                      <a:fillRect/>
+                    </a:stretch>
+                  </pic:blipFill>
+                  <pic:spPr>
+                    <a:xfrm>
+                      <a:off x="0" y="0"/>
+                      <a:ext cx="5524649" cy="4230484"/>
+                    </a:xfrm>
+                    <a:prstGeom prst="rect">
+                      <a:avLst/>
+                    </a:prstGeom>
+                  </pic:spPr>
+                </pic:pic>
+              </a:graphicData>
+            </a:graphic>
+            <wp14:sizeRelH relativeFrom="margin">
+              <wp14:pctWidth>0</wp14:pctWidth>
+            </wp14:sizeRelH>
+            <wp14:sizeRelV relativeFrom="margin">
+              <wp14:pctHeight>0</wp14:pctHeight>
+            </wp14:sizeRelV>
+          </wp:anchor>
+        </w:drawing>
+      </w:r>
+      <w:r>
+        <w:rPr>
+          <w:lang w:val="en-US"/>
+        </w:rPr>
+        <w:t xml:space="preserve">Terminal </w:t>
+      </w:r>
+      <w:proofErr w:type="gramStart"/>
+      <w:r>
+        <w:rPr>
+          <w:lang w:val="en-US"/>
+        </w:rPr>
+        <w:t>output :</w:t>
+      </w:r>
+      <w:proofErr w:type="gramEnd"/>
+      <w:r>
+        <w:rPr>
+          <w:lang w:val="en-US"/>
+        </w:rPr>
+        <w:t>-</w:t>
+      </w:r>
+    </w:p>
+    <w:p>
+      <w:pPr>
+        <w:pStyle w:val="ListParagraph"/>
+        <w:rPr>
+          <w:lang w:val="en-US"/>
+        </w:rPr>
+      </w:pPr>
+    </w:p>
+    <w:p>
+      <w:pPr>
+        <w:pStyle w:val="ListParagraph"/>
+        <w:rPr>
+          <w:lang w:val="en-US"/>
+        </w:rPr>
+      </w:pPr>
+    </w:p>
+    <w:p>
+      <w:pPr>
+        <w:pStyle w:val="ListParagraph"/>
+        <w:rPr>
+          <w:lang w:val="en-US"/>
+        </w:rPr>
+      </w:pPr>
+    </w:p>
+    <w:p>
+      <w:pPr>
+        <w:pStyle w:val="ListParagraph"/>
+        <w:rPr>
+          <w:lang w:val="en-US"/>
+        </w:rPr>
+      </w:pPr>
+    </w:p>
+    <w:p>
+      <w:pPr>
+        <w:pStyle w:val="ListParagraph"/>
+        <w:rPr>
+          <w:lang w:val="en-US"/>
+        </w:rPr>
+      </w:pPr>
+    </w:p>
+    <w:p>
+      <w:pPr>
+        <w:pStyle w:val="ListParagraph"/>
+        <w:rPr>
+          <w:lang w:val="en-US"/>
+        </w:rPr>
+      </w:pPr>
+    </w:p>
+    <w:p>
+      <w:pPr>
+        <w:pStyle w:val="ListParagraph"/>
+        <w:rPr>
+          <w:lang w:val="en-US"/>
+        </w:rPr>
+      </w:pPr>
+    </w:p>
+    <w:p>
+      <w:pPr>
+        <w:pStyle w:val="ListParagraph"/>
+        <w:rPr>
+          <w:lang w:val="en-US"/>
+        </w:rPr>
+      </w:pPr>
+    </w:p>
+    <w:p>
+      <w:pPr>
+        <w:pStyle w:val="ListParagraph"/>
+        <w:rPr>
+          <w:lang w:val="en-US"/>
+        </w:rPr>
+      </w:pPr>
+    </w:p>
+    <w:p>
+      <w:pPr>
+        <w:pStyle w:val="ListParagraph"/>
+        <w:rPr>
+          <w:lang w:val="en-US"/>
+        </w:rPr>
+      </w:pPr>
+    </w:p>
+    <w:p>
+      <w:pPr>
+        <w:pStyle w:val="ListParagraph"/>
+        <w:rPr>
+          <w:lang w:val="en-US"/>
+        </w:rPr>
+      </w:pPr>
+    </w:p>
+    <w:p>
+      <w:pPr>
+        <w:pStyle w:val="ListParagraph"/>
+        <w:rPr>
+          <w:lang w:val="en-US"/>
+        </w:rPr>
+      </w:pPr>
+    </w:p>
+    <w:p>
+      <w:pPr>
+        <w:pStyle w:val="ListParagraph"/>
+        <w:rPr>
+          <w:lang w:val="en-US"/>
+        </w:rPr>
+      </w:pPr>
+    </w:p>
+    <w:p>
+      <w:pPr>
+        <w:pStyle w:val="ListParagraph"/>
+        <w:rPr>
+          <w:lang w:val="en-US"/>
+        </w:rPr>
+      </w:pPr>
+    </w:p>
+    <w:p>
+      <w:pPr>
+        <w:pStyle w:val="ListParagraph"/>
+        <w:rPr>
+          <w:lang w:val="en-US"/>
+        </w:rPr>
+      </w:pPr>
+    </w:p>
+    <w:p>
+      <w:pPr>
+        <w:pStyle w:val="ListParagraph"/>
+        <w:rPr>
+          <w:lang w:val="en-US"/>
+        </w:rPr>
+      </w:pPr>
+    </w:p>
+    <w:p>
+      <w:pPr>
+        <w:pStyle w:val="ListParagraph"/>
+        <w:numPr>
+          <w:ilvl w:val="0"/>
+          <w:numId w:val="6"/>
+        </w:numPr>
+        <w:rPr>
+          <w:lang w:val="en-US"/>
+        </w:rPr>
+      </w:pPr>
+      <w:r>
+        <w:rPr>
+          <w:lang w:val="en-US"/>
+        </w:rPr>
+        <w:lastRenderedPageBreak/>
+        <w:t>Getting details of a particular Department (</w:t>
+      </w:r>
+      <w:proofErr w:type="gramStart"/>
+      <w:r>
+        <w:rPr>
+          <w:lang w:val="en-US"/>
+        </w:rPr>
+        <w:t>Doctors ,</w:t>
+      </w:r>
+      <w:proofErr w:type="gramEnd"/>
+      <w:r>
+        <w:rPr>
+          <w:lang w:val="en-US"/>
+        </w:rPr>
+        <w:t xml:space="preserve"> about the department etc.) </w:t>
+      </w:r>
+      <w:r>
+        <w:rPr>
+          <w:lang w:val="en-US"/>
+        </w:rPr>
+        <w:t>in “Departments feature</w:t>
+      </w:r>
+      <w:proofErr w:type="gramStart"/>
+      <w:r>
+        <w:rPr>
+          <w:lang w:val="en-US"/>
+        </w:rPr>
+        <w:t>” :</w:t>
+      </w:r>
+      <w:proofErr w:type="gramEnd"/>
+      <w:r>
+        <w:rPr>
+          <w:lang w:val="en-US"/>
+        </w:rPr>
+        <w:t>-</w:t>
+      </w:r>
+    </w:p>
+    <w:p>
+      <w:pPr>
+        <w:pStyle w:val="ListParagraph"/>
+        <w:ind w:left="1080"/>
+        <w:rPr>
+          <w:lang w:val="en-US"/>
+        </w:rPr>
+      </w:pPr>
+    </w:p>
+    <w:p>
+      <w:pPr>
+        <w:pStyle w:val="ListParagraph"/>
+        <w:ind w:left="1080"/>
+        <w:rPr>
+          <w:lang w:val="en-US"/>
+        </w:rPr>
+      </w:pPr>
+    </w:p>
+    <w:p>
+      <w:pPr>
+        <w:pStyle w:val="ListParagraph"/>
+        <w:ind w:left="1080"/>
+        <w:rPr>
+          <w:lang w:val="en-US"/>
+        </w:rPr>
+      </w:pPr>
+    </w:p>
+    <w:p>
+      <w:pPr>
+        <w:pStyle w:val="ListParagraph"/>
+        <w:ind w:left="1080"/>
+        <w:rPr>
+          <w:lang w:val="en-US"/>
+        </w:rPr>
+      </w:pPr>
+    </w:p>
+    <w:p>
+      <w:pPr>
+        <w:pStyle w:val="ListParagraph"/>
+        <w:ind w:left="1080"/>
+        <w:rPr>
+          <w:lang w:val="en-US"/>
+        </w:rPr>
+      </w:pPr>
+    </w:p>
+    <w:p>
+      <w:pPr>
+        <w:pStyle w:val="ListParagraph"/>
+        <w:ind w:left="1080"/>
+        <w:rPr>
+          <w:lang w:val="en-US"/>
+        </w:rPr>
+      </w:pPr>
+    </w:p>
+    <w:p>
+      <w:pPr>
+        <w:pStyle w:val="ListParagraph"/>
+        <w:ind w:left="1080"/>
+        <w:rPr>
+          <w:lang w:val="en-US"/>
+        </w:rPr>
+      </w:pPr>
+    </w:p>
+    <w:p>
+      <w:pPr>
+        <w:pStyle w:val="ListParagraph"/>
+        <w:ind w:left="1080"/>
+        <w:rPr>
+          <w:lang w:val="en-US"/>
+        </w:rPr>
+      </w:pPr>
+    </w:p>
+    <w:p>
+      <w:pPr>
+        <w:pStyle w:val="ListParagraph"/>
+        <w:ind w:left="1080"/>
+        <w:rPr>
+          <w:lang w:val="en-US"/>
+        </w:rPr>
+      </w:pPr>
+    </w:p>
+    <w:p>
+      <w:pPr>
+        <w:pStyle w:val="ListParagraph"/>
+        <w:ind w:left="1080"/>
+        <w:rPr>
+          <w:lang w:val="en-US"/>
+        </w:rPr>
+      </w:pPr>
+    </w:p>
+    <w:p>
+      <w:pPr>
+        <w:pStyle w:val="ListParagraph"/>
+        <w:ind w:left="1080"/>
+        <w:rPr>
+          <w:lang w:val="en-US"/>
+        </w:rPr>
+      </w:pPr>
+    </w:p>
+    <w:p>
+      <w:pPr>
+        <w:pStyle w:val="ListParagraph"/>
+        <w:ind w:left="1080"/>
+        <w:rPr>
+          <w:lang w:val="en-US"/>
+        </w:rPr>
+      </w:pPr>
+    </w:p>
+    <w:p>
+      <w:pPr>
+        <w:pStyle w:val="ListParagraph"/>
+        <w:ind w:left="1080"/>
+        <w:rPr>
+          <w:lang w:val="en-US"/>
+        </w:rPr>
+      </w:pPr>
+    </w:p>
+    <w:p>
+      <w:pPr>
+        <w:pStyle w:val="ListParagraph"/>
+        <w:ind w:left="1080"/>
+        <w:rPr>
+          <w:lang w:val="en-US"/>
+        </w:rPr>
+      </w:pPr>
+    </w:p>
+    <w:p>
+      <w:pPr>
+        <w:pStyle w:val="ListParagraph"/>
+        <w:ind w:left="1080"/>
+        <w:rPr>
+          <w:lang w:val="en-US"/>
+        </w:rPr>
+      </w:pPr>
+    </w:p>
+    <w:p>
+      <w:pPr>
+        <w:pStyle w:val="ListParagraph"/>
+        <w:ind w:left="1080"/>
+        <w:rPr>
+          <w:lang w:val="en-US"/>
+        </w:rPr>
+      </w:pPr>
+    </w:p>
+    <w:p>
+      <w:pPr>
+        <w:pStyle w:val="ListParagraph"/>
+        <w:ind w:left="1080"/>
+        <w:rPr>
+          <w:lang w:val="en-US"/>
+        </w:rPr>
+      </w:pPr>
+    </w:p>
+    <w:p>
+      <w:pPr>
+        <w:pStyle w:val="ListParagraph"/>
+        <w:ind w:left="1080"/>
+        <w:rPr>
+          <w:lang w:val="en-US"/>
+        </w:rPr>
+      </w:pPr>
+    </w:p>
+    <w:p>
+      <w:pPr>
+        <w:pStyle w:val="ListParagraph"/>
+        <w:ind w:left="1080"/>
+        <w:rPr>
+          <w:lang w:val="en-US"/>
+        </w:rPr>
+      </w:pPr>
+    </w:p>
+    <w:p>
+      <w:pPr>
+        <w:pStyle w:val="ListParagraph"/>
+        <w:ind w:left="1080"/>
+        <w:rPr>
+          <w:lang w:val="en-US"/>
+        </w:rPr>
+      </w:pPr>
+    </w:p>
+    <w:p>
+      <w:pPr>
+        <w:pStyle w:val="ListParagraph"/>
+        <w:ind w:left="1080"/>
+        <w:rPr>
+          <w:lang w:val="en-US"/>
+        </w:rPr>
+      </w:pPr>
+    </w:p>
+    <w:p>
+      <w:pPr>
+        <w:pStyle w:val="ListParagraph"/>
+        <w:numPr>
+          <w:ilvl w:val="0"/>
+          <w:numId w:val="3"/>
+        </w:numPr>
+        <w:rPr>
+          <w:lang w:val="en-US"/>
+        </w:rPr>
+      </w:pPr>
+      <w:r>
+        <w:rPr>
+          <w:noProof/>
+          <w:lang w:val="en-US"/>
+        </w:rPr>
+        <w:drawing>
+          <wp:anchor distT="0" distB="0" distL="114300" distR="114300" simplePos="0" relativeHeight="251704320" behindDoc="0" locked="0" layoutInCell="1" allowOverlap="1" wp14:anchorId="4BD38165" wp14:editId="58820128">
+            <wp:simplePos x="0" y="0"/>
+            <wp:positionH relativeFrom="margin">
+              <wp:align>center</wp:align>
+            </wp:positionH>
+            <wp:positionV relativeFrom="page">
+              <wp:posOffset>6156960</wp:posOffset>
+            </wp:positionV>
+            <wp:extent cx="6941820" cy="4464685"/>
+            <wp:effectExtent l="0" t="0" r="0" b="0"/>
+            <wp:wrapNone/>
+            <wp:docPr id="2111659489" name="Picture 1"/>
+            <wp:cNvGraphicFramePr>
+              <a:graphicFrameLocks xmlns:a="http://schemas.openxmlformats.org/drawingml/2006/main" noChangeAspect="1"/>
+            </wp:cNvGraphicFramePr>
+            <a:graphic xmlns:a="http://schemas.openxmlformats.org/drawingml/2006/main">
+              <a:graphicData uri="http://schemas.openxmlformats.org/drawingml/2006/picture">
+                <pic:pic xmlns:pic="http://schemas.openxmlformats.org/drawingml/2006/picture">
+                  <pic:nvPicPr>
+                    <pic:cNvPr id="2111659489" name=""/>
+                    <pic:cNvPicPr/>
+                  </pic:nvPicPr>
+                  <pic:blipFill>
+                    <a:blip r:embed="rId40">
+                      <a:extLst>
+                        <a:ext uri="{28A0092B-C50C-407E-A947-70E740481C1C}">
+                          <a14:useLocalDpi xmlns:a14="http://schemas.microsoft.com/office/drawing/2010/main" val="0"/>
+                        </a:ext>
+                      </a:extLst>
+                    </a:blip>
+                    <a:stretch>
+                      <a:fillRect/>
+                    </a:stretch>
+                  </pic:blipFill>
+                  <pic:spPr>
+                    <a:xfrm>
+                      <a:off x="0" y="0"/>
+                      <a:ext cx="6941820" cy="4464685"/>
+                    </a:xfrm>
+                    <a:prstGeom prst="rect">
+                      <a:avLst/>
+                    </a:prstGeom>
+                  </pic:spPr>
+                </pic:pic>
+              </a:graphicData>
+            </a:graphic>
+            <wp14:sizeRelH relativeFrom="margin">
+              <wp14:pctWidth>0</wp14:pctWidth>
+            </wp14:sizeRelH>
+          </wp:anchor>
+        </w:drawing>
+      </w:r>
+      <w:r>
+        <w:rPr>
+          <w:noProof/>
+          <w:lang w:val="en-US"/>
+        </w:rPr>
+        <w:drawing>
+          <wp:anchor distT="0" distB="0" distL="114300" distR="114300" simplePos="0" relativeHeight="251703296" behindDoc="0" locked="0" layoutInCell="1" allowOverlap="1" wp14:anchorId="3315250B" wp14:editId="47B9FDC1">
+            <wp:simplePos x="0" y="0"/>
+            <wp:positionH relativeFrom="column">
+              <wp:posOffset>-495300</wp:posOffset>
+            </wp:positionH>
+            <wp:positionV relativeFrom="page">
+              <wp:posOffset>1424940</wp:posOffset>
+            </wp:positionV>
+            <wp:extent cx="6991350" cy="4305300"/>
+            <wp:effectExtent l="0" t="0" r="0" b="0"/>
+            <wp:wrapNone/>
+            <wp:docPr id="732564776" name="Picture 1"/>
+            <wp:cNvGraphicFramePr>
+              <a:graphicFrameLocks xmlns:a="http://schemas.openxmlformats.org/drawingml/2006/main" noChangeAspect="1"/>
+            </wp:cNvGraphicFramePr>
+            <a:graphic xmlns:a="http://schemas.openxmlformats.org/drawingml/2006/main">
+              <a:graphicData uri="http://schemas.openxmlformats.org/drawingml/2006/picture">
+                <pic:pic xmlns:pic="http://schemas.openxmlformats.org/drawingml/2006/picture">
+                  <pic:nvPicPr>
+                    <pic:cNvPr id="732564776" name=""/>
+                    <pic:cNvPicPr/>
+                  </pic:nvPicPr>
+                  <pic:blipFill>
+                    <a:blip r:embed="rId41">
+                      <a:extLst>
+                        <a:ext uri="{28A0092B-C50C-407E-A947-70E740481C1C}">
+                          <a14:useLocalDpi xmlns:a14="http://schemas.microsoft.com/office/drawing/2010/main" val="0"/>
+                        </a:ext>
+                      </a:extLst>
+                    </a:blip>
+                    <a:stretch>
+                      <a:fillRect/>
+                    </a:stretch>
+                  </pic:blipFill>
+                  <pic:spPr>
+                    <a:xfrm>
+                      <a:off x="0" y="0"/>
+                      <a:ext cx="6999452" cy="4310289"/>
+                    </a:xfrm>
+                    <a:prstGeom prst="rect">
+                      <a:avLst/>
+                    </a:prstGeom>
+                  </pic:spPr>
+                </pic:pic>
+              </a:graphicData>
+            </a:graphic>
+            <wp14:sizeRelH relativeFrom="margin">
+              <wp14:pctWidth>0</wp14:pctWidth>
+            </wp14:sizeRelH>
+            <wp14:sizeRelV relativeFrom="margin">
+              <wp14:pctHeight>0</wp14:pctHeight>
+            </wp14:sizeRelV>
+          </wp:anchor>
+        </w:drawing>
+      </w:r>
+      <w:r>
+        <w:rPr>
+          <w:lang w:val="en-US"/>
+        </w:rPr>
+        <w:t xml:space="preserve">Terminal </w:t>
+      </w:r>
+      <w:proofErr w:type="gramStart"/>
+      <w:r>
+        <w:rPr>
+          <w:lang w:val="en-US"/>
+        </w:rPr>
+        <w:t>output :</w:t>
+      </w:r>
+      <w:proofErr w:type="gramEnd"/>
+      <w:r>
+        <w:rPr>
+          <w:lang w:val="en-US"/>
+        </w:rPr>
+        <w:t>-</w:t>
+      </w:r>
+    </w:p>
+    <w:p>
+      <w:pPr>
+        <w:pStyle w:val="ListParagraph"/>
+        <w:rPr>
+          <w:lang w:val="en-US"/>
+        </w:rPr>
+      </w:pPr>
+    </w:p>
+    <w:p>
+      <w:pPr>
+        <w:pStyle w:val="ListParagraph"/>
+        <w:rPr>
+          <w:lang w:val="en-US"/>
+        </w:rPr>
+      </w:pPr>
+    </w:p>
+    <w:p>
+      <w:pPr>
+        <w:pStyle w:val="ListParagraph"/>
+        <w:rPr>
+          <w:lang w:val="en-US"/>
+        </w:rPr>
+      </w:pPr>
+    </w:p>
+    <w:p>
+      <w:pPr>
+        <w:pStyle w:val="ListParagraph"/>
+        <w:rPr>
+          <w:lang w:val="en-US"/>
+        </w:rPr>
+      </w:pPr>
+    </w:p>
+    <w:p>
+      <w:pPr>
+        <w:pStyle w:val="ListParagraph"/>
+        <w:rPr>
+          <w:lang w:val="en-US"/>
+        </w:rPr>
+      </w:pPr>
+    </w:p>
+    <w:p>
+      <w:pPr>
+        <w:pStyle w:val="ListParagraph"/>
+        <w:rPr>
+          <w:lang w:val="en-US"/>
+        </w:rPr>
+      </w:pPr>
+    </w:p>
+    <w:p>
+      <w:pPr>
+        <w:pStyle w:val="ListParagraph"/>
+        <w:rPr>
+          <w:lang w:val="en-US"/>
+        </w:rPr>
+      </w:pPr>
+    </w:p>
+    <w:p>
+      <w:pPr>
+        <w:pStyle w:val="ListParagraph"/>
+        <w:rPr>
+          <w:lang w:val="en-US"/>
+        </w:rPr>
+      </w:pPr>
+    </w:p>
+    <w:p>
+      <w:pPr>
+        <w:pStyle w:val="ListParagraph"/>
+        <w:rPr>
+          <w:lang w:val="en-US"/>
+        </w:rPr>
+      </w:pPr>
+    </w:p>
+    <w:p>
+      <w:pPr>
+        <w:pStyle w:val="ListParagraph"/>
+        <w:rPr>
+          <w:lang w:val="en-US"/>
+        </w:rPr>
+      </w:pPr>
+    </w:p>
+    <w:p>
+      <w:pPr>
+        <w:pStyle w:val="ListParagraph"/>
+        <w:rPr>
+          <w:lang w:val="en-US"/>
+        </w:rPr>
+      </w:pPr>
+    </w:p>
+    <w:p>
+      <w:pPr>
+        <w:pStyle w:val="ListParagraph"/>
+        <w:rPr>
+          <w:lang w:val="en-US"/>
+        </w:rPr>
+      </w:pPr>
+    </w:p>
+    <w:p>
+      <w:pPr>
+        <w:pStyle w:val="ListParagraph"/>
+        <w:rPr>
+          <w:lang w:val="en-US"/>
+        </w:rPr>
+      </w:pPr>
+    </w:p>
+    <w:p>
+      <w:pPr>
+        <w:pStyle w:val="ListParagraph"/>
+        <w:rPr>
+          <w:lang w:val="en-US"/>
+        </w:rPr>
+      </w:pPr>
+    </w:p>
+    <w:p>
+      <w:pPr>
+        <w:pStyle w:val="ListParagraph"/>
+        <w:rPr>
+          <w:lang w:val="en-US"/>
+        </w:rPr>
+      </w:pPr>
+    </w:p>
+    <w:p>
+      <w:pPr>
+        <w:pStyle w:val="ListParagraph"/>
+        <w:rPr>
+          <w:lang w:val="en-US"/>
+        </w:rPr>
+      </w:pPr>
+    </w:p>
+    <w:p>
+      <w:pPr>
+        <w:pStyle w:val="ListParagraph"/>
+        <w:rPr>
+          <w:lang w:val="en-US"/>
+        </w:rPr>
+      </w:pPr>
+    </w:p>
+    <w:p>
+      <w:pPr>
+        <w:pStyle w:val="Heading1"/>
+        <w:numPr>
+          <w:ilvl w:val="0"/>
+          <w:numId w:val="6"/>
+        </w:numPr>
+        <w:rPr>
+          <w:lang w:val="en-US"/>
+        </w:rPr>
+      </w:pPr>
+      <w:r>
+        <w:rPr>
+          <w:noProof/>
+          <w:lang w:val="en-US"/>
+        </w:rPr>
+        <w:lastRenderedPageBreak/>
+        <w:drawing>
+          <wp:anchor distT="0" distB="0" distL="114300" distR="114300" simplePos="0" relativeHeight="251705344" behindDoc="0" locked="0" layoutInCell="1" allowOverlap="1" wp14:anchorId="7D6AD3BF" wp14:editId="0C1F63B6">
+            <wp:simplePos x="0" y="0"/>
+            <wp:positionH relativeFrom="margin">
+              <wp:align>center</wp:align>
+            </wp:positionH>
+            <wp:positionV relativeFrom="page">
+              <wp:posOffset>1348740</wp:posOffset>
+            </wp:positionV>
+            <wp:extent cx="7239000" cy="865376"/>
+            <wp:effectExtent l="0" t="0" r="0" b="0"/>
+            <wp:wrapNone/>
+            <wp:docPr id="1583855996" name="Picture 1"/>
+            <wp:cNvGraphicFramePr>
+              <a:graphicFrameLocks xmlns:a="http://schemas.openxmlformats.org/drawingml/2006/main" noChangeAspect="1"/>
+            </wp:cNvGraphicFramePr>
+            <a:graphic xmlns:a="http://schemas.openxmlformats.org/drawingml/2006/main">
+              <a:graphicData uri="http://schemas.openxmlformats.org/drawingml/2006/picture">
+                <pic:pic xmlns:pic="http://schemas.openxmlformats.org/drawingml/2006/picture">
+                  <pic:nvPicPr>
+                    <pic:cNvPr id="1583855996" name=""/>
+                    <pic:cNvPicPr/>
+                  </pic:nvPicPr>
+                  <pic:blipFill>
+                    <a:blip r:embed="rId42">
+                      <a:extLst>
+                        <a:ext uri="{28A0092B-C50C-407E-A947-70E740481C1C}">
+                          <a14:useLocalDpi xmlns:a14="http://schemas.microsoft.com/office/drawing/2010/main" val="0"/>
+                        </a:ext>
+                      </a:extLst>
+                    </a:blip>
+                    <a:stretch>
+                      <a:fillRect/>
+                    </a:stretch>
+                  </pic:blipFill>
+                  <pic:spPr>
+                    <a:xfrm>
+                      <a:off x="0" y="0"/>
+                      <a:ext cx="7239000" cy="865376"/>
+                    </a:xfrm>
+                    <a:prstGeom prst="rect">
+                      <a:avLst/>
+                    </a:prstGeom>
+                  </pic:spPr>
+                </pic:pic>
+              </a:graphicData>
+            </a:graphic>
+            <wp14:sizeRelH relativeFrom="margin">
+              <wp14:pctWidth>0</wp14:pctWidth>
+            </wp14:sizeRelH>
+            <wp14:sizeRelV relativeFrom="margin">
+              <wp14:pctHeight>0</wp14:pctHeight>
+            </wp14:sizeRelV>
+          </wp:anchor>
+        </w:drawing>
+      </w:r>
+      <w:r>
+        <w:rPr>
+          <w:lang w:val="en-US"/>
+        </w:rPr>
+        <w:t xml:space="preserve">Laboratory test </w:t>
+      </w:r>
+      <w:proofErr w:type="gramStart"/>
+      <w:r>
+        <w:rPr>
+          <w:lang w:val="en-US"/>
+        </w:rPr>
+        <w:t>feature  :</w:t>
+      </w:r>
+      <w:proofErr w:type="gramEnd"/>
+      <w:r>
+        <w:rPr>
+          <w:lang w:val="en-US"/>
+        </w:rPr>
+        <w:t>-</w:t>
+      </w:r>
+    </w:p>
+    <w:p>
+      <w:pPr>
+        <w:rPr>
+          <w:lang w:val="en-US"/>
+        </w:rPr>
+      </w:pPr>
+    </w:p>
+    <w:p>
+      <w:pPr>
+        <w:rPr>
+          <w:lang w:val="en-US"/>
+        </w:rPr>
+      </w:pPr>
+    </w:p>
+    <w:p>
+      <w:pPr>
+        <w:rPr>
+          <w:lang w:val="en-US"/>
+        </w:rPr>
+      </w:pPr>
+    </w:p>
+    <w:p>
+      <w:pPr>
+        <w:pStyle w:val="ListParagraph"/>
+        <w:numPr>
+          <w:ilvl w:val="0"/>
+          <w:numId w:val="3"/>
+        </w:numPr>
+        <w:rPr>
+          <w:lang w:val="en-US"/>
+        </w:rPr>
+      </w:pPr>
+      <w:proofErr w:type="gramStart"/>
+      <w:r>
+        <w:rPr>
+          <w:lang w:val="en-US"/>
+        </w:rPr>
+        <w:t>Firstly</w:t>
+      </w:r>
+      <w:proofErr w:type="gramEnd"/>
+      <w:r>
+        <w:rPr>
+          <w:lang w:val="en-US"/>
+        </w:rPr>
+        <w:t xml:space="preserve"> giving details of selected </w:t>
+      </w:r>
+      <w:proofErr w:type="gramStart"/>
+      <w:r>
+        <w:rPr>
+          <w:lang w:val="en-US"/>
+        </w:rPr>
+        <w:t>department :</w:t>
+      </w:r>
+      <w:proofErr w:type="gramEnd"/>
+      <w:r>
+        <w:rPr>
+          <w:lang w:val="en-US"/>
+        </w:rPr>
+        <w:t>-</w:t>
+      </w:r>
+    </w:p>
+    <w:p>
+      <w:pPr>
+        <w:rPr>
+          <w:lang w:val="en-US"/>
+        </w:rPr>
+      </w:pPr>
+    </w:p>
+    <w:p>
+      <w:pPr>
+        <w:rPr>
+          <w:lang w:val="en-US"/>
+        </w:rPr>
+      </w:pPr>
+    </w:p>
+    <w:p>
+      <w:pPr>
+        <w:rPr>
+          <w:lang w:val="en-US"/>
+        </w:rPr>
+      </w:pPr>
+    </w:p>
+    <w:p>
+      <w:pPr>
+        <w:rPr>
+          <w:lang w:val="en-US"/>
+        </w:rPr>
+      </w:pPr>
+    </w:p>
+    <w:p>
+      <w:pPr>
+        <w:rPr>
+          <w:lang w:val="en-US"/>
+        </w:rPr>
+      </w:pPr>
+    </w:p>
+    <w:p>
+      <w:pPr>
+        <w:rPr>
+          <w:lang w:val="en-US"/>
+        </w:rPr>
+      </w:pPr>
+    </w:p>
+    <w:p>
+      <w:pPr>
+        <w:rPr>
+          <w:lang w:val="en-US"/>
+        </w:rPr>
+      </w:pPr>
+    </w:p>
+    <w:p>
+      <w:pPr>
+        <w:pStyle w:val="ListParagraph"/>
+        <w:numPr>
+          <w:ilvl w:val="0"/>
+          <w:numId w:val="3"/>
+        </w:numPr>
+        <w:rPr>
+          <w:lang w:val="en-US"/>
+        </w:rPr>
+      </w:pPr>
+      <w:r>
+        <w:rPr>
+          <w:lang w:val="en-US"/>
+        </w:rPr>
+        <w:t xml:space="preserve">Then asking if user wants to book laboratory test for </w:t>
+      </w:r>
+      <w:proofErr w:type="gramStart"/>
+      <w:r>
+        <w:rPr>
+          <w:lang w:val="en-US"/>
+        </w:rPr>
+        <w:t>tomorrow :</w:t>
+      </w:r>
+      <w:proofErr w:type="gramEnd"/>
+      <w:r>
+        <w:rPr>
+          <w:lang w:val="en-US"/>
+        </w:rPr>
+        <w:t>-</w:t>
+      </w:r>
+    </w:p>
+    <w:p>
+      <w:pPr>
+        <w:pStyle w:val="ListParagraph"/>
+        <w:rPr>
+          <w:lang w:val="en-US"/>
+        </w:rPr>
+      </w:pPr>
+      <w:r>
+        <w:rPr>
+          <w:noProof/>
+          <w:lang w:val="en-US"/>
+        </w:rPr>
+        <w:drawing>
+          <wp:anchor distT="0" distB="0" distL="114300" distR="114300" simplePos="0" relativeHeight="251707392" behindDoc="0" locked="0" layoutInCell="1" allowOverlap="1" wp14:anchorId="20569EE9" wp14:editId="26539D54">
+            <wp:simplePos x="0" y="0"/>
+            <wp:positionH relativeFrom="column">
+              <wp:posOffset>-601981</wp:posOffset>
+            </wp:positionH>
+            <wp:positionV relativeFrom="page">
+              <wp:posOffset>5250180</wp:posOffset>
+            </wp:positionV>
+            <wp:extent cx="6994907" cy="3459480"/>
+            <wp:effectExtent l="0" t="0" r="0" b="7620"/>
+            <wp:wrapNone/>
+            <wp:docPr id="1497363679" name="Picture 1"/>
+            <wp:cNvGraphicFramePr>
+              <a:graphicFrameLocks xmlns:a="http://schemas.openxmlformats.org/drawingml/2006/main" noChangeAspect="1"/>
+            </wp:cNvGraphicFramePr>
+            <a:graphic xmlns:a="http://schemas.openxmlformats.org/drawingml/2006/main">
+              <a:graphicData uri="http://schemas.openxmlformats.org/drawingml/2006/picture">
+                <pic:pic xmlns:pic="http://schemas.openxmlformats.org/drawingml/2006/picture">
+                  <pic:nvPicPr>
+                    <pic:cNvPr id="1497363679" name=""/>
+                    <pic:cNvPicPr/>
+                  </pic:nvPicPr>
+                  <pic:blipFill>
+                    <a:blip r:embed="rId43">
+                      <a:extLst>
+                        <a:ext uri="{28A0092B-C50C-407E-A947-70E740481C1C}">
+                          <a14:useLocalDpi xmlns:a14="http://schemas.microsoft.com/office/drawing/2010/main" val="0"/>
+                        </a:ext>
+                      </a:extLst>
+                    </a:blip>
+                    <a:stretch>
+                      <a:fillRect/>
+                    </a:stretch>
+                  </pic:blipFill>
+                  <pic:spPr>
+                    <a:xfrm>
+                      <a:off x="0" y="0"/>
+                      <a:ext cx="7006472" cy="3465200"/>
+                    </a:xfrm>
+                    <a:prstGeom prst="rect">
+                      <a:avLst/>
+                    </a:prstGeom>
+                  </pic:spPr>
+                </pic:pic>
+              </a:graphicData>
+            </a:graphic>
+            <wp14:sizeRelH relativeFrom="margin">
+              <wp14:pctWidth>0</wp14:pctWidth>
+            </wp14:sizeRelH>
+            <wp14:sizeRelV relativeFrom="margin">
+              <wp14:pctHeight>0</wp14:pctHeight>
+            </wp14:sizeRelV>
+          </wp:anchor>
+        </w:drawing>
+      </w:r>
+    </w:p>
+    <w:p>
+      <w:pPr>
+        <w:pStyle w:val="ListParagraph"/>
+        <w:rPr>
+          <w:lang w:val="en-US"/>
+        </w:rPr>
+      </w:pPr>
+      <w:r>
+        <w:rPr>
+          <w:noProof/>
+          <w:lang w:val="en-US"/>
+        </w:rPr>
+        <w:drawing>
+          <wp:anchor distT="0" distB="0" distL="114300" distR="114300" simplePos="0" relativeHeight="251706368" behindDoc="0" locked="0" layoutInCell="1" allowOverlap="1" wp14:anchorId="48981394" wp14:editId="77F4C4EA">
+            <wp:simplePos x="0" y="0"/>
+            <wp:positionH relativeFrom="column">
+              <wp:posOffset>-274320</wp:posOffset>
+            </wp:positionH>
+            <wp:positionV relativeFrom="page">
+              <wp:posOffset>2636520</wp:posOffset>
+            </wp:positionV>
+            <wp:extent cx="5731510" cy="1901825"/>
+            <wp:effectExtent l="0" t="0" r="2540" b="3175"/>
+            <wp:wrapNone/>
+            <wp:docPr id="725926762" name="Picture 1"/>
+            <wp:cNvGraphicFramePr>
+              <a:graphicFrameLocks xmlns:a="http://schemas.openxmlformats.org/drawingml/2006/main" noChangeAspect="1"/>
+            </wp:cNvGraphicFramePr>
+            <a:graphic xmlns:a="http://schemas.openxmlformats.org/drawingml/2006/main">
+              <a:graphicData uri="http://schemas.openxmlformats.org/drawingml/2006/picture">
+                <pic:pic xmlns:pic="http://schemas.openxmlformats.org/drawingml/2006/picture">
+                  <pic:nvPicPr>
+                    <pic:cNvPr id="725926762" name=""/>
+                    <pic:cNvPicPr/>
+                  </pic:nvPicPr>
+                  <pic:blipFill>
+                    <a:blip r:embed="rId44">
+                      <a:extLst>
+                        <a:ext uri="{28A0092B-C50C-407E-A947-70E740481C1C}">
+                          <a14:useLocalDpi xmlns:a14="http://schemas.microsoft.com/office/drawing/2010/main" val="0"/>
+                        </a:ext>
+                      </a:extLst>
+                    </a:blip>
+                    <a:stretch>
+                      <a:fillRect/>
+                    </a:stretch>
+                  </pic:blipFill>
+                  <pic:spPr>
+                    <a:xfrm>
+                      <a:off x="0" y="0"/>
+                      <a:ext cx="5731510" cy="1901825"/>
+                    </a:xfrm>
+                    <a:prstGeom prst="rect">
+                      <a:avLst/>
+                    </a:prstGeom>
+                  </pic:spPr>
+                </pic:pic>
+              </a:graphicData>
+            </a:graphic>
+          </wp:anchor>
+        </w:drawing>
+      </w:r>
+    </w:p>
+    <w:p>
+      <w:pPr>
+        <w:rPr>
+          <w:lang w:val="en-US"/>
+        </w:rPr>
+      </w:pPr>
+    </w:p>
+    <w:p>
+      <w:pPr>
+        <w:rPr>
+          <w:lang w:val="en-US"/>
+        </w:rPr>
+      </w:pPr>
+    </w:p>
+    <w:p>
+      <w:pPr>
+        <w:rPr>
+          <w:lang w:val="en-US"/>
+        </w:rPr>
+      </w:pPr>
+    </w:p>
+    <w:p>
+      <w:pPr>
+        <w:rPr>
+          <w:lang w:val="en-US"/>
+        </w:rPr>
+      </w:pPr>
+    </w:p>
+    <w:p>
+      <w:pPr>
+        <w:rPr>
+          <w:lang w:val="en-US"/>
+        </w:rPr>
+      </w:pPr>
+    </w:p>
+    <w:p>
+      <w:pPr>
+        <w:rPr>
+          <w:lang w:val="en-US"/>
+        </w:rPr>
+      </w:pPr>
+    </w:p>
+    <w:p>
+      <w:pPr>
+        <w:rPr>
+          <w:lang w:val="en-US"/>
+        </w:rPr>
+      </w:pPr>
+    </w:p>
+    <w:p>
+      <w:pPr>
+        <w:rPr>
+          <w:lang w:val="en-US"/>
+        </w:rPr>
+      </w:pPr>
+    </w:p>
+    <w:p>
+      <w:pPr>
+        <w:rPr>
+          <w:lang w:val="en-US"/>
+        </w:rPr>
+      </w:pPr>
+    </w:p>
+    <w:p>
+      <w:pPr>
+        <w:rPr>
+          <w:lang w:val="en-US"/>
+        </w:rPr>
+      </w:pPr>
+    </w:p>
+    <w:p>
+      <w:pPr>
+        <w:rPr>
+          <w:lang w:val="en-US"/>
+        </w:rPr>
+      </w:pPr>
+    </w:p>
+    <w:p>
+      <w:pPr>
+        <w:pStyle w:val="ListParagraph"/>
+        <w:numPr>
+          <w:ilvl w:val="0"/>
+          <w:numId w:val="3"/>
+        </w:numPr>
+        <w:rPr>
+          <w:lang w:val="en-US"/>
+        </w:rPr>
+      </w:pPr>
+      <w:r>
+        <w:rPr>
+          <w:lang w:val="en-US"/>
+        </w:rPr>
+        <w:t xml:space="preserve">Then </w:t>
+      </w:r>
+      <w:r>
+        <w:rPr>
+          <w:lang w:val="en-US"/>
+        </w:rPr>
+        <w:t xml:space="preserve">booking the lab test after asking if user don’t have any existing </w:t>
+      </w:r>
+      <w:r>
+        <w:rPr>
+          <w:lang w:val="en-US"/>
+        </w:rPr>
+        <w:t xml:space="preserve">lab test booking to </w:t>
+      </w:r>
+      <w:proofErr w:type="gramStart"/>
+      <w:r>
+        <w:rPr>
+          <w:lang w:val="en-US"/>
+        </w:rPr>
+        <w:t>avoid  double</w:t>
+      </w:r>
+      <w:proofErr w:type="gramEnd"/>
+      <w:r>
+        <w:rPr>
+          <w:lang w:val="en-US"/>
+        </w:rPr>
+        <w:t xml:space="preserve"> </w:t>
+      </w:r>
+      <w:proofErr w:type="gramStart"/>
+      <w:r>
+        <w:rPr>
+          <w:lang w:val="en-US"/>
+        </w:rPr>
+        <w:t>booking :</w:t>
+      </w:r>
+      <w:proofErr w:type="gramEnd"/>
+      <w:r>
+        <w:rPr>
+          <w:lang w:val="en-US"/>
+        </w:rPr>
+        <w:t>-</w:t>
+      </w:r>
+    </w:p>
+    <w:p>
+      <w:pPr>
+        <w:pStyle w:val="ListParagraph"/>
+        <w:rPr>
+          <w:lang w:val="en-US"/>
+        </w:rPr>
+      </w:pPr>
+    </w:p>
+    <w:p>
+      <w:pPr>
+        <w:pStyle w:val="ListParagraph"/>
+        <w:numPr>
+          <w:ilvl w:val="0"/>
+          <w:numId w:val="6"/>
+        </w:numPr>
+        <w:rPr>
+          <w:lang w:val="en-US"/>
+        </w:rPr>
+      </w:pPr>
+      <w:proofErr w:type="spellStart"/>
+      <w:r>
+        <w:rPr>
+          <w:lang w:val="en-US"/>
+        </w:rPr>
+        <w:lastRenderedPageBreak/>
+        <w:t>Book_lab_</w:t>
+      </w:r>
+      <w:proofErr w:type="gramStart"/>
+      <w:r>
+        <w:rPr>
+          <w:lang w:val="en-US"/>
+        </w:rPr>
+        <w:t>test</w:t>
+      </w:r>
+      <w:proofErr w:type="spellEnd"/>
+      <w:r>
+        <w:rPr>
+          <w:lang w:val="en-US"/>
+        </w:rPr>
+        <w:t>(</w:t>
+      </w:r>
+      <w:proofErr w:type="gramEnd"/>
+      <w:r>
+        <w:rPr>
+          <w:lang w:val="en-US"/>
+        </w:rPr>
+        <w:t xml:space="preserve">) Function </w:t>
+      </w:r>
+      <w:proofErr w:type="gramStart"/>
+      <w:r>
+        <w:rPr>
+          <w:lang w:val="en-US"/>
+        </w:rPr>
+        <w:t>code :</w:t>
+      </w:r>
+      <w:proofErr w:type="gramEnd"/>
+      <w:r>
+        <w:rPr>
+          <w:lang w:val="en-US"/>
+        </w:rPr>
+        <w:t>-</w:t>
+      </w:r>
+    </w:p>
+    <w:p>
+      <w:pPr>
+        <w:pStyle w:val="ListParagraph"/>
+        <w:ind w:left="1080"/>
+        <w:rPr>
+          <w:lang w:val="en-US"/>
+        </w:rPr>
+      </w:pPr>
+    </w:p>
+    <w:p>
+      <w:pPr>
+        <w:pStyle w:val="ListParagraph"/>
+        <w:ind w:left="1080"/>
+        <w:rPr>
+          <w:lang w:val="en-US"/>
+        </w:rPr>
+      </w:pPr>
+    </w:p>
+    <w:p>
+      <w:pPr>
+        <w:pStyle w:val="ListParagraph"/>
+        <w:ind w:left="1080"/>
+        <w:rPr>
+          <w:lang w:val="en-US"/>
+        </w:rPr>
+      </w:pPr>
+    </w:p>
+    <w:p>
+      <w:pPr>
+        <w:pStyle w:val="ListParagraph"/>
+        <w:ind w:left="1080"/>
+        <w:rPr>
+          <w:lang w:val="en-US"/>
+        </w:rPr>
+      </w:pPr>
+    </w:p>
+    <w:p>
+      <w:pPr>
+        <w:pStyle w:val="ListParagraph"/>
+        <w:ind w:left="1080"/>
+        <w:rPr>
+          <w:lang w:val="en-US"/>
+        </w:rPr>
+      </w:pPr>
+    </w:p>
+    <w:p>
+      <w:pPr>
+        <w:pStyle w:val="ListParagraph"/>
+        <w:ind w:left="1080"/>
+        <w:rPr>
+          <w:lang w:val="en-US"/>
+        </w:rPr>
+      </w:pPr>
+    </w:p>
+    <w:p>
+      <w:pPr>
+        <w:pStyle w:val="ListParagraph"/>
+        <w:ind w:left="1080"/>
+        <w:rPr>
+          <w:lang w:val="en-US"/>
+        </w:rPr>
+      </w:pPr>
+    </w:p>
+    <w:p>
+      <w:pPr>
+        <w:pStyle w:val="ListParagraph"/>
+        <w:ind w:left="1080"/>
+        <w:rPr>
+          <w:lang w:val="en-US"/>
+        </w:rPr>
+      </w:pPr>
+    </w:p>
+    <w:p>
+      <w:pPr>
+        <w:pStyle w:val="ListParagraph"/>
+        <w:ind w:left="1080"/>
+        <w:rPr>
+          <w:lang w:val="en-US"/>
+        </w:rPr>
+      </w:pPr>
+    </w:p>
+    <w:p>
+      <w:pPr>
+        <w:pStyle w:val="ListParagraph"/>
+        <w:ind w:left="1080"/>
+        <w:rPr>
+          <w:lang w:val="en-US"/>
+        </w:rPr>
+      </w:pPr>
+    </w:p>
+    <w:p>
+      <w:pPr>
+        <w:pStyle w:val="ListParagraph"/>
+        <w:ind w:left="1080"/>
+        <w:rPr>
+          <w:lang w:val="en-US"/>
+        </w:rPr>
+      </w:pPr>
+    </w:p>
+    <w:p>
+      <w:pPr>
+        <w:pStyle w:val="ListParagraph"/>
+        <w:ind w:left="1080"/>
+        <w:rPr>
+          <w:lang w:val="en-US"/>
+        </w:rPr>
+      </w:pPr>
+    </w:p>
+    <w:p>
+      <w:pPr>
+        <w:pStyle w:val="ListParagraph"/>
+        <w:ind w:left="1080"/>
+        <w:rPr>
+          <w:lang w:val="en-US"/>
+        </w:rPr>
+      </w:pPr>
+    </w:p>
+    <w:p>
+      <w:pPr>
+        <w:pStyle w:val="ListParagraph"/>
+        <w:ind w:left="1080"/>
+        <w:rPr>
+          <w:lang w:val="en-US"/>
+        </w:rPr>
+      </w:pPr>
+    </w:p>
+    <w:p>
+      <w:pPr>
+        <w:pStyle w:val="ListParagraph"/>
+        <w:ind w:left="1080"/>
+        <w:rPr>
+          <w:lang w:val="en-US"/>
+        </w:rPr>
+      </w:pPr>
+    </w:p>
+    <w:p>
+      <w:pPr>
+        <w:pStyle w:val="ListParagraph"/>
+        <w:ind w:left="1080"/>
+        <w:rPr>
+          <w:lang w:val="en-US"/>
+        </w:rPr>
+      </w:pPr>
+    </w:p>
+    <w:p>
+      <w:pPr>
+        <w:pStyle w:val="ListParagraph"/>
+        <w:ind w:left="1080"/>
+        <w:rPr>
+          <w:lang w:val="en-US"/>
+        </w:rPr>
+      </w:pPr>
+    </w:p>
+    <w:p>
+      <w:pPr>
+        <w:pStyle w:val="ListParagraph"/>
+        <w:ind w:left="1080"/>
+        <w:rPr>
+          <w:lang w:val="en-US"/>
+        </w:rPr>
+      </w:pPr>
+    </w:p>
+    <w:p>
+      <w:pPr>
+        <w:pStyle w:val="ListParagraph"/>
+        <w:ind w:left="1080"/>
+        <w:rPr>
+          <w:lang w:val="en-US"/>
+        </w:rPr>
+      </w:pPr>
+    </w:p>
+    <w:p>
+      <w:pPr>
+        <w:pStyle w:val="ListParagraph"/>
+        <w:numPr>
+          <w:ilvl w:val="0"/>
+          <w:numId w:val="3"/>
+        </w:numPr>
+        <w:rPr>
+          <w:lang w:val="en-US"/>
+        </w:rPr>
+      </w:pPr>
+      <w:r>
+        <w:rPr>
+          <w:noProof/>
+          <w:lang w:val="en-US"/>
+        </w:rPr>
+        <w:drawing>
+          <wp:anchor distT="0" distB="0" distL="114300" distR="114300" simplePos="0" relativeHeight="251709440" behindDoc="0" locked="0" layoutInCell="1" allowOverlap="1" wp14:anchorId="1FF42A82" wp14:editId="14F13063">
+            <wp:simplePos x="0" y="0"/>
+            <wp:positionH relativeFrom="margin">
+              <wp:align>center</wp:align>
+            </wp:positionH>
+            <wp:positionV relativeFrom="page">
+              <wp:posOffset>5532120</wp:posOffset>
+            </wp:positionV>
+            <wp:extent cx="6878955" cy="3916680"/>
+            <wp:effectExtent l="0" t="0" r="0" b="7620"/>
+            <wp:wrapNone/>
+            <wp:docPr id="523601141" name="Picture 1"/>
+            <wp:cNvGraphicFramePr>
+              <a:graphicFrameLocks xmlns:a="http://schemas.openxmlformats.org/drawingml/2006/main" noChangeAspect="1"/>
+            </wp:cNvGraphicFramePr>
+            <a:graphic xmlns:a="http://schemas.openxmlformats.org/drawingml/2006/main">
+              <a:graphicData uri="http://schemas.openxmlformats.org/drawingml/2006/picture">
+                <pic:pic xmlns:pic="http://schemas.openxmlformats.org/drawingml/2006/picture">
+                  <pic:nvPicPr>
+                    <pic:cNvPr id="523601141" name=""/>
+                    <pic:cNvPicPr/>
+                  </pic:nvPicPr>
+                  <pic:blipFill>
+                    <a:blip r:embed="rId45">
+                      <a:extLst>
+                        <a:ext uri="{28A0092B-C50C-407E-A947-70E740481C1C}">
+                          <a14:useLocalDpi xmlns:a14="http://schemas.microsoft.com/office/drawing/2010/main" val="0"/>
+                        </a:ext>
+                      </a:extLst>
+                    </a:blip>
+                    <a:stretch>
+                      <a:fillRect/>
+                    </a:stretch>
+                  </pic:blipFill>
+                  <pic:spPr>
+                    <a:xfrm>
+                      <a:off x="0" y="0"/>
+                      <a:ext cx="6878955" cy="3916680"/>
+                    </a:xfrm>
+                    <a:prstGeom prst="rect">
+                      <a:avLst/>
+                    </a:prstGeom>
+                  </pic:spPr>
+                </pic:pic>
+              </a:graphicData>
+            </a:graphic>
+            <wp14:sizeRelH relativeFrom="margin">
+              <wp14:pctWidth>0</wp14:pctWidth>
+            </wp14:sizeRelH>
+            <wp14:sizeRelV relativeFrom="margin">
+              <wp14:pctHeight>0</wp14:pctHeight>
+            </wp14:sizeRelV>
+          </wp:anchor>
+        </w:drawing>
+      </w:r>
+      <w:r>
+        <w:rPr>
+          <w:noProof/>
+          <w:lang w:val="en-US"/>
+        </w:rPr>
+        <w:drawing>
+          <wp:anchor distT="0" distB="0" distL="114300" distR="114300" simplePos="0" relativeHeight="251708416" behindDoc="0" locked="0" layoutInCell="1" allowOverlap="1" wp14:anchorId="401AC6D4" wp14:editId="710E3679">
+            <wp:simplePos x="0" y="0"/>
+            <wp:positionH relativeFrom="column">
+              <wp:posOffset>-525781</wp:posOffset>
+            </wp:positionH>
+            <wp:positionV relativeFrom="page">
+              <wp:posOffset>1249680</wp:posOffset>
+            </wp:positionV>
+            <wp:extent cx="6935609" cy="3840480"/>
+            <wp:effectExtent l="0" t="0" r="0" b="7620"/>
+            <wp:wrapNone/>
+            <wp:docPr id="1161936715" name="Picture 1"/>
+            <wp:cNvGraphicFramePr>
+              <a:graphicFrameLocks xmlns:a="http://schemas.openxmlformats.org/drawingml/2006/main" noChangeAspect="1"/>
+            </wp:cNvGraphicFramePr>
+            <a:graphic xmlns:a="http://schemas.openxmlformats.org/drawingml/2006/main">
+              <a:graphicData uri="http://schemas.openxmlformats.org/drawingml/2006/picture">
+                <pic:pic xmlns:pic="http://schemas.openxmlformats.org/drawingml/2006/picture">
+                  <pic:nvPicPr>
+                    <pic:cNvPr id="1161936715" name=""/>
+                    <pic:cNvPicPr/>
+                  </pic:nvPicPr>
+                  <pic:blipFill>
+                    <a:blip r:embed="rId46" cstate="print">
+                      <a:extLst>
+                        <a:ext uri="{28A0092B-C50C-407E-A947-70E740481C1C}">
+                          <a14:useLocalDpi xmlns:a14="http://schemas.microsoft.com/office/drawing/2010/main" val="0"/>
+                        </a:ext>
+                      </a:extLst>
+                    </a:blip>
+                    <a:stretch>
+                      <a:fillRect/>
+                    </a:stretch>
+                  </pic:blipFill>
+                  <pic:spPr>
+                    <a:xfrm>
+                      <a:off x="0" y="0"/>
+                      <a:ext cx="6944854" cy="3845599"/>
+                    </a:xfrm>
+                    <a:prstGeom prst="rect">
+                      <a:avLst/>
+                    </a:prstGeom>
+                  </pic:spPr>
+                </pic:pic>
+              </a:graphicData>
+            </a:graphic>
+            <wp14:sizeRelH relativeFrom="margin">
+              <wp14:pctWidth>0</wp14:pctWidth>
+            </wp14:sizeRelH>
+            <wp14:sizeRelV relativeFrom="margin">
+              <wp14:pctHeight>0</wp14:pctHeight>
+            </wp14:sizeRelV>
+          </wp:anchor>
+        </w:drawing>
+      </w:r>
+      <w:r>
+        <w:rPr>
+          <w:lang w:val="en-US"/>
+        </w:rPr>
+        <w:t xml:space="preserve">Terminal </w:t>
+      </w:r>
+      <w:proofErr w:type="gramStart"/>
+      <w:r>
+        <w:rPr>
+          <w:lang w:val="en-US"/>
+        </w:rPr>
+        <w:t>output :</w:t>
+      </w:r>
+      <w:proofErr w:type="gramEnd"/>
+      <w:r>
+        <w:rPr>
+          <w:lang w:val="en-US"/>
+        </w:rPr>
+        <w:t>-</w:t>
+      </w:r>
+    </w:p>
+    <w:p>
+      <w:pPr>
+        <w:pStyle w:val="ListParagraph"/>
+        <w:rPr>
+          <w:lang w:val="en-US"/>
+        </w:rPr>
+      </w:pPr>
+    </w:p>
+    <w:p>
+      <w:pPr>
+        <w:pStyle w:val="ListParagraph"/>
+        <w:rPr>
+          <w:lang w:val="en-US"/>
+        </w:rPr>
+      </w:pPr>
+    </w:p>
+    <w:p>
+      <w:pPr>
+        <w:pStyle w:val="ListParagraph"/>
+        <w:rPr>
+          <w:lang w:val="en-US"/>
+        </w:rPr>
+      </w:pPr>
+    </w:p>
+    <w:p>
+      <w:pPr>
+        <w:pStyle w:val="ListParagraph"/>
+        <w:rPr>
+          <w:lang w:val="en-US"/>
+        </w:rPr>
+      </w:pPr>
+    </w:p>
+    <w:p>
+      <w:pPr>
+        <w:pStyle w:val="ListParagraph"/>
+        <w:rPr>
+          <w:lang w:val="en-US"/>
+        </w:rPr>
+      </w:pPr>
+    </w:p>
+    <w:p>
+      <w:pPr>
+        <w:pStyle w:val="ListParagraph"/>
+        <w:rPr>
+          <w:lang w:val="en-US"/>
+        </w:rPr>
+      </w:pPr>
+    </w:p>
+    <w:p>
+      <w:pPr>
+        <w:pStyle w:val="ListParagraph"/>
+        <w:rPr>
+          <w:lang w:val="en-US"/>
+        </w:rPr>
+      </w:pPr>
+    </w:p>
+    <w:p>
+      <w:pPr>
+        <w:pStyle w:val="ListParagraph"/>
+        <w:rPr>
+          <w:lang w:val="en-US"/>
+        </w:rPr>
+      </w:pPr>
+    </w:p>
+    <w:p>
+      <w:pPr>
+        <w:pStyle w:val="ListParagraph"/>
+        <w:rPr>
+          <w:lang w:val="en-US"/>
+        </w:rPr>
+      </w:pPr>
+    </w:p>
+    <w:p>
+      <w:pPr>
+        <w:pStyle w:val="ListParagraph"/>
+        <w:rPr>
+          <w:lang w:val="en-US"/>
+        </w:rPr>
+      </w:pPr>
+    </w:p>
+    <w:p>
+      <w:pPr>
+        <w:pStyle w:val="ListParagraph"/>
+        <w:rPr>
+          <w:lang w:val="en-US"/>
+        </w:rPr>
+      </w:pPr>
+    </w:p>
+    <w:p>
+      <w:pPr>
+        <w:pStyle w:val="ListParagraph"/>
+        <w:rPr>
+          <w:lang w:val="en-US"/>
+        </w:rPr>
+      </w:pPr>
+    </w:p>
+    <w:p>
+      <w:pPr>
+        <w:pStyle w:val="ListParagraph"/>
+        <w:rPr>
+          <w:lang w:val="en-US"/>
+        </w:rPr>
+      </w:pPr>
+    </w:p>
+    <w:p>
+      <w:pPr>
+        <w:pStyle w:val="ListParagraph"/>
+        <w:rPr>
+          <w:lang w:val="en-US"/>
+        </w:rPr>
+      </w:pPr>
+    </w:p>
+    <w:p>
+      <w:pPr>
+        <w:pStyle w:val="ListParagraph"/>
+        <w:rPr>
+          <w:lang w:val="en-US"/>
+        </w:rPr>
+      </w:pPr>
+    </w:p>
+    <w:p>
+      <w:pPr>
+        <w:pStyle w:val="ListParagraph"/>
+        <w:rPr>
+          <w:lang w:val="en-US"/>
+        </w:rPr>
+      </w:pPr>
+    </w:p>
+    <w:p>
+      <w:pPr>
+        <w:pStyle w:val="ListParagraph"/>
+        <w:rPr>
+          <w:lang w:val="en-US"/>
+        </w:rPr>
+      </w:pPr>
+    </w:p>
+    <w:p>
+      <w:pPr>
+        <w:pStyle w:val="ListParagraph"/>
+        <w:rPr>
+          <w:lang w:val="en-US"/>
+        </w:rPr>
+      </w:pPr>
+    </w:p>
+    <w:p>
+      <w:pPr>
+        <w:pStyle w:val="ListParagraph"/>
+        <w:rPr>
+          <w:lang w:val="en-US"/>
+        </w:rPr>
+      </w:pPr>
+    </w:p>
+    <w:p>
+      <w:pPr>
+        <w:pStyle w:val="ListParagraph"/>
+        <w:rPr>
+          <w:lang w:val="en-US"/>
+        </w:rPr>
+      </w:pPr>
+    </w:p>
+    <w:p>
+      <w:pPr>
+        <w:pStyle w:val="ListParagraph"/>
+        <w:rPr>
+          <w:lang w:val="en-US"/>
+        </w:rPr>
+      </w:pPr>
+    </w:p>
+    <w:p>
+      <w:pPr>
+        <w:pStyle w:val="ListParagraph"/>
+        <w:rPr>
+          <w:lang w:val="en-US"/>
+        </w:rPr>
+      </w:pPr>
+    </w:p>
+    <w:p>
+      <w:pPr>
+        <w:pStyle w:val="ListParagraph"/>
+        <w:rPr>
+          <w:lang w:val="en-US"/>
+        </w:rPr>
+      </w:pPr>
+    </w:p>
+    <w:p>
+      <w:pPr>
+        <w:pStyle w:val="ListParagraph"/>
+        <w:rPr>
+          <w:lang w:val="en-US"/>
+        </w:rPr>
+      </w:pPr>
+    </w:p>
+    <w:p>
+      <w:pPr>
+        <w:pStyle w:val="ListParagraph"/>
+        <w:rPr>
+          <w:lang w:val="en-US"/>
+        </w:rPr>
+      </w:pPr>
+    </w:p>
+    <w:p>
+      <w:pPr>
+        <w:pStyle w:val="ListParagraph"/>
+        <w:rPr>
+          <w:lang w:val="en-US"/>
+        </w:rPr>
+      </w:pPr>
+    </w:p>
+    <w:p>
+      <w:pPr>
+        <w:pStyle w:val="ListParagraph"/>
+        <w:rPr>
+          <w:lang w:val="en-US"/>
+        </w:rPr>
+      </w:pPr>
+    </w:p>
+    <w:p>
+      <w:pPr>
+        <w:pStyle w:val="ListParagraph"/>
+        <w:rPr>
+          <w:lang w:val="en-US"/>
+        </w:rPr>
+      </w:pPr>
+    </w:p>
+    <w:p>
+      <w:pPr>
+        <w:pStyle w:val="ListParagraph"/>
+        <w:rPr>
+          <w:lang w:val="en-US"/>
+        </w:rPr>
+      </w:pPr>
+    </w:p>
+    <w:p>
+      <w:pPr>
+        <w:pStyle w:val="ListParagraph"/>
+        <w:rPr>
+          <w:lang w:val="en-US"/>
+        </w:rPr>
+      </w:pPr>
+    </w:p>
+    <w:p>
+      <w:pPr>
+        <w:pStyle w:val="ListParagraph"/>
+        <w:rPr>
+          <w:lang w:val="en-US"/>
+        </w:rPr>
+      </w:pPr>
+    </w:p>
+    <w:p>
+      <w:pPr>
+        <w:pStyle w:val="ListParagraph"/>
+        <w:rPr>
+          <w:lang w:val="en-US"/>
+        </w:rPr>
+      </w:pPr>
+    </w:p>
+    <w:p>
+      <w:pPr>
+        <w:pStyle w:val="ListParagraph"/>
+        <w:rPr>
+          <w:lang w:val="en-US"/>
+        </w:rPr>
+      </w:pPr>
+    </w:p>
+    <w:p>
+      <w:pPr>
+        <w:pStyle w:val="ListParagraph"/>
+        <w:rPr>
+          <w:lang w:val="en-US"/>
+        </w:rPr>
+      </w:pPr>
+    </w:p>
+    <w:p>
+      <w:pPr>
+        <w:pStyle w:val="ListParagraph"/>
+        <w:rPr>
+          <w:lang w:val="en-US"/>
+        </w:rPr>
+      </w:pPr>
+    </w:p>
+    <w:p>
+      <w:pPr>
+        <w:pStyle w:val="ListParagraph"/>
+        <w:rPr>
+          <w:lang w:val="en-US"/>
+        </w:rPr>
+      </w:pPr>
+    </w:p>
+    <w:p>
+      <w:pPr>
+        <w:pStyle w:val="ListParagraph"/>
+        <w:numPr>
+          <w:ilvl w:val="0"/>
+          <w:numId w:val="6"/>
+        </w:numPr>
+        <w:rPr>
+          <w:lang w:val="en-US"/>
+        </w:rPr>
+      </w:pPr>
+      <w:r>
+        <w:rPr>
+          <w:noProof/>
+          <w:lang w:val="en-US"/>
+        </w:rPr>
+        <w:drawing>
+          <wp:anchor distT="0" distB="0" distL="114300" distR="114300" simplePos="0" relativeHeight="251710464" behindDoc="0" locked="0" layoutInCell="1" allowOverlap="1" wp14:anchorId="07FA5ECE" wp14:editId="4909D004">
+            <wp:simplePos x="0" y="0"/>
+            <wp:positionH relativeFrom="column">
+              <wp:posOffset>-647700</wp:posOffset>
+            </wp:positionH>
+            <wp:positionV relativeFrom="page">
+              <wp:posOffset>243839</wp:posOffset>
+            </wp:positionV>
+            <wp:extent cx="7109460" cy="3932021"/>
+            <wp:effectExtent l="0" t="0" r="0" b="0"/>
+            <wp:wrapNone/>
+            <wp:docPr id="902000795" name="Picture 1"/>
+            <wp:cNvGraphicFramePr>
+              <a:graphicFrameLocks xmlns:a="http://schemas.openxmlformats.org/drawingml/2006/main" noChangeAspect="1"/>
+            </wp:cNvGraphicFramePr>
+            <a:graphic xmlns:a="http://schemas.openxmlformats.org/drawingml/2006/main">
+              <a:graphicData uri="http://schemas.openxmlformats.org/drawingml/2006/picture">
+                <pic:pic xmlns:pic="http://schemas.openxmlformats.org/drawingml/2006/picture">
+                  <pic:nvPicPr>
+                    <pic:cNvPr id="902000795" name=""/>
+                    <pic:cNvPicPr/>
+                  </pic:nvPicPr>
+                  <pic:blipFill>
+                    <a:blip r:embed="rId47">
+                      <a:extLst>
+                        <a:ext uri="{28A0092B-C50C-407E-A947-70E740481C1C}">
+                          <a14:useLocalDpi xmlns:a14="http://schemas.microsoft.com/office/drawing/2010/main" val="0"/>
+                        </a:ext>
+                      </a:extLst>
+                    </a:blip>
+                    <a:stretch>
+                      <a:fillRect/>
+                    </a:stretch>
+                  </pic:blipFill>
+                  <pic:spPr>
+                    <a:xfrm>
+                      <a:off x="0" y="0"/>
+                      <a:ext cx="7119631" cy="3937646"/>
+                    </a:xfrm>
+                    <a:prstGeom prst="rect">
+                      <a:avLst/>
+                    </a:prstGeom>
+                  </pic:spPr>
+                </pic:pic>
+              </a:graphicData>
+            </a:graphic>
+            <wp14:sizeRelH relativeFrom="margin">
+              <wp14:pctWidth>0</wp14:pctWidth>
+            </wp14:sizeRelH>
+            <wp14:sizeRelV relativeFrom="margin">
+              <wp14:pctHeight>0</wp14:pctHeight>
+            </wp14:sizeRelV>
+          </wp:anchor>
+        </w:drawing>
+      </w:r>
+      <w:r>
+        <w:rPr>
+          <w:lang w:val="en-US"/>
+        </w:rPr>
+        <w:t xml:space="preserve">Table of test bookings before </w:t>
+      </w:r>
+      <w:proofErr w:type="gramStart"/>
+      <w:r>
+        <w:rPr>
+          <w:lang w:val="en-US"/>
+        </w:rPr>
+        <w:t>booking :</w:t>
+      </w:r>
+      <w:proofErr w:type="gramEnd"/>
+      <w:r>
+        <w:rPr>
+          <w:lang w:val="en-US"/>
+        </w:rPr>
+        <w:t>-</w:t>
+      </w:r>
+    </w:p>
+    <w:p>
+      <w:pPr>
+        <w:pStyle w:val="ListParagraph"/>
+        <w:ind w:left="1080"/>
+        <w:rPr>
+          <w:lang w:val="en-US"/>
+        </w:rPr>
+      </w:pPr>
+    </w:p>
+    <w:p>
+      <w:pPr>
+        <w:pStyle w:val="ListParagraph"/>
+        <w:ind w:left="1080"/>
+        <w:rPr>
+          <w:lang w:val="en-US"/>
+        </w:rPr>
+      </w:pPr>
+    </w:p>
+    <w:p>
+      <w:pPr>
+        <w:pStyle w:val="ListParagraph"/>
+        <w:ind w:left="1080"/>
+        <w:rPr>
+          <w:lang w:val="en-US"/>
+        </w:rPr>
+      </w:pPr>
+    </w:p>
+    <w:p>
+      <w:pPr>
+        <w:pStyle w:val="ListParagraph"/>
+        <w:ind w:left="1080"/>
+        <w:rPr>
+          <w:lang w:val="en-US"/>
+        </w:rPr>
+      </w:pPr>
+    </w:p>
+    <w:p>
+      <w:pPr>
+        <w:pStyle w:val="ListParagraph"/>
+        <w:ind w:left="1080"/>
+        <w:rPr>
+          <w:lang w:val="en-US"/>
+        </w:rPr>
+      </w:pPr>
+    </w:p>
+    <w:p>
+      <w:pPr>
+        <w:pStyle w:val="ListParagraph"/>
+        <w:ind w:left="1080"/>
+        <w:rPr>
+          <w:lang w:val="en-US"/>
+        </w:rPr>
+      </w:pPr>
+    </w:p>
+    <w:p>
+      <w:pPr>
+        <w:pStyle w:val="ListParagraph"/>
+        <w:ind w:left="1080"/>
+        <w:rPr>
+          <w:lang w:val="en-US"/>
+        </w:rPr>
+      </w:pPr>
+    </w:p>
+    <w:p>
+      <w:pPr>
+        <w:pStyle w:val="ListParagraph"/>
+        <w:ind w:left="1080"/>
+        <w:rPr>
+          <w:lang w:val="en-US"/>
+        </w:rPr>
+      </w:pPr>
+    </w:p>
+    <w:p>
+      <w:pPr>
+        <w:pStyle w:val="ListParagraph"/>
+        <w:numPr>
+          <w:ilvl w:val="0"/>
+          <w:numId w:val="6"/>
+        </w:numPr>
+        <w:rPr>
+          <w:lang w:val="en-US"/>
+        </w:rPr>
+      </w:pPr>
+      <w:r>
+        <w:rPr>
+          <w:noProof/>
+          <w:lang w:val="en-US"/>
+        </w:rPr>
+        <w:drawing>
+          <wp:anchor distT="0" distB="0" distL="114300" distR="114300" simplePos="0" relativeHeight="251711488" behindDoc="0" locked="0" layoutInCell="1" allowOverlap="1" wp14:anchorId="21CC0056" wp14:editId="2064EF2D">
+            <wp:simplePos x="0" y="0"/>
+            <wp:positionH relativeFrom="column">
+              <wp:posOffset>-601980</wp:posOffset>
+            </wp:positionH>
+            <wp:positionV relativeFrom="margin">
+              <wp:posOffset>3832860</wp:posOffset>
+            </wp:positionV>
+            <wp:extent cx="7106226" cy="1493520"/>
+            <wp:effectExtent l="0" t="0" r="0" b="0"/>
+            <wp:wrapNone/>
+            <wp:docPr id="2125440883" name="Picture 47"/>
+            <wp:cNvGraphicFramePr>
+              <a:graphicFrameLocks xmlns:a="http://schemas.openxmlformats.org/drawingml/2006/main" noChangeAspect="1"/>
+            </wp:cNvGraphicFramePr>
+            <a:graphic xmlns:a="http://schemas.openxmlformats.org/drawingml/2006/main">
+              <a:graphicData uri="http://schemas.openxmlformats.org/drawingml/2006/picture">
+                <pic:pic xmlns:pic="http://schemas.openxmlformats.org/drawingml/2006/picture">
+                  <pic:nvPicPr>
+                    <pic:cNvPr id="2125440883" name="Picture 2125440883"/>
+                    <pic:cNvPicPr/>
+                  </pic:nvPicPr>
+                  <pic:blipFill>
+                    <a:blip r:embed="rId48">
+                      <a:extLst>
+                        <a:ext uri="{28A0092B-C50C-407E-A947-70E740481C1C}">
+                          <a14:useLocalDpi xmlns:a14="http://schemas.microsoft.com/office/drawing/2010/main" val="0"/>
+                        </a:ext>
+                      </a:extLst>
+                    </a:blip>
+                    <a:stretch>
+                      <a:fillRect/>
+                    </a:stretch>
+                  </pic:blipFill>
+                  <pic:spPr>
+                    <a:xfrm>
+                      <a:off x="0" y="0"/>
+                      <a:ext cx="7109898" cy="1494292"/>
+                    </a:xfrm>
+                    <a:prstGeom prst="rect">
+                      <a:avLst/>
+                    </a:prstGeom>
+                  </pic:spPr>
+                </pic:pic>
+              </a:graphicData>
+            </a:graphic>
+            <wp14:sizeRelH relativeFrom="margin">
+              <wp14:pctWidth>0</wp14:pctWidth>
+            </wp14:sizeRelH>
+            <wp14:sizeRelV relativeFrom="margin">
+              <wp14:pctHeight>0</wp14:pctHeight>
+            </wp14:sizeRelV>
+          </wp:anchor>
+        </w:drawing>
+      </w:r>
+      <w:r>
+        <w:rPr>
+          <w:lang w:val="en-US"/>
+        </w:rPr>
+        <w:t xml:space="preserve">Table after booking a </w:t>
+      </w:r>
+      <w:proofErr w:type="gramStart"/>
+      <w:r>
+        <w:rPr>
+          <w:lang w:val="en-US"/>
+        </w:rPr>
+        <w:t>test :</w:t>
+      </w:r>
+      <w:proofErr w:type="gramEnd"/>
+      <w:r>
+        <w:rPr>
+          <w:lang w:val="en-US"/>
+        </w:rPr>
+        <w:t>-</w:t>
+      </w:r>
+    </w:p>
+    <w:p>
+      <w:pPr>
+        <w:pStyle w:val="ListParagraph"/>
+        <w:ind w:left="1080"/>
+        <w:rPr>
+          <w:lang w:val="en-US"/>
+        </w:rPr>
+      </w:pPr>
+      <w:r>
+        <w:rPr>
+          <w:noProof/>
+          <w:lang w:val="en-US"/>
+        </w:rPr>
+        <w:drawing>
+          <wp:anchor distT="0" distB="0" distL="114300" distR="114300" simplePos="0" relativeHeight="251712512" behindDoc="0" locked="0" layoutInCell="1" allowOverlap="1" wp14:anchorId="70056E8F" wp14:editId="6A3D380F">
+            <wp:simplePos x="0" y="0"/>
+            <wp:positionH relativeFrom="margin">
+              <wp:align>center</wp:align>
+            </wp:positionH>
+            <wp:positionV relativeFrom="page">
+              <wp:posOffset>6812280</wp:posOffset>
+            </wp:positionV>
+            <wp:extent cx="7087579" cy="1699260"/>
+            <wp:effectExtent l="0" t="0" r="0" b="0"/>
+            <wp:wrapNone/>
+            <wp:docPr id="1828491978" name="Picture 1"/>
+            <wp:cNvGraphicFramePr>
+              <a:graphicFrameLocks xmlns:a="http://schemas.openxmlformats.org/drawingml/2006/main" noChangeAspect="1"/>
+            </wp:cNvGraphicFramePr>
+            <a:graphic xmlns:a="http://schemas.openxmlformats.org/drawingml/2006/main">
+              <a:graphicData uri="http://schemas.openxmlformats.org/drawingml/2006/picture">
+                <pic:pic xmlns:pic="http://schemas.openxmlformats.org/drawingml/2006/picture">
+                  <pic:nvPicPr>
+                    <pic:cNvPr id="1828491978" name=""/>
+                    <pic:cNvPicPr/>
+                  </pic:nvPicPr>
+                  <pic:blipFill>
+                    <a:blip r:embed="rId49">
+                      <a:extLst>
+                        <a:ext uri="{28A0092B-C50C-407E-A947-70E740481C1C}">
+                          <a14:useLocalDpi xmlns:a14="http://schemas.microsoft.com/office/drawing/2010/main" val="0"/>
+                        </a:ext>
+                      </a:extLst>
+                    </a:blip>
+                    <a:stretch>
+                      <a:fillRect/>
+                    </a:stretch>
+                  </pic:blipFill>
+                  <pic:spPr>
+                    <a:xfrm>
+                      <a:off x="0" y="0"/>
+                      <a:ext cx="7087579" cy="1699260"/>
+                    </a:xfrm>
+                    <a:prstGeom prst="rect">
+                      <a:avLst/>
+                    </a:prstGeom>
+                  </pic:spPr>
+                </pic:pic>
+              </a:graphicData>
+            </a:graphic>
+            <wp14:sizeRelH relativeFrom="margin">
+              <wp14:pctWidth>0</wp14:pctWidth>
+            </wp14:sizeRelH>
+            <wp14:sizeRelV relativeFrom="margin">
+              <wp14:pctHeight>0</wp14:pctHeight>
+            </wp14:sizeRelV>
+          </wp:anchor>
+        </w:drawing>
+      </w:r>
+    </w:p>
+    <w:p>
+      <w:pPr>
+        <w:pStyle w:val="ListParagraph"/>
+        <w:ind w:left="1080"/>
+        <w:rPr>
+          <w:lang w:val="en-US"/>
+        </w:rPr>
+      </w:pPr>
+    </w:p>
+    <w:p>
+      <w:pPr>
+        <w:pStyle w:val="ListParagraph"/>
+        <w:ind w:left="1080"/>
+        <w:rPr>
+          <w:lang w:val="en-US"/>
+        </w:rPr>
+      </w:pPr>
+    </w:p>
+    <w:p>
+      <w:pPr>
+        <w:pStyle w:val="ListParagraph"/>
+        <w:ind w:left="1080"/>
+        <w:rPr>
+          <w:lang w:val="en-US"/>
+        </w:rPr>
+      </w:pPr>
+    </w:p>
+    <w:p>
+      <w:pPr>
+        <w:pStyle w:val="ListParagraph"/>
+        <w:ind w:left="1080"/>
+        <w:rPr>
+          <w:lang w:val="en-US"/>
+        </w:rPr>
+      </w:pPr>
+    </w:p>
+    <w:p>
+      <w:pPr>
+        <w:pStyle w:val="ListParagraph"/>
+        <w:ind w:left="1080"/>
+        <w:rPr>
+          <w:lang w:val="en-US"/>
+        </w:rPr>
+      </w:pPr>
+    </w:p>
+    <w:p>
+      <w:pPr>
+        <w:pStyle w:val="ListParagraph"/>
+        <w:ind w:left="1080"/>
+        <w:rPr>
+          <w:lang w:val="en-US"/>
+        </w:rPr>
+      </w:pPr>
+    </w:p>
+    <w:p>
+      <w:pPr>
+        <w:pStyle w:val="ListParagraph"/>
+        <w:ind w:left="1080"/>
+        <w:rPr>
+          <w:lang w:val="en-US"/>
+        </w:rPr>
+      </w:pPr>
+    </w:p>
+    <w:p>
+      <w:pPr>
+        <w:pStyle w:val="ListParagraph"/>
+        <w:ind w:left="1080"/>
+        <w:rPr>
+          <w:lang w:val="en-US"/>
+        </w:rPr>
+      </w:pPr>
+    </w:p>
+    <w:p>
+      <w:pPr>
+        <w:pStyle w:val="ListParagraph"/>
+        <w:ind w:left="1080"/>
+        <w:rPr>
+          <w:lang w:val="en-US"/>
+        </w:rPr>
+      </w:pPr>
+    </w:p>
+    <w:p>
+      <w:pPr>
+        <w:pStyle w:val="Heading1"/>
+        <w:rPr>
+          <w:lang w:val="en-US"/>
+        </w:rPr>
+      </w:pPr>
+    </w:p>
+    <w:p>
+      <w:pPr>
+        <w:pStyle w:val="Heading1"/>
+        <w:numPr>
+          <w:ilvl w:val="0"/>
+          <w:numId w:val="6"/>
+        </w:numPr>
+        <w:rPr>
+          <w:lang w:val="en-US"/>
+        </w:rPr>
+      </w:pPr>
+      <w:r>
+        <w:rPr>
+          <w:lang w:val="en-US"/>
+        </w:rPr>
+        <w:t xml:space="preserve"> Ambulance section in Hospital </w:t>
+      </w:r>
+      <w:proofErr w:type="gramStart"/>
+      <w:r>
+        <w:rPr>
+          <w:lang w:val="en-US"/>
+        </w:rPr>
+        <w:t>services :</w:t>
+      </w:r>
+      <w:proofErr w:type="gramEnd"/>
+      <w:r>
+        <w:rPr>
+          <w:lang w:val="en-US"/>
+        </w:rPr>
+        <w:t>-</w:t>
+      </w:r>
+    </w:p>
+    <w:p>
+      <w:pPr>
+        <w:rPr>
+          <w:lang w:val="en-US"/>
+        </w:rPr>
+      </w:pPr>
+    </w:p>
+    <w:p>
+      <w:pPr>
+        <w:rPr>
+          <w:lang w:val="en-US"/>
+        </w:rPr>
+      </w:pPr>
+    </w:p>
+    <w:p>
+      <w:pPr>
+        <w:rPr>
+          <w:lang w:val="en-US"/>
+        </w:rPr>
+      </w:pPr>
+    </w:p>
+    <w:p>
+      <w:pPr>
+        <w:rPr>
+          <w:lang w:val="en-US"/>
+        </w:rPr>
+      </w:pPr>
+    </w:p>
+    <w:p>
+      <w:pPr>
+        <w:rPr>
+          <w:lang w:val="en-US"/>
+        </w:rPr>
+      </w:pPr>
+    </w:p>
+    <w:p>
+      <w:pPr>
+        <w:rPr>
+          <w:lang w:val="en-US"/>
+        </w:rPr>
+      </w:pPr>
+    </w:p>
+    <w:p>
+      <w:pPr>
+        <w:rPr>
+          <w:lang w:val="en-US"/>
+        </w:rPr>
+      </w:pPr>
+    </w:p>
+    <w:p>
+      <w:pPr>
+        <w:rPr>
+          <w:lang w:val="en-US"/>
+        </w:rPr>
+      </w:pPr>
+    </w:p>
+    <w:p>
+      <w:pPr>
+        <w:rPr>
+          <w:lang w:val="en-US"/>
+        </w:rPr>
+      </w:pPr>
+    </w:p>
+    <w:p>
+      <w:pPr>
+        <w:rPr>
+          <w:lang w:val="en-US"/>
+        </w:rPr>
+      </w:pPr>
+    </w:p>
+    <w:p>
+      <w:pPr>
+        <w:rPr>
+          <w:lang w:val="en-US"/>
+        </w:rPr>
+      </w:pPr>
+    </w:p>
+    <w:p>
+      <w:pPr>
+        <w:rPr>
+          <w:lang w:val="en-US"/>
+        </w:rPr>
+      </w:pPr>
+    </w:p>
+    <w:p>
+      <w:pPr>
+        <w:rPr>
+          <w:lang w:val="en-US"/>
+        </w:rPr>
+      </w:pPr>
+    </w:p>
+    <w:p>
+      <w:pPr>
+        <w:pStyle w:val="ListParagraph"/>
+        <w:numPr>
+          <w:ilvl w:val="0"/>
+          <w:numId w:val="3"/>
+        </w:numPr>
+        <w:rPr>
+          <w:lang w:val="en-US"/>
+        </w:rPr>
+      </w:pPr>
+      <w:r>
+        <w:rPr>
+          <w:lang w:val="en-US"/>
+        </w:rPr>
+        <w:drawing>
+          <wp:anchor distT="0" distB="0" distL="114300" distR="114300" simplePos="0" relativeHeight="251713536" behindDoc="0" locked="0" layoutInCell="1" allowOverlap="1" wp14:anchorId="143B372C" wp14:editId="303B53AE">
+            <wp:simplePos x="0" y="0"/>
+            <wp:positionH relativeFrom="margin">
+              <wp:align>center</wp:align>
+            </wp:positionH>
+            <wp:positionV relativeFrom="page">
+              <wp:posOffset>2057400</wp:posOffset>
+            </wp:positionV>
+            <wp:extent cx="7205468" cy="3703320"/>
+            <wp:effectExtent l="0" t="0" r="0" b="0"/>
+            <wp:wrapNone/>
+            <wp:docPr id="659480066" name="Picture 1"/>
+            <wp:cNvGraphicFramePr>
+              <a:graphicFrameLocks xmlns:a="http://schemas.openxmlformats.org/drawingml/2006/main" noChangeAspect="1"/>
+            </wp:cNvGraphicFramePr>
+            <a:graphic xmlns:a="http://schemas.openxmlformats.org/drawingml/2006/main">
+              <a:graphicData uri="http://schemas.openxmlformats.org/drawingml/2006/picture">
+                <pic:pic xmlns:pic="http://schemas.openxmlformats.org/drawingml/2006/picture">
+                  <pic:nvPicPr>
+                    <pic:cNvPr id="659480066" name=""/>
+                    <pic:cNvPicPr/>
+                  </pic:nvPicPr>
+                  <pic:blipFill>
+                    <a:blip r:embed="rId50">
+                      <a:extLst>
+                        <a:ext uri="{28A0092B-C50C-407E-A947-70E740481C1C}">
+                          <a14:useLocalDpi xmlns:a14="http://schemas.microsoft.com/office/drawing/2010/main" val="0"/>
+                        </a:ext>
+                      </a:extLst>
+                    </a:blip>
+                    <a:stretch>
+                      <a:fillRect/>
+                    </a:stretch>
+                  </pic:blipFill>
+                  <pic:spPr>
+                    <a:xfrm>
+                      <a:off x="0" y="0"/>
+                      <a:ext cx="7205468" cy="3703320"/>
+                    </a:xfrm>
+                    <a:prstGeom prst="rect">
+                      <a:avLst/>
+                    </a:prstGeom>
+                  </pic:spPr>
+                </pic:pic>
+              </a:graphicData>
+            </a:graphic>
+            <wp14:sizeRelH relativeFrom="margin">
+              <wp14:pctWidth>0</wp14:pctWidth>
+            </wp14:sizeRelH>
+            <wp14:sizeRelV relativeFrom="margin">
+              <wp14:pctHeight>0</wp14:pctHeight>
+            </wp14:sizeRelV>
+          </wp:anchor>
+        </w:drawing>
+      </w:r>
+      <w:r>
+        <w:rPr>
+          <w:lang w:val="en-US"/>
+        </w:rPr>
+        <w:t>showing all ambulances</w:t>
+      </w:r>
+      <w:r>
+        <w:rPr>
+          <w:lang w:val="en-US"/>
+        </w:rPr>
+        <w:t>’ Status</w:t>
+      </w:r>
+      <w:r>
+        <w:rPr>
+          <w:lang w:val="en-US"/>
+        </w:rPr>
+        <w:t xml:space="preserve"> from Ambulances </w:t>
+      </w:r>
+      <w:proofErr w:type="gramStart"/>
+      <w:r>
+        <w:rPr>
+          <w:lang w:val="en-US"/>
+        </w:rPr>
+        <w:t xml:space="preserve">table </w:t>
+      </w:r>
+      <w:r>
+        <w:rPr>
+          <w:lang w:val="en-US"/>
+        </w:rPr>
+        <w:t>:</w:t>
+      </w:r>
+      <w:proofErr w:type="gramEnd"/>
+      <w:r>
+        <w:rPr>
+          <w:lang w:val="en-US"/>
+        </w:rPr>
+        <w:t>-</w:t>
+      </w:r>
+    </w:p>
+    <w:p>
+      <w:pPr>
+        <w:pStyle w:val="ListParagraph"/>
+        <w:rPr>
+          <w:lang w:val="en-US"/>
+        </w:rPr>
+      </w:pPr>
+      <w:r>
+        <w:rPr>
+          <w:lang w:val="en-US"/>
+        </w:rPr>
+        <w:drawing>
+          <wp:anchor distT="0" distB="0" distL="114300" distR="114300" simplePos="0" relativeHeight="251714560" behindDoc="0" locked="0" layoutInCell="1" allowOverlap="1" wp14:anchorId="68EBE7F4" wp14:editId="6F95DC22">
+            <wp:simplePos x="0" y="0"/>
+            <wp:positionH relativeFrom="margin">
+              <wp:posOffset>389255</wp:posOffset>
+            </wp:positionH>
+            <wp:positionV relativeFrom="margin">
+              <wp:posOffset>5455920</wp:posOffset>
+            </wp:positionV>
+            <wp:extent cx="4038600" cy="3674096"/>
+            <wp:effectExtent l="0" t="0" r="0" b="3175"/>
+            <wp:wrapNone/>
+            <wp:docPr id="953468134" name="Picture 1"/>
+            <wp:cNvGraphicFramePr>
+              <a:graphicFrameLocks xmlns:a="http://schemas.openxmlformats.org/drawingml/2006/main" noChangeAspect="1"/>
+            </wp:cNvGraphicFramePr>
+            <a:graphic xmlns:a="http://schemas.openxmlformats.org/drawingml/2006/main">
+              <a:graphicData uri="http://schemas.openxmlformats.org/drawingml/2006/picture">
+                <pic:pic xmlns:pic="http://schemas.openxmlformats.org/drawingml/2006/picture">
+                  <pic:nvPicPr>
+                    <pic:cNvPr id="953468134" name=""/>
+                    <pic:cNvPicPr/>
+                  </pic:nvPicPr>
+                  <pic:blipFill>
+                    <a:blip r:embed="rId51">
+                      <a:extLst>
+                        <a:ext uri="{28A0092B-C50C-407E-A947-70E740481C1C}">
+                          <a14:useLocalDpi xmlns:a14="http://schemas.microsoft.com/office/drawing/2010/main" val="0"/>
+                        </a:ext>
+                      </a:extLst>
+                    </a:blip>
+                    <a:stretch>
+                      <a:fillRect/>
+                    </a:stretch>
+                  </pic:blipFill>
+                  <pic:spPr>
+                    <a:xfrm>
+                      <a:off x="0" y="0"/>
+                      <a:ext cx="4038600" cy="3674096"/>
+                    </a:xfrm>
+                    <a:prstGeom prst="rect">
+                      <a:avLst/>
+                    </a:prstGeom>
+                  </pic:spPr>
+                </pic:pic>
+              </a:graphicData>
+            </a:graphic>
+            <wp14:sizeRelH relativeFrom="margin">
+              <wp14:pctWidth>0</wp14:pctWidth>
+            </wp14:sizeRelH>
+            <wp14:sizeRelV relativeFrom="margin">
+              <wp14:pctHeight>0</wp14:pctHeight>
+            </wp14:sizeRelV>
+          </wp:anchor>
+        </w:drawing>
+      </w:r>
+    </w:p>
+    <w:p>
+      <w:pPr>
+        <w:pStyle w:val="ListParagraph"/>
+        <w:rPr>
+          <w:lang w:val="en-US"/>
+        </w:rPr>
+      </w:pPr>
+    </w:p>
+    <w:p>
+      <w:pPr>
+        <w:pStyle w:val="ListParagraph"/>
+        <w:rPr>
+          <w:lang w:val="en-US"/>
+        </w:rPr>
+      </w:pPr>
+    </w:p>
+    <w:p>
+      <w:pPr>
+        <w:pStyle w:val="ListParagraph"/>
+        <w:rPr>
+          <w:lang w:val="en-US"/>
+        </w:rPr>
+      </w:pPr>
+    </w:p>
+    <w:p>
+      <w:pPr>
+        <w:pStyle w:val="ListParagraph"/>
+        <w:rPr>
+          <w:lang w:val="en-US"/>
+        </w:rPr>
+      </w:pPr>
+    </w:p>
+    <w:p>
+      <w:pPr>
+        <w:pStyle w:val="ListParagraph"/>
+        <w:rPr>
+          <w:lang w:val="en-US"/>
+        </w:rPr>
+      </w:pPr>
+    </w:p>
+    <w:p>
+      <w:pPr>
+        <w:pStyle w:val="ListParagraph"/>
+        <w:rPr>
+          <w:lang w:val="en-US"/>
+        </w:rPr>
+      </w:pPr>
+    </w:p>
+    <w:p>
+      <w:pPr>
+        <w:pStyle w:val="ListParagraph"/>
+        <w:rPr>
+          <w:lang w:val="en-US"/>
+        </w:rPr>
+      </w:pPr>
+    </w:p>
+    <w:p>
+      <w:pPr>
+        <w:pStyle w:val="ListParagraph"/>
+        <w:rPr>
+          <w:lang w:val="en-US"/>
+        </w:rPr>
+      </w:pPr>
+    </w:p>
+    <w:p>
+      <w:pPr>
+        <w:pStyle w:val="ListParagraph"/>
+        <w:rPr>
+          <w:lang w:val="en-US"/>
+        </w:rPr>
+      </w:pPr>
+    </w:p>
+    <w:p>
+      <w:pPr>
+        <w:pStyle w:val="ListParagraph"/>
+        <w:rPr>
+          <w:lang w:val="en-US"/>
+        </w:rPr>
+      </w:pPr>
+    </w:p>
+    <w:p>
+      <w:pPr>
+        <w:pStyle w:val="ListParagraph"/>
+        <w:rPr>
+          <w:lang w:val="en-US"/>
+        </w:rPr>
+      </w:pPr>
+    </w:p>
+    <w:p>
+      <w:pPr>
+        <w:pStyle w:val="ListParagraph"/>
+        <w:rPr>
+          <w:lang w:val="en-US"/>
+        </w:rPr>
+      </w:pPr>
+    </w:p>
+    <w:p>
+      <w:pPr>
+        <w:pStyle w:val="ListParagraph"/>
+        <w:rPr>
+          <w:lang w:val="en-US"/>
+        </w:rPr>
+      </w:pPr>
+    </w:p>
+    <w:p>
+      <w:pPr>
+        <w:pStyle w:val="ListParagraph"/>
+        <w:rPr>
+          <w:lang w:val="en-US"/>
+        </w:rPr>
+      </w:pPr>
+    </w:p>
+    <w:p>
+      <w:pPr>
+        <w:pStyle w:val="ListParagraph"/>
+        <w:rPr>
+          <w:lang w:val="en-US"/>
+        </w:rPr>
+      </w:pPr>
+    </w:p>
+    <w:p>
+      <w:pPr>
+        <w:pStyle w:val="ListParagraph"/>
+        <w:numPr>
+          <w:ilvl w:val="0"/>
+          <w:numId w:val="1"/>
+        </w:numPr>
+        <w:rPr>
+          <w:lang w:val="en-US"/>
+        </w:rPr>
+      </w:pPr>
+      <w:r>
+        <w:rPr>
+          <w:lang w:val="en-US"/>
+        </w:rPr>
+        <w:lastRenderedPageBreak/>
+        <w:t xml:space="preserve">Available and on duty status </w:t>
+      </w:r>
+      <w:proofErr w:type="gramStart"/>
+      <w:r>
+        <w:rPr>
+          <w:lang w:val="en-US"/>
+        </w:rPr>
+        <w:t>On</w:t>
+      </w:r>
+      <w:proofErr w:type="gramEnd"/>
+      <w:r>
+        <w:rPr>
+          <w:lang w:val="en-US"/>
+        </w:rPr>
+        <w:t xml:space="preserve"> the basis of </w:t>
+      </w:r>
+      <w:proofErr w:type="gramStart"/>
+      <w:r>
+        <w:rPr>
+          <w:lang w:val="en-US"/>
+        </w:rPr>
+        <w:t>booking :</w:t>
+      </w:r>
+      <w:proofErr w:type="gramEnd"/>
+      <w:r>
+        <w:rPr>
+          <w:lang w:val="en-US"/>
+        </w:rPr>
+        <w:t>-</w:t>
+      </w:r>
+    </w:p>
+    <w:p>
+      <w:pPr>
+        <w:pStyle w:val="ListParagraph"/>
+        <w:rPr>
+          <w:lang w:val="en-US"/>
+        </w:rPr>
+      </w:pPr>
+    </w:p>
+    <w:p>
+      <w:pPr>
+        <w:pStyle w:val="ListParagraph"/>
+        <w:numPr>
+          <w:ilvl w:val="0"/>
+          <w:numId w:val="6"/>
+        </w:numPr>
+        <w:rPr>
+          <w:sz w:val="28"/>
+          <w:szCs w:val="28"/>
+          <w:lang w:val="en-US"/>
+        </w:rPr>
+      </w:pPr>
+      <w:r>
+        <w:rPr>
+          <w:noProof/>
+          <w:sz w:val="28"/>
+          <w:szCs w:val="28"/>
+          <w:lang w:val="en-US"/>
         </w:rPr>
         <mc:AlternateContent>
           <mc:Choice Requires="wps">
             <w:drawing>
-              <wp:anchor distT="0" distB="0" distL="114300" distR="114300" simplePos="0" relativeHeight="251677696" behindDoc="0" locked="0" layoutInCell="1" allowOverlap="1" wp14:anchorId="477CF4C3" wp14:editId="52224C3F">
+              <wp:anchor distT="0" distB="0" distL="114300" distR="114300" simplePos="0" relativeHeight="251718656" behindDoc="0" locked="0" layoutInCell="1" allowOverlap="1" wp14:anchorId="73D74E5E" wp14:editId="50B92C33">
                 <wp:simplePos x="0" y="0"/>
                 <wp:positionH relativeFrom="column">
-                  <wp:posOffset>2118360</wp:posOffset>
+                  <wp:posOffset>1602740</wp:posOffset>
                 </wp:positionH>
-                <wp:positionV relativeFrom="page">
-                  <wp:posOffset>3387090</wp:posOffset>
+                <wp:positionV relativeFrom="paragraph">
+                  <wp:posOffset>124460</wp:posOffset>
                 </wp:positionV>
-                <wp:extent cx="1219200" cy="175260"/>
-                <wp:effectExtent l="0" t="323850" r="0" b="339090"/>
+                <wp:extent cx="318100" cy="1287930"/>
+                <wp:effectExtent l="247650" t="0" r="292100" b="0"/>
                 <wp:wrapNone/>
-                <wp:docPr id="1068993377" name="Arrow: Left 13"/>
+                <wp:docPr id="1646239276" name="Arrow: Down 38"/>
                 <wp:cNvGraphicFramePr/>
                 <a:graphic xmlns:a="http://schemas.openxmlformats.org/drawingml/2006/main">
                   <a:graphicData uri="http://schemas.microsoft.com/office/word/2010/wordprocessingShape">
                     <wps:wsp>
                       <wps:cNvSpPr/>
                       <wps:spPr>
-                        <a:xfrm rot="2215102">
+                        <a:xfrm rot="19251573">
                           <a:off x="0" y="0"/>
-                          <a:ext cx="1219200" cy="175260"/>
+                          <a:ext cx="318100" cy="1287930"/>
                         </a:xfrm>
-                        <a:prstGeom prst="leftArrow">
+                        <a:prstGeom prst="downArrow">
                           <a:avLst/>
                         </a:prstGeom>
                         <a:solidFill>
-                          <a:srgbClr val="EE0000"/>
+                          <a:srgbClr val="C00000"/>
                         </a:solidFill>
+                      </wps:spPr>
+                      <wps:style>
+                        <a:lnRef idx="2">
+                          <a:schemeClr val="accent1">
+                            <a:shade val="15000"/>
+                          </a:schemeClr>
+                        </a:lnRef>
+                        <a:fillRef idx="1">
+                          <a:schemeClr val="accent1"/>
+                        </a:fillRef>
+                        <a:effectRef idx="0">
+                          <a:schemeClr val="accent1"/>
+                        </a:effectRef>
+                        <a:fontRef idx="minor">
+                          <a:schemeClr val="lt1"/>
+                        </a:fontRef>
+                      </wps:style>
+                      <wps:bodyPr rot="0" spcFirstLastPara="0" vertOverflow="overflow" horzOverflow="overflow" vert="horz" wrap="square" lIns="91440" tIns="45720" rIns="91440" bIns="45720" numCol="1" spcCol="0" rtlCol="0" fromWordArt="0" anchor="ctr" anchorCtr="0" forceAA="0" compatLnSpc="1">
+                        <a:prstTxWarp prst="textNoShape">
+                          <a:avLst/>
+                        </a:prstTxWarp>
+                        <a:noAutofit/>
+                      </wps:bodyPr>
+                    </wps:wsp>
+                  </a:graphicData>
+                </a:graphic>
+                <wp14:sizeRelH relativeFrom="margin">
+                  <wp14:pctWidth>0</wp14:pctWidth>
+                </wp14:sizeRelH>
+                <wp14:sizeRelV relativeFrom="margin">
+                  <wp14:pctHeight>0</wp14:pctHeight>
+                </wp14:sizeRelV>
+              </wp:anchor>
+            </w:drawing>
+          </mc:Choice>
+          <mc:Fallback>
+            <w:pict>
+              <v:shapetype w14:anchorId="659B5E30" id="_x0000_t67" coordsize="21600,21600" o:spt="67" adj="16200,5400" path="m0@0l@1@0@1,0@2,0@2@0,21600@0,10800,21600xe">
+                <v:stroke joinstyle="miter"/>
+                <v:formulas>
+                  <v:f eqn="val #0"/>
+                  <v:f eqn="val #1"/>
+                  <v:f eqn="sum height 0 #1"/>
+                  <v:f eqn="sum 10800 0 #1"/>
+                  <v:f eqn="sum width 0 #0"/>
+                  <v:f eqn="prod @4 @3 10800"/>
+                  <v:f eqn="sum width 0 @5"/>
+                </v:formulas>
+                <v:path o:connecttype="custom" o:connectlocs="10800,0;0,@0;10800,21600;21600,@0" o:connectangles="270,180,90,0" textboxrect="@1,0,@2,@6"/>
+                <v:handles>
+                  <v:h position="#1,#0" xrange="0,10800" yrange="0,21600"/>
+                </v:handles>
+              </v:shapetype>
+              <v:shape id="Arrow: Down 38" o:spid="_x0000_s1026" type="#_x0000_t67" style="position:absolute;margin-left:126.2pt;margin-top:9.8pt;width:25.05pt;height:101.4pt;rotation:-2565109fd;z-index:251718656;visibility:visible;mso-wrap-style:square;mso-width-percent:0;mso-height-percent:0;mso-wrap-distance-left:9pt;mso-wrap-distance-top:0;mso-wrap-distance-right:9pt;mso-wrap-distance-bottom:0;mso-position-horizontal:absolute;mso-position-horizontal-relative:text;mso-position-vertical:absolute;mso-position-vertical-relative:text;mso-width-percent:0;mso-height-percent:0;mso-width-relative:margin;mso-height-relative:margin;v-text-anchor:middle" o:gfxdata="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" adj="18933" fillcolor="#c00000" strokecolor="#030e13 [484]" strokeweight="1.5pt"/>
+            </w:pict>
+          </mc:Fallback>
+        </mc:AlternateContent>
+      </w:r>
+      <w:r>
+        <w:rPr>
+          <w:noProof/>
+          <w:sz w:val="28"/>
+          <w:szCs w:val="28"/>
+          <w:lang w:val="en-US"/>
+        </w:rPr>
+        <w:drawing>
+          <wp:anchor distT="0" distB="0" distL="114300" distR="114300" simplePos="0" relativeHeight="251715584" behindDoc="0" locked="0" layoutInCell="1" allowOverlap="1" wp14:anchorId="2F718064" wp14:editId="5613EDE3">
+            <wp:simplePos x="0" y="0"/>
+            <wp:positionH relativeFrom="column">
+              <wp:posOffset>3158806</wp:posOffset>
+            </wp:positionH>
+            <wp:positionV relativeFrom="page">
+              <wp:posOffset>1455102</wp:posOffset>
+            </wp:positionV>
+            <wp:extent cx="495935" cy="301167"/>
+            <wp:effectExtent l="40323" t="0" r="0" b="1588"/>
+            <wp:wrapNone/>
+            <wp:docPr id="1340245676" name="Graphic 35" descr="Back with solid fill"/>
+            <wp:cNvGraphicFramePr>
+              <a:graphicFrameLocks xmlns:a="http://schemas.openxmlformats.org/drawingml/2006/main" noChangeAspect="1"/>
+            </wp:cNvGraphicFramePr>
+            <a:graphic xmlns:a="http://schemas.openxmlformats.org/drawingml/2006/main">
+              <a:graphicData uri="http://schemas.openxmlformats.org/drawingml/2006/picture">
+                <pic:pic xmlns:pic="http://schemas.openxmlformats.org/drawingml/2006/picture">
+                  <pic:nvPicPr>
+                    <pic:cNvPr id="1340245676" name="Graphic 1340245676" descr="Back with solid fill"/>
+                    <pic:cNvPicPr/>
+                  </pic:nvPicPr>
+                  <pic:blipFill>
+                    <a:blip r:embed="rId52">
+                      <a:extLst>
+                        <a:ext uri="{96DAC541-7B7A-43D3-8B79-37D633B846F1}">
+                          <asvg:svgBlip xmlns:asvg="http://schemas.microsoft.com/office/drawing/2016/SVG/main" r:embed="rId53"/>
+                        </a:ext>
+                      </a:extLst>
+                    </a:blip>
+                    <a:stretch>
+                      <a:fillRect/>
+                    </a:stretch>
+                  </pic:blipFill>
+                  <pic:spPr>
+                    <a:xfrm rot="4709772">
+                      <a:off x="0" y="0"/>
+                      <a:ext cx="495935" cy="301167"/>
+                    </a:xfrm>
+                    <a:prstGeom prst="rect">
+                      <a:avLst/>
+                    </a:prstGeom>
+                  </pic:spPr>
+                </pic:pic>
+              </a:graphicData>
+            </a:graphic>
+            <wp14:sizeRelH relativeFrom="margin">
+              <wp14:pctWidth>0</wp14:pctWidth>
+            </wp14:sizeRelH>
+            <wp14:sizeRelV relativeFrom="margin">
+              <wp14:pctHeight>0</wp14:pctHeight>
+            </wp14:sizeRelV>
+          </wp:anchor>
+        </w:drawing>
+      </w:r>
+      <w:r>
+        <w:rPr>
+          <w:sz w:val="28"/>
+          <w:szCs w:val="28"/>
+          <w:lang w:val="en-US"/>
+        </w:rPr>
+        <w:t xml:space="preserve">AM9U14   Ambulance is on duty </w:t>
+      </w:r>
+    </w:p>
+    <w:p>
+      <w:pPr>
+        <w:rPr>
+          <w:sz w:val="28"/>
+          <w:szCs w:val="28"/>
+          <w:lang w:val="en-US"/>
+        </w:rPr>
+      </w:pPr>
+    </w:p>
+    <w:p>
+      <w:pPr>
+        <w:rPr>
+          <w:sz w:val="28"/>
+          <w:szCs w:val="28"/>
+          <w:lang w:val="en-US"/>
+        </w:rPr>
+      </w:pPr>
+    </w:p>
+    <w:p>
+      <w:pPr>
+        <w:rPr>
+          <w:sz w:val="28"/>
+          <w:szCs w:val="28"/>
+          <w:lang w:val="en-US"/>
+        </w:rPr>
+      </w:pPr>
+    </w:p>
+    <w:p>
+      <w:pPr>
+        <w:rPr>
+          <w:sz w:val="28"/>
+          <w:szCs w:val="28"/>
+          <w:lang w:val="en-US"/>
+        </w:rPr>
+      </w:pPr>
+    </w:p>
+    <w:p>
+      <w:pPr>
+        <w:rPr>
+          <w:sz w:val="28"/>
+          <w:szCs w:val="28"/>
+          <w:lang w:val="en-US"/>
+        </w:rPr>
+      </w:pPr>
+    </w:p>
+    <w:p>
+      <w:pPr>
+        <w:pStyle w:val="ListParagraph"/>
+        <w:numPr>
+          <w:ilvl w:val="0"/>
+          <w:numId w:val="3"/>
+        </w:numPr>
+        <w:rPr>
+          <w:sz w:val="28"/>
+          <w:szCs w:val="28"/>
+          <w:lang w:val="en-US"/>
+        </w:rPr>
+      </w:pPr>
+      <w:r>
+        <w:rPr>
+          <w:noProof/>
+          <w:lang w:val="en-US"/>
+        </w:rPr>
+        <mc:AlternateContent>
+          <mc:Choice Requires="wps">
+            <w:drawing>
+              <wp:anchor distT="0" distB="0" distL="114300" distR="114300" simplePos="0" relativeHeight="251717632" behindDoc="0" locked="0" layoutInCell="1" allowOverlap="1" wp14:anchorId="4F736B5A" wp14:editId="35000BC9">
+                <wp:simplePos x="0" y="0"/>
+                <wp:positionH relativeFrom="column">
+                  <wp:posOffset>2072640</wp:posOffset>
+                </wp:positionH>
+                <wp:positionV relativeFrom="page">
+                  <wp:posOffset>2598420</wp:posOffset>
+                </wp:positionV>
+                <wp:extent cx="792480" cy="259080"/>
+                <wp:effectExtent l="0" t="0" r="26670" b="26670"/>
+                <wp:wrapNone/>
+                <wp:docPr id="370231531" name="Rectangle: Rounded Corners 36"/>
+                <wp:cNvGraphicFramePr/>
+                <a:graphic xmlns:a="http://schemas.openxmlformats.org/drawingml/2006/main">
+                  <a:graphicData uri="http://schemas.microsoft.com/office/word/2010/wordprocessingShape">
+                    <wps:wsp>
+                      <wps:cNvSpPr/>
+                      <wps:spPr>
+                        <a:xfrm>
+                          <a:off x="0" y="0"/>
+                          <a:ext cx="792480" cy="259080"/>
+                        </a:xfrm>
+                        <a:prstGeom prst="roundRect">
+                          <a:avLst/>
+                        </a:prstGeom>
+                        <a:noFill/>
+                        <a:ln>
+                          <a:solidFill>
+                            <a:schemeClr val="bg1"/>
+                          </a:solidFill>
+                        </a:ln>
                       </wps:spPr>
                       <wps:style>
                         <a:lnRef idx="2">
@@ -7298,30 +13069,3059 @@
           </mc:Choice>
           <mc:Fallback>
             <w:pict>
-              <v:shapetype w14:anchorId="56451533" id="_x0000_t66" coordsize="21600,21600" o:spt="66" adj="5400,5400" path="m@0,l@0@1,21600@1,21600@2@0@2@0,21600,,10800xe">
+              <v:roundrect w14:anchorId="7582A93D" id="Rectangle: Rounded Corners 36" o:spid="_x0000_s1026" style="position:absolute;margin-left:163.2pt;margin-top:204.6pt;width:62.4pt;height:20.4pt;z-index:251717632;visibility:visible;mso-wrap-style:square;mso-wrap-distance-left:9pt;mso-wrap-distance-top:0;mso-wrap-distance-right:9pt;mso-wrap-distance-bottom:0;mso-position-horizontal:absolute;mso-position-horizontal-relative:text;mso-position-vertical:absolute;mso-position-vertical-relative:page;v-text-anchor:middle" arcsize="10923f" o:gfxdata="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" filled="f" strokecolor="white [3212]" strokeweight="1.5pt">
                 <v:stroke joinstyle="miter"/>
-                <v:formulas>
-                  <v:f eqn="val #0"/>
-                  <v:f eqn="val #1"/>
-                  <v:f eqn="sum 21600 0 #1"/>
-                  <v:f eqn="prod #0 #1 10800"/>
-                  <v:f eqn="sum #0 0 @3"/>
-                </v:formulas>
-                <v:path o:connecttype="custom" o:connectlocs="@0,0;0,10800;@0,21600;21600,10800" o:connectangles="270,180,90,0" textboxrect="@4,@1,21600,@2"/>
-                <v:handles>
-                  <v:h position="#0,#1" xrange="0,21600" yrange="0,10800"/>
-                </v:handles>
-              </v:shapetype>
-              <v:shape id="Arrow: Left 13" o:spid="_x0000_s1026" type="#_x0000_t66" style="position:absolute;margin-left:166.8pt;margin-top:266.7pt;width:96pt;height:13.8pt;rotation:2419482fd;z-index:251677696;visibility:visible;mso-wrap-style:square;mso-wrap-distance-left:9pt;mso-wrap-distance-top:0;mso-wrap-distance-right:9pt;mso-wrap-distance-bottom:0;mso-position-horizontal:absolute;mso-position-horizontal-relative:text;mso-position-vertical:absolute;mso-position-vertical-relative:page;v-text-anchor:middle" o:gfxdata="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" adj="1553" fillcolor="#e00" strokecolor="#030e13 [484]" strokeweight="1.5pt">
                 <w10:wrap anchory="page"/>
-              </v:shape>
+              </v:roundrect>
             </w:pict>
           </mc:Fallback>
         </mc:AlternateContent>
       </w:r>
+      <w:r>
+        <w:rPr>
+          <w:lang w:val="en-US"/>
+        </w:rPr>
+        <w:drawing>
+          <wp:anchor distT="0" distB="0" distL="114300" distR="114300" simplePos="0" relativeHeight="251716608" behindDoc="0" locked="0" layoutInCell="1" allowOverlap="1" wp14:anchorId="39C1897E" wp14:editId="49401EC1">
+            <wp:simplePos x="0" y="0"/>
+            <wp:positionH relativeFrom="margin">
+              <wp:align>left</wp:align>
+            </wp:positionH>
+            <wp:positionV relativeFrom="page">
+              <wp:posOffset>1874520</wp:posOffset>
+            </wp:positionV>
+            <wp:extent cx="5731510" cy="1174750"/>
+            <wp:effectExtent l="0" t="0" r="2540" b="6350"/>
+            <wp:wrapNone/>
+            <wp:docPr id="2014334439" name="Picture 1"/>
+            <wp:cNvGraphicFramePr>
+              <a:graphicFrameLocks xmlns:a="http://schemas.openxmlformats.org/drawingml/2006/main" noChangeAspect="1"/>
+            </wp:cNvGraphicFramePr>
+            <a:graphic xmlns:a="http://schemas.openxmlformats.org/drawingml/2006/main">
+              <a:graphicData uri="http://schemas.openxmlformats.org/drawingml/2006/picture">
+                <pic:pic xmlns:pic="http://schemas.openxmlformats.org/drawingml/2006/picture">
+                  <pic:nvPicPr>
+                    <pic:cNvPr id="2014334439" name=""/>
+                    <pic:cNvPicPr/>
+                  </pic:nvPicPr>
+                  <pic:blipFill>
+                    <a:blip r:embed="rId54">
+                      <a:extLst>
+                        <a:ext uri="{28A0092B-C50C-407E-A947-70E740481C1C}">
+                          <a14:useLocalDpi xmlns:a14="http://schemas.microsoft.com/office/drawing/2010/main" val="0"/>
+                        </a:ext>
+                      </a:extLst>
+                    </a:blip>
+                    <a:stretch>
+                      <a:fillRect/>
+                    </a:stretch>
+                  </pic:blipFill>
+                  <pic:spPr>
+                    <a:xfrm>
+                      <a:off x="0" y="0"/>
+                      <a:ext cx="5731510" cy="1174750"/>
+                    </a:xfrm>
+                    <a:prstGeom prst="rect">
+                      <a:avLst/>
+                    </a:prstGeom>
+                  </pic:spPr>
+                </pic:pic>
+              </a:graphicData>
+            </a:graphic>
+          </wp:anchor>
+        </w:drawing>
+      </w:r>
+      <w:proofErr w:type="gramStart"/>
+      <w:r>
+        <w:rPr>
+          <w:sz w:val="28"/>
+          <w:szCs w:val="28"/>
+          <w:lang w:val="en-US"/>
+        </w:rPr>
+        <w:t xml:space="preserve">Booking  ambulance </w:t>
+      </w:r>
+      <w:r>
+        <w:rPr>
+          <w:sz w:val="28"/>
+          <w:szCs w:val="28"/>
+          <w:lang w:val="en-US"/>
+        </w:rPr>
+        <w:t>:-</w:t>
+      </w:r>
+      <w:proofErr w:type="gramEnd"/>
+    </w:p>
+    <w:p>
+      <w:pPr>
+        <w:pStyle w:val="ListParagraph"/>
+        <w:rPr>
+          <w:sz w:val="28"/>
+          <w:szCs w:val="28"/>
+          <w:lang w:val="en-US"/>
+        </w:rPr>
+      </w:pPr>
+      <w:r>
+        <w:rPr>
+          <w:sz w:val="28"/>
+          <w:szCs w:val="28"/>
+          <w:lang w:val="en-US"/>
+        </w:rPr>
+        <w:drawing>
+          <wp:anchor distT="0" distB="0" distL="114300" distR="114300" simplePos="0" relativeHeight="251719680" behindDoc="0" locked="0" layoutInCell="1" allowOverlap="1" wp14:anchorId="207E8FB3" wp14:editId="2538A05E">
+            <wp:simplePos x="0" y="0"/>
+            <wp:positionH relativeFrom="margin">
+              <wp:align>center</wp:align>
+            </wp:positionH>
+            <wp:positionV relativeFrom="page">
+              <wp:posOffset>3901440</wp:posOffset>
+            </wp:positionV>
+            <wp:extent cx="7189470" cy="1211521"/>
+            <wp:effectExtent l="0" t="0" r="0" b="8255"/>
+            <wp:wrapNone/>
+            <wp:docPr id="1143199644" name="Picture 1"/>
+            <wp:cNvGraphicFramePr>
+              <a:graphicFrameLocks xmlns:a="http://schemas.openxmlformats.org/drawingml/2006/main" noChangeAspect="1"/>
+            </wp:cNvGraphicFramePr>
+            <a:graphic xmlns:a="http://schemas.openxmlformats.org/drawingml/2006/main">
+              <a:graphicData uri="http://schemas.openxmlformats.org/drawingml/2006/picture">
+                <pic:pic xmlns:pic="http://schemas.openxmlformats.org/drawingml/2006/picture">
+                  <pic:nvPicPr>
+                    <pic:cNvPr id="1143199644" name=""/>
+                    <pic:cNvPicPr/>
+                  </pic:nvPicPr>
+                  <pic:blipFill>
+                    <a:blip r:embed="rId55">
+                      <a:extLst>
+                        <a:ext uri="{28A0092B-C50C-407E-A947-70E740481C1C}">
+                          <a14:useLocalDpi xmlns:a14="http://schemas.microsoft.com/office/drawing/2010/main" val="0"/>
+                        </a:ext>
+                      </a:extLst>
+                    </a:blip>
+                    <a:stretch>
+                      <a:fillRect/>
+                    </a:stretch>
+                  </pic:blipFill>
+                  <pic:spPr>
+                    <a:xfrm>
+                      <a:off x="0" y="0"/>
+                      <a:ext cx="7189470" cy="1211521"/>
+                    </a:xfrm>
+                    <a:prstGeom prst="rect">
+                      <a:avLst/>
+                    </a:prstGeom>
+                  </pic:spPr>
+                </pic:pic>
+              </a:graphicData>
+            </a:graphic>
+            <wp14:sizeRelH relativeFrom="margin">
+              <wp14:pctWidth>0</wp14:pctWidth>
+            </wp14:sizeRelH>
+            <wp14:sizeRelV relativeFrom="margin">
+              <wp14:pctHeight>0</wp14:pctHeight>
+            </wp14:sizeRelV>
+          </wp:anchor>
+        </w:drawing>
+      </w:r>
+    </w:p>
+    <w:p>
+      <w:pPr>
+        <w:pStyle w:val="ListParagraph"/>
+        <w:rPr>
+          <w:sz w:val="28"/>
+          <w:szCs w:val="28"/>
+          <w:lang w:val="en-US"/>
+        </w:rPr>
+      </w:pPr>
+    </w:p>
+    <w:p>
+      <w:pPr>
+        <w:pStyle w:val="ListParagraph"/>
+        <w:rPr>
+          <w:sz w:val="28"/>
+          <w:szCs w:val="28"/>
+          <w:lang w:val="en-US"/>
+        </w:rPr>
+      </w:pPr>
+    </w:p>
+    <w:p>
+      <w:pPr>
+        <w:pStyle w:val="ListParagraph"/>
+        <w:rPr>
+          <w:sz w:val="28"/>
+          <w:szCs w:val="28"/>
+          <w:lang w:val="en-US"/>
+        </w:rPr>
+      </w:pPr>
+    </w:p>
+    <w:p>
+      <w:pPr>
+        <w:pStyle w:val="ListParagraph"/>
+        <w:rPr>
+          <w:sz w:val="28"/>
+          <w:szCs w:val="28"/>
+          <w:lang w:val="en-US"/>
+        </w:rPr>
+      </w:pPr>
+    </w:p>
+    <w:p>
+      <w:pPr>
+        <w:pStyle w:val="ListParagraph"/>
+        <w:rPr>
+          <w:sz w:val="28"/>
+          <w:szCs w:val="28"/>
+          <w:lang w:val="en-US"/>
+        </w:rPr>
+      </w:pPr>
+    </w:p>
+    <w:p>
+      <w:pPr>
+        <w:pStyle w:val="ListParagraph"/>
+        <w:numPr>
+          <w:ilvl w:val="0"/>
+          <w:numId w:val="6"/>
+        </w:numPr>
+        <w:rPr>
+          <w:sz w:val="28"/>
+          <w:szCs w:val="28"/>
+          <w:lang w:val="en-US"/>
+        </w:rPr>
+      </w:pPr>
+      <w:proofErr w:type="spellStart"/>
+      <w:r>
+        <w:rPr>
+          <w:sz w:val="28"/>
+          <w:szCs w:val="28"/>
+          <w:lang w:val="en-US"/>
+        </w:rPr>
+        <w:t>Book_</w:t>
+      </w:r>
+      <w:proofErr w:type="gramStart"/>
+      <w:r>
+        <w:rPr>
+          <w:sz w:val="28"/>
+          <w:szCs w:val="28"/>
+          <w:lang w:val="en-US"/>
+        </w:rPr>
+        <w:t>ambulance</w:t>
+      </w:r>
+      <w:proofErr w:type="spellEnd"/>
+      <w:r>
+        <w:rPr>
+          <w:sz w:val="28"/>
+          <w:szCs w:val="28"/>
+          <w:lang w:val="en-US"/>
+        </w:rPr>
+        <w:t>(</w:t>
+      </w:r>
+      <w:proofErr w:type="gramEnd"/>
+      <w:r>
+        <w:rPr>
+          <w:sz w:val="28"/>
+          <w:szCs w:val="28"/>
+          <w:lang w:val="en-US"/>
+        </w:rPr>
+        <w:t xml:space="preserve">) </w:t>
+      </w:r>
+      <w:proofErr w:type="gramStart"/>
+      <w:r>
+        <w:rPr>
+          <w:sz w:val="28"/>
+          <w:szCs w:val="28"/>
+          <w:lang w:val="en-US"/>
+        </w:rPr>
+        <w:t>function :</w:t>
+      </w:r>
+      <w:proofErr w:type="gramEnd"/>
+      <w:r>
+        <w:rPr>
+          <w:sz w:val="28"/>
+          <w:szCs w:val="28"/>
+          <w:lang w:val="en-US"/>
+        </w:rPr>
+        <w:t>-</w:t>
+      </w:r>
+    </w:p>
+    <w:p>
+      <w:pPr>
+        <w:pStyle w:val="ListParagraph"/>
+        <w:ind w:left="1080"/>
+        <w:rPr>
+          <w:sz w:val="28"/>
+          <w:szCs w:val="28"/>
+          <w:lang w:val="en-US"/>
+        </w:rPr>
+      </w:pPr>
+      <w:r>
+        <w:rPr>
+          <w:sz w:val="28"/>
+          <w:szCs w:val="28"/>
+          <w:lang w:val="en-US"/>
+        </w:rPr>
+        <w:drawing>
+          <wp:anchor distT="0" distB="0" distL="114300" distR="114300" simplePos="0" relativeHeight="251720704" behindDoc="0" locked="0" layoutInCell="1" allowOverlap="1" wp14:anchorId="5891C6F8" wp14:editId="5D946517">
+            <wp:simplePos x="0" y="0"/>
+            <wp:positionH relativeFrom="column">
+              <wp:posOffset>-632460</wp:posOffset>
+            </wp:positionH>
+            <wp:positionV relativeFrom="page">
+              <wp:posOffset>5753100</wp:posOffset>
+            </wp:positionV>
+            <wp:extent cx="6782681" cy="4183380"/>
+            <wp:effectExtent l="0" t="0" r="0" b="7620"/>
+            <wp:wrapNone/>
+            <wp:docPr id="806564966" name="Picture 1"/>
+            <wp:cNvGraphicFramePr>
+              <a:graphicFrameLocks xmlns:a="http://schemas.openxmlformats.org/drawingml/2006/main" noChangeAspect="1"/>
+            </wp:cNvGraphicFramePr>
+            <a:graphic xmlns:a="http://schemas.openxmlformats.org/drawingml/2006/main">
+              <a:graphicData uri="http://schemas.openxmlformats.org/drawingml/2006/picture">
+                <pic:pic xmlns:pic="http://schemas.openxmlformats.org/drawingml/2006/picture">
+                  <pic:nvPicPr>
+                    <pic:cNvPr id="806564966" name=""/>
+                    <pic:cNvPicPr/>
+                  </pic:nvPicPr>
+                  <pic:blipFill>
+                    <a:blip r:embed="rId56">
+                      <a:extLst>
+                        <a:ext uri="{28A0092B-C50C-407E-A947-70E740481C1C}">
+                          <a14:useLocalDpi xmlns:a14="http://schemas.microsoft.com/office/drawing/2010/main" val="0"/>
+                        </a:ext>
+                      </a:extLst>
+                    </a:blip>
+                    <a:stretch>
+                      <a:fillRect/>
+                    </a:stretch>
+                  </pic:blipFill>
+                  <pic:spPr>
+                    <a:xfrm>
+                      <a:off x="0" y="0"/>
+                      <a:ext cx="6782681" cy="4183380"/>
+                    </a:xfrm>
+                    <a:prstGeom prst="rect">
+                      <a:avLst/>
+                    </a:prstGeom>
+                  </pic:spPr>
+                </pic:pic>
+              </a:graphicData>
+            </a:graphic>
+            <wp14:sizeRelH relativeFrom="margin">
+              <wp14:pctWidth>0</wp14:pctWidth>
+            </wp14:sizeRelH>
+            <wp14:sizeRelV relativeFrom="margin">
+              <wp14:pctHeight>0</wp14:pctHeight>
+            </wp14:sizeRelV>
+          </wp:anchor>
+        </w:drawing>
+      </w:r>
+    </w:p>
+    <w:p>
+      <w:pPr>
+        <w:pStyle w:val="ListParagraph"/>
+        <w:ind w:left="1080"/>
+        <w:rPr>
+          <w:sz w:val="28"/>
+          <w:szCs w:val="28"/>
+          <w:lang w:val="en-US"/>
+        </w:rPr>
+      </w:pPr>
+    </w:p>
+    <w:p>
+      <w:pPr>
+        <w:pStyle w:val="ListParagraph"/>
+        <w:ind w:left="1080"/>
+        <w:rPr>
+          <w:sz w:val="28"/>
+          <w:szCs w:val="28"/>
+          <w:lang w:val="en-US"/>
+        </w:rPr>
+      </w:pPr>
+    </w:p>
+    <w:p>
+      <w:pPr>
+        <w:pStyle w:val="ListParagraph"/>
+        <w:ind w:left="1080"/>
+        <w:rPr>
+          <w:sz w:val="28"/>
+          <w:szCs w:val="28"/>
+          <w:lang w:val="en-US"/>
+        </w:rPr>
+      </w:pPr>
+    </w:p>
+    <w:p>
+      <w:pPr>
+        <w:pStyle w:val="ListParagraph"/>
+        <w:ind w:left="1080"/>
+        <w:rPr>
+          <w:sz w:val="28"/>
+          <w:szCs w:val="28"/>
+          <w:lang w:val="en-US"/>
+        </w:rPr>
+      </w:pPr>
+    </w:p>
+    <w:p>
+      <w:pPr>
+        <w:pStyle w:val="ListParagraph"/>
+        <w:ind w:left="1080"/>
+        <w:rPr>
+          <w:sz w:val="28"/>
+          <w:szCs w:val="28"/>
+          <w:lang w:val="en-US"/>
+        </w:rPr>
+      </w:pPr>
+    </w:p>
+    <w:p>
+      <w:pPr>
+        <w:pStyle w:val="ListParagraph"/>
+        <w:ind w:left="1080"/>
+        <w:rPr>
+          <w:sz w:val="28"/>
+          <w:szCs w:val="28"/>
+          <w:lang w:val="en-US"/>
+        </w:rPr>
+      </w:pPr>
+    </w:p>
+    <w:p>
+      <w:pPr>
+        <w:pStyle w:val="ListParagraph"/>
+        <w:ind w:left="1080"/>
+        <w:rPr>
+          <w:sz w:val="28"/>
+          <w:szCs w:val="28"/>
+          <w:lang w:val="en-US"/>
+        </w:rPr>
+      </w:pPr>
+    </w:p>
+    <w:p>
+      <w:pPr>
+        <w:pStyle w:val="ListParagraph"/>
+        <w:ind w:left="1080"/>
+        <w:rPr>
+          <w:sz w:val="28"/>
+          <w:szCs w:val="28"/>
+          <w:lang w:val="en-US"/>
+        </w:rPr>
+      </w:pPr>
+    </w:p>
+    <w:p>
+      <w:pPr>
+        <w:pStyle w:val="ListParagraph"/>
+        <w:ind w:left="1080"/>
+        <w:rPr>
+          <w:sz w:val="28"/>
+          <w:szCs w:val="28"/>
+          <w:lang w:val="en-US"/>
+        </w:rPr>
+      </w:pPr>
+    </w:p>
+    <w:p>
+      <w:pPr>
+        <w:pStyle w:val="ListParagraph"/>
+        <w:ind w:left="1080"/>
+        <w:rPr>
+          <w:sz w:val="28"/>
+          <w:szCs w:val="28"/>
+          <w:lang w:val="en-US"/>
+        </w:rPr>
+      </w:pPr>
+    </w:p>
+    <w:p>
+      <w:pPr>
+        <w:pStyle w:val="ListParagraph"/>
+        <w:ind w:left="1080"/>
+        <w:rPr>
+          <w:sz w:val="28"/>
+          <w:szCs w:val="28"/>
+          <w:lang w:val="en-US"/>
+        </w:rPr>
+      </w:pPr>
+    </w:p>
+    <w:p>
+      <w:pPr>
+        <w:pStyle w:val="ListParagraph"/>
+        <w:ind w:left="1080"/>
+        <w:rPr>
+          <w:sz w:val="28"/>
+          <w:szCs w:val="28"/>
+          <w:lang w:val="en-US"/>
+        </w:rPr>
+      </w:pPr>
+    </w:p>
+    <w:p>
+      <w:pPr>
+        <w:pStyle w:val="ListParagraph"/>
+        <w:ind w:left="1080"/>
+        <w:rPr>
+          <w:sz w:val="28"/>
+          <w:szCs w:val="28"/>
+          <w:lang w:val="en-US"/>
+        </w:rPr>
+      </w:pPr>
+    </w:p>
+    <w:p>
+      <w:pPr>
+        <w:pStyle w:val="ListParagraph"/>
+        <w:ind w:left="1080"/>
+        <w:rPr>
+          <w:sz w:val="28"/>
+          <w:szCs w:val="28"/>
+          <w:lang w:val="en-US"/>
+        </w:rPr>
+      </w:pPr>
+    </w:p>
+    <w:p>
+      <w:pPr>
+        <w:pStyle w:val="ListParagraph"/>
+        <w:ind w:left="1080"/>
+        <w:rPr>
+          <w:sz w:val="28"/>
+          <w:szCs w:val="28"/>
+          <w:lang w:val="en-US"/>
+        </w:rPr>
+      </w:pPr>
+    </w:p>
+    <w:p>
+      <w:pPr>
+        <w:pStyle w:val="ListParagraph"/>
+        <w:ind w:left="1080"/>
+        <w:rPr>
+          <w:sz w:val="28"/>
+          <w:szCs w:val="28"/>
+          <w:lang w:val="en-US"/>
+        </w:rPr>
+      </w:pPr>
+    </w:p>
+    <w:p>
+      <w:pPr>
+        <w:pStyle w:val="Heading1"/>
+        <w:numPr>
+          <w:ilvl w:val="0"/>
+          <w:numId w:val="3"/>
+        </w:numPr>
+        <w:rPr>
+          <w:lang w:val="en-US"/>
+        </w:rPr>
+      </w:pPr>
+      <w:r>
+        <w:rPr>
+          <w:lang w:val="en-US"/>
+        </w:rPr>
+        <w:lastRenderedPageBreak/>
+        <w:t xml:space="preserve">Table of ambulance booking before </w:t>
+      </w:r>
+      <w:proofErr w:type="gramStart"/>
+      <w:r>
+        <w:rPr>
+          <w:lang w:val="en-US"/>
+        </w:rPr>
+        <w:t>booking :</w:t>
+      </w:r>
+      <w:proofErr w:type="gramEnd"/>
+      <w:r>
+        <w:rPr>
+          <w:lang w:val="en-US"/>
+        </w:rPr>
+        <w:t>-</w:t>
+      </w:r>
+    </w:p>
+    <w:p>
+      <w:pPr>
+        <w:rPr>
+          <w:lang w:val="en-US"/>
+        </w:rPr>
+      </w:pPr>
+    </w:p>
+    <w:p>
+      <w:pPr>
+        <w:rPr>
+          <w:lang w:val="en-US"/>
+        </w:rPr>
+      </w:pPr>
+    </w:p>
+    <w:p>
+      <w:pPr>
+        <w:rPr>
+          <w:lang w:val="en-US"/>
+        </w:rPr>
+      </w:pPr>
+    </w:p>
+    <w:p>
+      <w:pPr>
+        <w:rPr>
+          <w:lang w:val="en-US"/>
+        </w:rPr>
+      </w:pPr>
+    </w:p>
+    <w:p>
+      <w:pPr>
+        <w:rPr>
+          <w:lang w:val="en-US"/>
+        </w:rPr>
+      </w:pPr>
+    </w:p>
+    <w:p>
+      <w:pPr>
+        <w:pStyle w:val="Heading1"/>
+        <w:numPr>
+          <w:ilvl w:val="0"/>
+          <w:numId w:val="3"/>
+        </w:numPr>
+        <w:rPr>
+          <w:lang w:val="en-US"/>
+        </w:rPr>
+      </w:pPr>
+      <w:r>
+        <w:rPr>
+          <w:lang w:val="en-US"/>
+        </w:rPr>
+        <w:t xml:space="preserve">Table after booking </w:t>
+      </w:r>
+      <w:proofErr w:type="gramStart"/>
+      <w:r>
+        <w:rPr>
+          <w:lang w:val="en-US"/>
+        </w:rPr>
+        <w:t>ambulance :</w:t>
+      </w:r>
+      <w:proofErr w:type="gramEnd"/>
+      <w:r>
+        <w:rPr>
+          <w:lang w:val="en-US"/>
+        </w:rPr>
+        <w:t>-</w:t>
+      </w:r>
+    </w:p>
+    <w:p>
+      <w:pPr>
+        <w:rPr>
+          <w:lang w:val="en-US"/>
+        </w:rPr>
+      </w:pPr>
+    </w:p>
+    <w:p>
+      <w:pPr>
+        <w:rPr>
+          <w:lang w:val="en-US"/>
+        </w:rPr>
+      </w:pPr>
+    </w:p>
+    <w:p>
+      <w:pPr>
+        <w:rPr>
+          <w:lang w:val="en-US"/>
+        </w:rPr>
+      </w:pPr>
+    </w:p>
+    <w:p>
+      <w:pPr>
+        <w:rPr>
+          <w:lang w:val="en-US"/>
+        </w:rPr>
+      </w:pPr>
+    </w:p>
+    <w:p>
+      <w:pPr>
+        <w:rPr>
+          <w:lang w:val="en-US"/>
+        </w:rPr>
+      </w:pPr>
+    </w:p>
+    <w:p>
+      <w:pPr>
+        <w:rPr>
+          <w:lang w:val="en-US"/>
+        </w:rPr>
+      </w:pPr>
+    </w:p>
+    <w:p>
+      <w:pPr>
+        <w:rPr>
+          <w:lang w:val="en-US"/>
+        </w:rPr>
+      </w:pPr>
+    </w:p>
+    <w:p>
+      <w:pPr>
+        <w:rPr>
+          <w:lang w:val="en-US"/>
+        </w:rPr>
+      </w:pPr>
+    </w:p>
+    <w:p>
+      <w:pPr>
+        <w:rPr>
+          <w:lang w:val="en-US"/>
+        </w:rPr>
+      </w:pPr>
+    </w:p>
+    <w:p>
+      <w:pPr>
+        <w:rPr>
+          <w:lang w:val="en-US"/>
+        </w:rPr>
+      </w:pPr>
+    </w:p>
+    <w:p>
+      <w:pPr>
+        <w:rPr>
+          <w:lang w:val="en-US"/>
+        </w:rPr>
+      </w:pPr>
+    </w:p>
+    <w:p>
+      <w:pPr>
+        <w:rPr>
+          <w:lang w:val="en-US"/>
+        </w:rPr>
+      </w:pPr>
+    </w:p>
+    <w:p>
+      <w:pPr>
+        <w:pStyle w:val="Heading2"/>
+        <w:numPr>
+          <w:ilvl w:val="0"/>
+          <w:numId w:val="6"/>
+        </w:numPr>
+        <w:rPr>
+          <w:lang w:val="en-US"/>
+        </w:rPr>
+      </w:pPr>
+      <w:proofErr w:type="gramStart"/>
+      <w:r>
+        <w:rPr>
+          <w:lang w:val="en-US"/>
+        </w:rPr>
+        <w:t>Table :</w:t>
+      </w:r>
+      <w:proofErr w:type="gramEnd"/>
+      <w:r>
+        <w:rPr>
+          <w:lang w:val="en-US"/>
+        </w:rPr>
+        <w:t>-</w:t>
+      </w:r>
+    </w:p>
+    <w:p>
+      <w:pPr>
+        <w:rPr>
+          <w:lang w:val="en-US"/>
+        </w:rPr>
+      </w:pPr>
+    </w:p>
+    <w:p>
+      <w:pPr>
+        <w:rPr>
+          <w:lang w:val="en-US"/>
+        </w:rPr>
+      </w:pPr>
+    </w:p>
+    <w:p>
+      <w:pPr>
+        <w:rPr>
+          <w:lang w:val="en-US"/>
+        </w:rPr>
+      </w:pPr>
+    </w:p>
+    <w:p>
+      <w:pPr>
+        <w:rPr>
+          <w:lang w:val="en-US"/>
+        </w:rPr>
+      </w:pPr>
+    </w:p>
+    <w:p>
+      <w:pPr>
+        <w:rPr>
+          <w:lang w:val="en-US"/>
+        </w:rPr>
+      </w:pPr>
+      <w:r>
+        <w:rPr>
+          <w:lang w:val="en-US"/>
+        </w:rPr>
+        <w:drawing>
+          <wp:anchor distT="0" distB="0" distL="114300" distR="114300" simplePos="0" relativeHeight="251723776" behindDoc="0" locked="0" layoutInCell="1" allowOverlap="1" wp14:anchorId="3E5B001C" wp14:editId="5C5618FC">
+            <wp:simplePos x="0" y="0"/>
+            <wp:positionH relativeFrom="margin">
+              <wp:align>center</wp:align>
+            </wp:positionH>
+            <wp:positionV relativeFrom="page">
+              <wp:posOffset>7673340</wp:posOffset>
+            </wp:positionV>
+            <wp:extent cx="6267090" cy="1493520"/>
+            <wp:effectExtent l="0" t="0" r="635" b="0"/>
+            <wp:wrapNone/>
+            <wp:docPr id="187102666" name="Picture 1"/>
+            <wp:cNvGraphicFramePr>
+              <a:graphicFrameLocks xmlns:a="http://schemas.openxmlformats.org/drawingml/2006/main" noChangeAspect="1"/>
+            </wp:cNvGraphicFramePr>
+            <a:graphic xmlns:a="http://schemas.openxmlformats.org/drawingml/2006/main">
+              <a:graphicData uri="http://schemas.openxmlformats.org/drawingml/2006/picture">
+                <pic:pic xmlns:pic="http://schemas.openxmlformats.org/drawingml/2006/picture">
+                  <pic:nvPicPr>
+                    <pic:cNvPr id="187102666" name=""/>
+                    <pic:cNvPicPr/>
+                  </pic:nvPicPr>
+                  <pic:blipFill>
+                    <a:blip r:embed="rId57">
+                      <a:extLst>
+                        <a:ext uri="{28A0092B-C50C-407E-A947-70E740481C1C}">
+                          <a14:useLocalDpi xmlns:a14="http://schemas.microsoft.com/office/drawing/2010/main" val="0"/>
+                        </a:ext>
+                      </a:extLst>
+                    </a:blip>
+                    <a:stretch>
+                      <a:fillRect/>
+                    </a:stretch>
+                  </pic:blipFill>
+                  <pic:spPr>
+                    <a:xfrm>
+                      <a:off x="0" y="0"/>
+                      <a:ext cx="6267090" cy="1493520"/>
+                    </a:xfrm>
+                    <a:prstGeom prst="rect">
+                      <a:avLst/>
+                    </a:prstGeom>
+                  </pic:spPr>
+                </pic:pic>
+              </a:graphicData>
+            </a:graphic>
+            <wp14:sizeRelH relativeFrom="margin">
+              <wp14:pctWidth>0</wp14:pctWidth>
+            </wp14:sizeRelH>
+            <wp14:sizeRelV relativeFrom="margin">
+              <wp14:pctHeight>0</wp14:pctHeight>
+            </wp14:sizeRelV>
+          </wp:anchor>
+        </w:drawing>
+      </w:r>
+    </w:p>
+    <w:p>
+      <w:pPr>
+        <w:rPr>
+          <w:lang w:val="en-US"/>
+        </w:rPr>
+      </w:pPr>
+      <w:r>
+        <w:rPr>
+          <w:lang w:val="en-US"/>
+        </w:rPr>
+        <w:drawing>
+          <wp:anchor distT="0" distB="0" distL="114300" distR="114300" simplePos="0" relativeHeight="251722752" behindDoc="0" locked="0" layoutInCell="1" allowOverlap="1" wp14:anchorId="3A2F99BE" wp14:editId="1D36EE60">
+            <wp:simplePos x="0" y="0"/>
+            <wp:positionH relativeFrom="column">
+              <wp:posOffset>0</wp:posOffset>
+            </wp:positionH>
+            <wp:positionV relativeFrom="page">
+              <wp:posOffset>3444240</wp:posOffset>
+            </wp:positionV>
+            <wp:extent cx="5731510" cy="3509645"/>
+            <wp:effectExtent l="0" t="0" r="2540" b="0"/>
+            <wp:wrapNone/>
+            <wp:docPr id="801930721" name="Picture 1"/>
+            <wp:cNvGraphicFramePr>
+              <a:graphicFrameLocks xmlns:a="http://schemas.openxmlformats.org/drawingml/2006/main" noChangeAspect="1"/>
+            </wp:cNvGraphicFramePr>
+            <a:graphic xmlns:a="http://schemas.openxmlformats.org/drawingml/2006/main">
+              <a:graphicData uri="http://schemas.openxmlformats.org/drawingml/2006/picture">
+                <pic:pic xmlns:pic="http://schemas.openxmlformats.org/drawingml/2006/picture">
+                  <pic:nvPicPr>
+                    <pic:cNvPr id="801930721" name=""/>
+                    <pic:cNvPicPr/>
+                  </pic:nvPicPr>
+                  <pic:blipFill>
+                    <a:blip r:embed="rId58">
+                      <a:extLst>
+                        <a:ext uri="{28A0092B-C50C-407E-A947-70E740481C1C}">
+                          <a14:useLocalDpi xmlns:a14="http://schemas.microsoft.com/office/drawing/2010/main" val="0"/>
+                        </a:ext>
+                      </a:extLst>
+                    </a:blip>
+                    <a:stretch>
+                      <a:fillRect/>
+                    </a:stretch>
+                  </pic:blipFill>
+                  <pic:spPr>
+                    <a:xfrm>
+                      <a:off x="0" y="0"/>
+                      <a:ext cx="5731510" cy="3509645"/>
+                    </a:xfrm>
+                    <a:prstGeom prst="rect">
+                      <a:avLst/>
+                    </a:prstGeom>
+                  </pic:spPr>
+                </pic:pic>
+              </a:graphicData>
+            </a:graphic>
+          </wp:anchor>
+        </w:drawing>
+      </w:r>
+    </w:p>
+    <w:p>
+      <w:pPr>
+        <w:rPr>
+          <w:lang w:val="en-US"/>
+        </w:rPr>
+      </w:pPr>
+      <w:r>
+        <w:rPr>
+          <w:lang w:val="en-US"/>
+        </w:rPr>
+        <w:drawing>
+          <wp:anchor distT="0" distB="0" distL="114300" distR="114300" simplePos="0" relativeHeight="251721728" behindDoc="0" locked="0" layoutInCell="1" allowOverlap="1" wp14:anchorId="407574DA" wp14:editId="47C12BA5">
+            <wp:simplePos x="0" y="0"/>
+            <wp:positionH relativeFrom="column">
+              <wp:posOffset>0</wp:posOffset>
+            </wp:positionH>
+            <wp:positionV relativeFrom="page">
+              <wp:posOffset>1325880</wp:posOffset>
+            </wp:positionV>
+            <wp:extent cx="5731510" cy="1206500"/>
+            <wp:effectExtent l="0" t="0" r="2540" b="0"/>
+            <wp:wrapNone/>
+            <wp:docPr id="1749164163" name="Picture 1"/>
+            <wp:cNvGraphicFramePr>
+              <a:graphicFrameLocks xmlns:a="http://schemas.openxmlformats.org/drawingml/2006/main" noChangeAspect="1"/>
+            </wp:cNvGraphicFramePr>
+            <a:graphic xmlns:a="http://schemas.openxmlformats.org/drawingml/2006/main">
+              <a:graphicData uri="http://schemas.openxmlformats.org/drawingml/2006/picture">
+                <pic:pic xmlns:pic="http://schemas.openxmlformats.org/drawingml/2006/picture">
+                  <pic:nvPicPr>
+                    <pic:cNvPr id="1749164163" name=""/>
+                    <pic:cNvPicPr/>
+                  </pic:nvPicPr>
+                  <pic:blipFill>
+                    <a:blip r:embed="rId59">
+                      <a:extLst>
+                        <a:ext uri="{28A0092B-C50C-407E-A947-70E740481C1C}">
+                          <a14:useLocalDpi xmlns:a14="http://schemas.microsoft.com/office/drawing/2010/main" val="0"/>
+                        </a:ext>
+                      </a:extLst>
+                    </a:blip>
+                    <a:stretch>
+                      <a:fillRect/>
+                    </a:stretch>
+                  </pic:blipFill>
+                  <pic:spPr>
+                    <a:xfrm>
+                      <a:off x="0" y="0"/>
+                      <a:ext cx="5731510" cy="1206500"/>
+                    </a:xfrm>
+                    <a:prstGeom prst="rect">
+                      <a:avLst/>
+                    </a:prstGeom>
+                  </pic:spPr>
+                </pic:pic>
+              </a:graphicData>
+            </a:graphic>
+          </wp:anchor>
+        </w:drawing>
+      </w:r>
+    </w:p>
+    <w:p>
+      <w:pPr>
+        <w:pStyle w:val="ListParagraph"/>
+        <w:ind w:left="1080"/>
+        <w:rPr>
+          <w:sz w:val="28"/>
+          <w:szCs w:val="28"/>
+          <w:lang w:val="en-US"/>
+        </w:rPr>
+      </w:pPr>
+    </w:p>
+    <w:p>
+      <w:pPr>
+        <w:pStyle w:val="ListParagraph"/>
+        <w:ind w:left="1080"/>
+        <w:rPr>
+          <w:sz w:val="28"/>
+          <w:szCs w:val="28"/>
+          <w:lang w:val="en-US"/>
+        </w:rPr>
+      </w:pPr>
+    </w:p>
+    <w:p>
+      <w:pPr>
+        <w:pStyle w:val="ListParagraph"/>
+        <w:numPr>
+          <w:ilvl w:val="0"/>
+          <w:numId w:val="6"/>
+        </w:numPr>
+        <w:rPr>
+          <w:sz w:val="28"/>
+          <w:szCs w:val="28"/>
+          <w:lang w:val="en-US"/>
+        </w:rPr>
+      </w:pPr>
+      <w:r>
+        <w:rPr>
+          <w:sz w:val="28"/>
+          <w:szCs w:val="28"/>
+          <w:lang w:val="en-US"/>
+        </w:rPr>
+        <w:drawing>
+          <wp:anchor distT="0" distB="0" distL="114300" distR="114300" simplePos="0" relativeHeight="251724800" behindDoc="0" locked="0" layoutInCell="1" allowOverlap="1" wp14:anchorId="5E0AAF2F" wp14:editId="0CD5FF57">
+            <wp:simplePos x="0" y="0"/>
+            <wp:positionH relativeFrom="margin">
+              <wp:align>center</wp:align>
+            </wp:positionH>
+            <wp:positionV relativeFrom="page">
+              <wp:posOffset>640080</wp:posOffset>
+            </wp:positionV>
+            <wp:extent cx="3956050" cy="441960"/>
+            <wp:effectExtent l="0" t="0" r="6350" b="0"/>
+            <wp:wrapNone/>
+            <wp:docPr id="1154362822" name="Picture 1"/>
+            <wp:cNvGraphicFramePr>
+              <a:graphicFrameLocks xmlns:a="http://schemas.openxmlformats.org/drawingml/2006/main" noChangeAspect="1"/>
+            </wp:cNvGraphicFramePr>
+            <a:graphic xmlns:a="http://schemas.openxmlformats.org/drawingml/2006/main">
+              <a:graphicData uri="http://schemas.openxmlformats.org/drawingml/2006/picture">
+                <pic:pic xmlns:pic="http://schemas.openxmlformats.org/drawingml/2006/picture">
+                  <pic:nvPicPr>
+                    <pic:cNvPr id="1154362822" name=""/>
+                    <pic:cNvPicPr/>
+                  </pic:nvPicPr>
+                  <pic:blipFill>
+                    <a:blip r:embed="rId60">
+                      <a:extLst>
+                        <a:ext uri="{28A0092B-C50C-407E-A947-70E740481C1C}">
+                          <a14:useLocalDpi xmlns:a14="http://schemas.microsoft.com/office/drawing/2010/main" val="0"/>
+                        </a:ext>
+                      </a:extLst>
+                    </a:blip>
+                    <a:stretch>
+                      <a:fillRect/>
+                    </a:stretch>
+                  </pic:blipFill>
+                  <pic:spPr>
+                    <a:xfrm>
+                      <a:off x="0" y="0"/>
+                      <a:ext cx="3956050" cy="441960"/>
+                    </a:xfrm>
+                    <a:prstGeom prst="rect">
+                      <a:avLst/>
+                    </a:prstGeom>
+                  </pic:spPr>
+                </pic:pic>
+              </a:graphicData>
+            </a:graphic>
+          </wp:anchor>
+        </w:drawing>
+      </w:r>
+      <w:r>
+        <w:rPr>
+          <w:sz w:val="28"/>
+          <w:szCs w:val="28"/>
+          <w:lang w:val="en-US"/>
+        </w:rPr>
+        <w:t xml:space="preserve">Ambulance </w:t>
+      </w:r>
+      <w:r>
+        <w:rPr>
+          <w:sz w:val="28"/>
+          <w:szCs w:val="28"/>
+          <w:lang w:val="en-US"/>
+        </w:rPr>
+        <w:t xml:space="preserve">  AM9U</w:t>
+      </w:r>
+      <w:proofErr w:type="gramStart"/>
+      <w:r>
+        <w:rPr>
+          <w:sz w:val="28"/>
+          <w:szCs w:val="28"/>
+          <w:lang w:val="en-US"/>
+        </w:rPr>
+        <w:t>15  is</w:t>
+      </w:r>
+      <w:proofErr w:type="gramEnd"/>
+      <w:r>
+        <w:rPr>
+          <w:sz w:val="28"/>
+          <w:szCs w:val="28"/>
+          <w:lang w:val="en-US"/>
+        </w:rPr>
+        <w:t xml:space="preserve"> </w:t>
+      </w:r>
+      <w:proofErr w:type="gramStart"/>
+      <w:r>
+        <w:rPr>
+          <w:sz w:val="28"/>
+          <w:szCs w:val="28"/>
+          <w:lang w:val="en-US"/>
+        </w:rPr>
+        <w:t>book</w:t>
+      </w:r>
+      <w:r>
+        <w:rPr>
+          <w:sz w:val="28"/>
+          <w:szCs w:val="28"/>
+          <w:lang w:val="en-US"/>
+        </w:rPr>
+        <w:t>ed  so</w:t>
+      </w:r>
+      <w:proofErr w:type="gramEnd"/>
+      <w:r>
+        <w:rPr>
+          <w:sz w:val="28"/>
+          <w:szCs w:val="28"/>
+          <w:lang w:val="en-US"/>
+        </w:rPr>
+        <w:t xml:space="preserve"> its marked “ON </w:t>
+      </w:r>
+      <w:proofErr w:type="gramStart"/>
+      <w:r>
+        <w:rPr>
+          <w:sz w:val="28"/>
+          <w:szCs w:val="28"/>
+          <w:lang w:val="en-US"/>
+        </w:rPr>
+        <w:t>DUTY”  in</w:t>
+      </w:r>
+      <w:proofErr w:type="gramEnd"/>
+      <w:r>
+        <w:rPr>
+          <w:sz w:val="28"/>
+          <w:szCs w:val="28"/>
+          <w:lang w:val="en-US"/>
+        </w:rPr>
+        <w:t xml:space="preserve">  table </w:t>
+      </w:r>
+    </w:p>
+    <w:p>
+      <w:pPr>
+        <w:pStyle w:val="ListParagraph"/>
+        <w:rPr>
+          <w:sz w:val="28"/>
+          <w:szCs w:val="28"/>
+          <w:lang w:val="en-US"/>
+        </w:rPr>
+      </w:pPr>
+    </w:p>
+    <w:p>
+      <w:pPr>
+        <w:pStyle w:val="Heading1"/>
+        <w:numPr>
+          <w:ilvl w:val="0"/>
+          <w:numId w:val="3"/>
+        </w:numPr>
+        <w:rPr>
+          <w:lang w:val="en-US"/>
+        </w:rPr>
+      </w:pPr>
+      <w:r>
+        <w:rPr>
+          <w:lang w:val="en-US"/>
+        </w:rPr>
+        <w:t xml:space="preserve">Billing </w:t>
+      </w:r>
+      <w:proofErr w:type="gramStart"/>
+      <w:r>
+        <w:rPr>
+          <w:lang w:val="en-US"/>
+        </w:rPr>
+        <w:t>portal :</w:t>
+      </w:r>
+      <w:proofErr w:type="gramEnd"/>
+      <w:r>
+        <w:rPr>
+          <w:lang w:val="en-US"/>
+        </w:rPr>
+        <w:t>-</w:t>
+      </w:r>
+    </w:p>
+    <w:p>
+      <w:pPr>
+        <w:rPr>
+          <w:lang w:val="en-US"/>
+        </w:rPr>
+      </w:pPr>
+      <w:r>
+        <w:rPr>
+          <w:lang w:val="en-US"/>
+        </w:rPr>
+        <w:drawing>
+          <wp:anchor distT="0" distB="0" distL="114300" distR="114300" simplePos="0" relativeHeight="251725824" behindDoc="0" locked="0" layoutInCell="1" allowOverlap="1" wp14:anchorId="1B49D410" wp14:editId="0273BF40">
+            <wp:simplePos x="0" y="0"/>
+            <wp:positionH relativeFrom="margin">
+              <wp:posOffset>-626110</wp:posOffset>
+            </wp:positionH>
+            <wp:positionV relativeFrom="page">
+              <wp:posOffset>2994660</wp:posOffset>
+            </wp:positionV>
+            <wp:extent cx="6716281" cy="1805940"/>
+            <wp:effectExtent l="0" t="0" r="8890" b="3810"/>
+            <wp:wrapNone/>
+            <wp:docPr id="2011263722" name="Picture 1"/>
+            <wp:cNvGraphicFramePr>
+              <a:graphicFrameLocks xmlns:a="http://schemas.openxmlformats.org/drawingml/2006/main" noChangeAspect="1"/>
+            </wp:cNvGraphicFramePr>
+            <a:graphic xmlns:a="http://schemas.openxmlformats.org/drawingml/2006/main">
+              <a:graphicData uri="http://schemas.openxmlformats.org/drawingml/2006/picture">
+                <pic:pic xmlns:pic="http://schemas.openxmlformats.org/drawingml/2006/picture">
+                  <pic:nvPicPr>
+                    <pic:cNvPr id="2011263722" name=""/>
+                    <pic:cNvPicPr/>
+                  </pic:nvPicPr>
+                  <pic:blipFill>
+                    <a:blip r:embed="rId61">
+                      <a:extLst>
+                        <a:ext uri="{28A0092B-C50C-407E-A947-70E740481C1C}">
+                          <a14:useLocalDpi xmlns:a14="http://schemas.microsoft.com/office/drawing/2010/main" val="0"/>
+                        </a:ext>
+                      </a:extLst>
+                    </a:blip>
+                    <a:stretch>
+                      <a:fillRect/>
+                    </a:stretch>
+                  </pic:blipFill>
+                  <pic:spPr>
+                    <a:xfrm>
+                      <a:off x="0" y="0"/>
+                      <a:ext cx="6716281" cy="1805940"/>
+                    </a:xfrm>
+                    <a:prstGeom prst="rect">
+                      <a:avLst/>
+                    </a:prstGeom>
+                  </pic:spPr>
+                </pic:pic>
+              </a:graphicData>
+            </a:graphic>
+            <wp14:sizeRelH relativeFrom="margin">
+              <wp14:pctWidth>0</wp14:pctWidth>
+            </wp14:sizeRelH>
+            <wp14:sizeRelV relativeFrom="margin">
+              <wp14:pctHeight>0</wp14:pctHeight>
+            </wp14:sizeRelV>
+          </wp:anchor>
+        </w:drawing>
+      </w:r>
+    </w:p>
+    <w:p>
+      <w:pPr>
+        <w:rPr>
+          <w:lang w:val="en-US"/>
+        </w:rPr>
+      </w:pPr>
+    </w:p>
+    <w:p>
+      <w:pPr>
+        <w:rPr>
+          <w:lang w:val="en-US"/>
+        </w:rPr>
+      </w:pPr>
+    </w:p>
+    <w:p>
+      <w:pPr>
+        <w:rPr>
+          <w:lang w:val="en-US"/>
+        </w:rPr>
+      </w:pPr>
+    </w:p>
+    <w:p>
+      <w:pPr>
+        <w:rPr>
+          <w:lang w:val="en-US"/>
+        </w:rPr>
+      </w:pPr>
+    </w:p>
+    <w:p>
+      <w:pPr>
+        <w:rPr>
+          <w:lang w:val="en-US"/>
+        </w:rPr>
+      </w:pPr>
+    </w:p>
+    <w:p>
+      <w:pPr>
+        <w:rPr>
+          <w:lang w:val="en-US"/>
+        </w:rPr>
+      </w:pPr>
+    </w:p>
+    <w:p>
+      <w:pPr>
+        <w:pStyle w:val="ListParagraph"/>
+        <w:ind w:left="1080"/>
+        <w:rPr>
+          <w:lang w:val="en-US"/>
+        </w:rPr>
+      </w:pPr>
+      <w:r>
+        <w:rPr>
+          <w:lang w:val="en-US"/>
+        </w:rPr>
+        <w:drawing>
+          <wp:anchor distT="0" distB="0" distL="114300" distR="114300" simplePos="0" relativeHeight="251726848" behindDoc="0" locked="0" layoutInCell="1" allowOverlap="1" wp14:anchorId="5D3EAC7C" wp14:editId="6A44BDF1">
+            <wp:simplePos x="0" y="0"/>
+            <wp:positionH relativeFrom="margin">
+              <wp:align>left</wp:align>
+            </wp:positionH>
+            <wp:positionV relativeFrom="page">
+              <wp:posOffset>5074920</wp:posOffset>
+            </wp:positionV>
+            <wp:extent cx="5731510" cy="4526915"/>
+            <wp:effectExtent l="0" t="0" r="2540" b="6985"/>
+            <wp:wrapNone/>
+            <wp:docPr id="1790651760" name="Picture 1"/>
+            <wp:cNvGraphicFramePr>
+              <a:graphicFrameLocks xmlns:a="http://schemas.openxmlformats.org/drawingml/2006/main" noChangeAspect="1"/>
+            </wp:cNvGraphicFramePr>
+            <a:graphic xmlns:a="http://schemas.openxmlformats.org/drawingml/2006/main">
+              <a:graphicData uri="http://schemas.openxmlformats.org/drawingml/2006/picture">
+                <pic:pic xmlns:pic="http://schemas.openxmlformats.org/drawingml/2006/picture">
+                  <pic:nvPicPr>
+                    <pic:cNvPr id="1790651760" name=""/>
+                    <pic:cNvPicPr/>
+                  </pic:nvPicPr>
+                  <pic:blipFill>
+                    <a:blip r:embed="rId62">
+                      <a:extLst>
+                        <a:ext uri="{28A0092B-C50C-407E-A947-70E740481C1C}">
+                          <a14:useLocalDpi xmlns:a14="http://schemas.microsoft.com/office/drawing/2010/main" val="0"/>
+                        </a:ext>
+                      </a:extLst>
+                    </a:blip>
+                    <a:stretch>
+                      <a:fillRect/>
+                    </a:stretch>
+                  </pic:blipFill>
+                  <pic:spPr>
+                    <a:xfrm>
+                      <a:off x="0" y="0"/>
+                      <a:ext cx="5731510" cy="4526915"/>
+                    </a:xfrm>
+                    <a:prstGeom prst="rect">
+                      <a:avLst/>
+                    </a:prstGeom>
+                  </pic:spPr>
+                </pic:pic>
+              </a:graphicData>
+            </a:graphic>
+          </wp:anchor>
+        </w:drawing>
+      </w:r>
+    </w:p>
+    <w:p>
+      <w:pPr>
+        <w:rPr>
+          <w:lang w:val="en-US"/>
+        </w:rPr>
+      </w:pPr>
+    </w:p>
+    <w:p>
+      <w:pPr>
+        <w:rPr>
+          <w:lang w:val="en-US"/>
+        </w:rPr>
+      </w:pPr>
+    </w:p>
+    <w:p>
+      <w:pPr>
+        <w:rPr>
+          <w:lang w:val="en-US"/>
+        </w:rPr>
+      </w:pPr>
+    </w:p>
+    <w:p>
+      <w:pPr>
+        <w:rPr>
+          <w:lang w:val="en-US"/>
+        </w:rPr>
+      </w:pPr>
+    </w:p>
+    <w:p>
+      <w:pPr>
+        <w:rPr>
+          <w:lang w:val="en-US"/>
+        </w:rPr>
+      </w:pPr>
+    </w:p>
+    <w:p>
+      <w:pPr>
+        <w:rPr>
+          <w:lang w:val="en-US"/>
+        </w:rPr>
+      </w:pPr>
+    </w:p>
+    <w:p>
+      <w:pPr>
+        <w:rPr>
+          <w:lang w:val="en-US"/>
+        </w:rPr>
+      </w:pPr>
+    </w:p>
+    <w:p>
+      <w:pPr>
+        <w:rPr>
+          <w:lang w:val="en-US"/>
+        </w:rPr>
+      </w:pPr>
+    </w:p>
+    <w:p>
+      <w:pPr>
+        <w:rPr>
+          <w:lang w:val="en-US"/>
+        </w:rPr>
+      </w:pPr>
+    </w:p>
+    <w:p>
+      <w:pPr>
+        <w:rPr>
+          <w:lang w:val="en-US"/>
+        </w:rPr>
+      </w:pPr>
+    </w:p>
+    <w:p>
+      <w:pPr>
+        <w:rPr>
+          <w:lang w:val="en-US"/>
+        </w:rPr>
+      </w:pPr>
+    </w:p>
+    <w:p>
+      <w:pPr>
+        <w:rPr>
+          <w:lang w:val="en-US"/>
+        </w:rPr>
+      </w:pPr>
+    </w:p>
+    <w:p>
+      <w:pPr>
+        <w:rPr>
+          <w:lang w:val="en-US"/>
+        </w:rPr>
+      </w:pPr>
+    </w:p>
+    <w:p>
+      <w:pPr>
+        <w:rPr>
+          <w:lang w:val="en-US"/>
+        </w:rPr>
+      </w:pPr>
+    </w:p>
+    <w:p>
+      <w:pPr>
+        <w:pStyle w:val="Heading1"/>
+        <w:ind w:left="720"/>
+        <w:rPr>
+          <w:lang w:val="en-US"/>
+        </w:rPr>
+      </w:pPr>
+    </w:p>
+    <w:p>
+      <w:pPr>
+        <w:pStyle w:val="Heading1"/>
+        <w:ind w:left="720"/>
+        <w:rPr>
+          <w:lang w:val="en-US"/>
+        </w:rPr>
+      </w:pPr>
+    </w:p>
+    <w:p>
+      <w:pPr>
+        <w:pStyle w:val="Heading1"/>
+        <w:ind w:left="720"/>
+        <w:rPr>
+          <w:lang w:val="en-US"/>
+        </w:rPr>
+      </w:pPr>
+    </w:p>
+    <w:p>
+      <w:pPr>
+        <w:pStyle w:val="Heading1"/>
+        <w:numPr>
+          <w:ilvl w:val="0"/>
+          <w:numId w:val="6"/>
+        </w:numPr>
+        <w:rPr>
+          <w:lang w:val="en-US"/>
+        </w:rPr>
+      </w:pPr>
+      <w:r>
+        <w:rPr>
+          <w:lang w:val="en-US"/>
+        </w:rPr>
+        <w:drawing>
+          <wp:anchor distT="0" distB="0" distL="114300" distR="114300" simplePos="0" relativeHeight="251727872" behindDoc="0" locked="0" layoutInCell="1" allowOverlap="1" wp14:anchorId="51BD058E" wp14:editId="617CCBE3">
+            <wp:simplePos x="0" y="0"/>
+            <wp:positionH relativeFrom="column">
+              <wp:posOffset>-510541</wp:posOffset>
+            </wp:positionH>
+            <wp:positionV relativeFrom="page">
+              <wp:posOffset>259080</wp:posOffset>
+            </wp:positionV>
+            <wp:extent cx="6777981" cy="1965960"/>
+            <wp:effectExtent l="0" t="0" r="4445" b="0"/>
+            <wp:wrapNone/>
+            <wp:docPr id="1698829496" name="Picture 1"/>
+            <wp:cNvGraphicFramePr>
+              <a:graphicFrameLocks xmlns:a="http://schemas.openxmlformats.org/drawingml/2006/main" noChangeAspect="1"/>
+            </wp:cNvGraphicFramePr>
+            <a:graphic xmlns:a="http://schemas.openxmlformats.org/drawingml/2006/main">
+              <a:graphicData uri="http://schemas.openxmlformats.org/drawingml/2006/picture">
+                <pic:pic xmlns:pic="http://schemas.openxmlformats.org/drawingml/2006/picture">
+                  <pic:nvPicPr>
+                    <pic:cNvPr id="1698829496" name=""/>
+                    <pic:cNvPicPr/>
+                  </pic:nvPicPr>
+                  <pic:blipFill>
+                    <a:blip r:embed="rId63">
+                      <a:extLst>
+                        <a:ext uri="{28A0092B-C50C-407E-A947-70E740481C1C}">
+                          <a14:useLocalDpi xmlns:a14="http://schemas.microsoft.com/office/drawing/2010/main" val="0"/>
+                        </a:ext>
+                      </a:extLst>
+                    </a:blip>
+                    <a:stretch>
+                      <a:fillRect/>
+                    </a:stretch>
+                  </pic:blipFill>
+                  <pic:spPr>
+                    <a:xfrm>
+                      <a:off x="0" y="0"/>
+                      <a:ext cx="6784415" cy="1967826"/>
+                    </a:xfrm>
+                    <a:prstGeom prst="rect">
+                      <a:avLst/>
+                    </a:prstGeom>
+                  </pic:spPr>
+                </pic:pic>
+              </a:graphicData>
+            </a:graphic>
+            <wp14:sizeRelH relativeFrom="margin">
+              <wp14:pctWidth>0</wp14:pctWidth>
+            </wp14:sizeRelH>
+            <wp14:sizeRelV relativeFrom="margin">
+              <wp14:pctHeight>0</wp14:pctHeight>
+            </wp14:sizeRelV>
+          </wp:anchor>
+        </w:drawing>
+      </w:r>
+      <w:r>
+        <w:rPr>
+          <w:lang w:val="en-US"/>
+        </w:rPr>
+        <w:t xml:space="preserve"> </w:t>
+      </w:r>
+      <w:r>
+        <w:rPr>
+          <w:lang w:val="en-US"/>
+        </w:rPr>
+        <w:t xml:space="preserve">Terminal </w:t>
+      </w:r>
+      <w:proofErr w:type="gramStart"/>
+      <w:r>
+        <w:rPr>
+          <w:lang w:val="en-US"/>
+        </w:rPr>
+        <w:t>output :</w:t>
+      </w:r>
+      <w:proofErr w:type="gramEnd"/>
+      <w:r>
+        <w:rPr>
+          <w:lang w:val="en-US"/>
+        </w:rPr>
+        <w:t>-</w:t>
+      </w:r>
+    </w:p>
+    <w:p>
+      <w:pPr>
+        <w:rPr>
+          <w:lang w:val="en-US"/>
+        </w:rPr>
+      </w:pPr>
+      <w:r>
+        <w:rPr>
+          <w:lang w:val="en-US"/>
+        </w:rPr>
+        <w:drawing>
+          <wp:anchor distT="0" distB="0" distL="114300" distR="114300" simplePos="0" relativeHeight="251728896" behindDoc="0" locked="0" layoutInCell="1" allowOverlap="1" wp14:anchorId="6618E666" wp14:editId="101E061A">
+            <wp:simplePos x="0" y="0"/>
+            <wp:positionH relativeFrom="margin">
+              <wp:posOffset>-236220</wp:posOffset>
+            </wp:positionH>
+            <wp:positionV relativeFrom="page">
+              <wp:posOffset>3200400</wp:posOffset>
+            </wp:positionV>
+            <wp:extent cx="5731510" cy="928370"/>
+            <wp:effectExtent l="0" t="0" r="2540" b="5080"/>
+            <wp:wrapNone/>
+            <wp:docPr id="1158331257" name="Picture 1"/>
+            <wp:cNvGraphicFramePr>
+              <a:graphicFrameLocks xmlns:a="http://schemas.openxmlformats.org/drawingml/2006/main" noChangeAspect="1"/>
+            </wp:cNvGraphicFramePr>
+            <a:graphic xmlns:a="http://schemas.openxmlformats.org/drawingml/2006/main">
+              <a:graphicData uri="http://schemas.openxmlformats.org/drawingml/2006/picture">
+                <pic:pic xmlns:pic="http://schemas.openxmlformats.org/drawingml/2006/picture">
+                  <pic:nvPicPr>
+                    <pic:cNvPr id="1158331257" name=""/>
+                    <pic:cNvPicPr/>
+                  </pic:nvPicPr>
+                  <pic:blipFill>
+                    <a:blip r:embed="rId64">
+                      <a:extLst>
+                        <a:ext uri="{28A0092B-C50C-407E-A947-70E740481C1C}">
+                          <a14:useLocalDpi xmlns:a14="http://schemas.microsoft.com/office/drawing/2010/main" val="0"/>
+                        </a:ext>
+                      </a:extLst>
+                    </a:blip>
+                    <a:stretch>
+                      <a:fillRect/>
+                    </a:stretch>
+                  </pic:blipFill>
+                  <pic:spPr>
+                    <a:xfrm>
+                      <a:off x="0" y="0"/>
+                      <a:ext cx="5731510" cy="928370"/>
+                    </a:xfrm>
+                    <a:prstGeom prst="rect">
+                      <a:avLst/>
+                    </a:prstGeom>
+                  </pic:spPr>
+                </pic:pic>
+              </a:graphicData>
+            </a:graphic>
+          </wp:anchor>
+        </w:drawing>
+      </w:r>
+    </w:p>
+    <w:p>
+      <w:pPr>
+        <w:rPr>
+          <w:lang w:val="en-US"/>
+        </w:rPr>
+      </w:pPr>
+    </w:p>
+    <w:p>
+      <w:pPr>
+        <w:rPr>
+          <w:lang w:val="en-US"/>
+        </w:rPr>
+      </w:pPr>
+    </w:p>
+    <w:p>
+      <w:pPr>
+        <w:rPr>
+          <w:lang w:val="en-US"/>
+        </w:rPr>
+      </w:pPr>
+      <w:r>
+        <w:rPr>
+          <w:noProof/>
+          <w:lang w:val="en-US"/>
+        </w:rPr>
+        <w:drawing>
+          <wp:anchor distT="0" distB="0" distL="114300" distR="114300" simplePos="0" relativeHeight="251730944" behindDoc="1" locked="0" layoutInCell="1" allowOverlap="1" wp14:anchorId="423C155A" wp14:editId="51833A03">
+            <wp:simplePos x="0" y="0"/>
+            <wp:positionH relativeFrom="column">
+              <wp:posOffset>2975610</wp:posOffset>
+            </wp:positionH>
+            <wp:positionV relativeFrom="page">
+              <wp:posOffset>4175761</wp:posOffset>
+            </wp:positionV>
+            <wp:extent cx="576580" cy="442011"/>
+            <wp:effectExtent l="67310" t="0" r="0" b="0"/>
+            <wp:wrapNone/>
+            <wp:docPr id="161014759" name="Graphic 39" descr="Back with solid fill"/>
+            <wp:cNvGraphicFramePr>
+              <a:graphicFrameLocks xmlns:a="http://schemas.openxmlformats.org/drawingml/2006/main" noChangeAspect="1"/>
+            </wp:cNvGraphicFramePr>
+            <a:graphic xmlns:a="http://schemas.openxmlformats.org/drawingml/2006/main">
+              <a:graphicData uri="http://schemas.openxmlformats.org/drawingml/2006/picture">
+                <pic:pic xmlns:pic="http://schemas.openxmlformats.org/drawingml/2006/picture">
+                  <pic:nvPicPr>
+                    <pic:cNvPr id="161014759" name="Graphic 161014759" descr="Back with solid fill"/>
+                    <pic:cNvPicPr/>
+                  </pic:nvPicPr>
+                  <pic:blipFill>
+                    <a:blip r:embed="rId65">
+                      <a:extLst>
+                        <a:ext uri="{96DAC541-7B7A-43D3-8B79-37D633B846F1}">
+                          <asvg:svgBlip xmlns:asvg="http://schemas.microsoft.com/office/drawing/2016/SVG/main" r:embed="rId66"/>
+                        </a:ext>
+                      </a:extLst>
+                    </a:blip>
+                    <a:stretch>
+                      <a:fillRect/>
+                    </a:stretch>
+                  </pic:blipFill>
+                  <pic:spPr>
+                    <a:xfrm rot="7353172">
+                      <a:off x="0" y="0"/>
+                      <a:ext cx="576580" cy="442011"/>
+                    </a:xfrm>
+                    <a:prstGeom prst="rect">
+                      <a:avLst/>
+                    </a:prstGeom>
+                  </pic:spPr>
+                </pic:pic>
+              </a:graphicData>
+            </a:graphic>
+            <wp14:sizeRelH relativeFrom="margin">
+              <wp14:pctWidth>0</wp14:pctWidth>
+            </wp14:sizeRelH>
+            <wp14:sizeRelV relativeFrom="margin">
+              <wp14:pctHeight>0</wp14:pctHeight>
+            </wp14:sizeRelV>
+          </wp:anchor>
+        </w:drawing>
+      </w:r>
+    </w:p>
+    <w:p>
+      <w:pPr>
+        <w:pStyle w:val="ListParagraph"/>
+        <w:numPr>
+          <w:ilvl w:val="0"/>
+          <w:numId w:val="6"/>
+        </w:numPr>
+        <w:rPr>
+          <w:lang w:val="en-US"/>
+        </w:rPr>
+      </w:pPr>
+      <w:r>
+        <w:rPr>
+          <w:lang w:val="en-US"/>
+        </w:rPr>
+        <w:t xml:space="preserve">Using this user for Bill </w:t>
+      </w:r>
+      <w:proofErr w:type="gramStart"/>
+      <w:r>
+        <w:rPr>
+          <w:lang w:val="en-US"/>
+        </w:rPr>
+        <w:t>generation :</w:t>
+      </w:r>
+      <w:proofErr w:type="gramEnd"/>
+      <w:r>
+        <w:rPr>
+          <w:lang w:val="en-US"/>
+        </w:rPr>
+        <w:t>-</w:t>
+      </w:r>
+    </w:p>
+    <w:p>
+      <w:pPr>
+        <w:pStyle w:val="ListParagraph"/>
+        <w:ind w:left="1080"/>
+        <w:rPr>
+          <w:lang w:val="en-US"/>
+        </w:rPr>
+      </w:pPr>
+    </w:p>
+    <w:p>
+      <w:pPr>
+        <w:pStyle w:val="ListParagraph"/>
+        <w:ind w:left="1080"/>
+        <w:rPr>
+          <w:lang w:val="en-US"/>
+        </w:rPr>
+      </w:pPr>
+      <w:r>
+        <w:rPr>
+          <w:lang w:val="en-US"/>
+        </w:rPr>
+        <w:drawing>
+          <wp:anchor distT="0" distB="0" distL="114300" distR="114300" simplePos="0" relativeHeight="251729920" behindDoc="0" locked="0" layoutInCell="1" allowOverlap="1" wp14:anchorId="53934BA0" wp14:editId="25FF7DF4">
+            <wp:simplePos x="0" y="0"/>
+            <wp:positionH relativeFrom="margin">
+              <wp:posOffset>233045</wp:posOffset>
+            </wp:positionH>
+            <wp:positionV relativeFrom="page">
+              <wp:posOffset>4792980</wp:posOffset>
+            </wp:positionV>
+            <wp:extent cx="5036820" cy="3406140"/>
+            <wp:effectExtent l="0" t="0" r="0" b="3810"/>
+            <wp:wrapNone/>
+            <wp:docPr id="753471819" name="Picture 1"/>
+            <wp:cNvGraphicFramePr>
+              <a:graphicFrameLocks xmlns:a="http://schemas.openxmlformats.org/drawingml/2006/main" noChangeAspect="1"/>
+            </wp:cNvGraphicFramePr>
+            <a:graphic xmlns:a="http://schemas.openxmlformats.org/drawingml/2006/main">
+              <a:graphicData uri="http://schemas.openxmlformats.org/drawingml/2006/picture">
+                <pic:pic xmlns:pic="http://schemas.openxmlformats.org/drawingml/2006/picture">
+                  <pic:nvPicPr>
+                    <pic:cNvPr id="753471819" name=""/>
+                    <pic:cNvPicPr/>
+                  </pic:nvPicPr>
+                  <pic:blipFill>
+                    <a:blip r:embed="rId67">
+                      <a:extLst>
+                        <a:ext uri="{28A0092B-C50C-407E-A947-70E740481C1C}">
+                          <a14:useLocalDpi xmlns:a14="http://schemas.microsoft.com/office/drawing/2010/main" val="0"/>
+                        </a:ext>
+                      </a:extLst>
+                    </a:blip>
+                    <a:stretch>
+                      <a:fillRect/>
+                    </a:stretch>
+                  </pic:blipFill>
+                  <pic:spPr>
+                    <a:xfrm>
+                      <a:off x="0" y="0"/>
+                      <a:ext cx="5036820" cy="3406140"/>
+                    </a:xfrm>
+                    <a:prstGeom prst="rect">
+                      <a:avLst/>
+                    </a:prstGeom>
+                  </pic:spPr>
+                </pic:pic>
+              </a:graphicData>
+            </a:graphic>
+          </wp:anchor>
+        </w:drawing>
+      </w:r>
+    </w:p>
+    <w:p>
+      <w:pPr>
+        <w:rPr>
+          <w:lang w:val="en-US"/>
+        </w:rPr>
+      </w:pPr>
+    </w:p>
+    <w:p>
+      <w:pPr>
+        <w:rPr>
+          <w:lang w:val="en-US"/>
+        </w:rPr>
+      </w:pPr>
+    </w:p>
+    <w:p>
+      <w:pPr>
+        <w:rPr>
+          <w:lang w:val="en-US"/>
+        </w:rPr>
+      </w:pPr>
+    </w:p>
+    <w:p>
+      <w:pPr>
+        <w:rPr>
+          <w:lang w:val="en-US"/>
+        </w:rPr>
+      </w:pPr>
+    </w:p>
+    <w:p>
+      <w:pPr>
+        <w:rPr>
+          <w:lang w:val="en-US"/>
+        </w:rPr>
+      </w:pPr>
+    </w:p>
+    <w:p>
+      <w:pPr>
+        <w:rPr>
+          <w:lang w:val="en-US"/>
+        </w:rPr>
+      </w:pPr>
+    </w:p>
+    <w:p>
+      <w:pPr>
+        <w:rPr>
+          <w:lang w:val="en-US"/>
+        </w:rPr>
+      </w:pPr>
+    </w:p>
+    <w:p>
+      <w:pPr>
+        <w:rPr>
+          <w:lang w:val="en-US"/>
+        </w:rPr>
+      </w:pPr>
+    </w:p>
+    <w:p>
+      <w:pPr>
+        <w:rPr>
+          <w:lang w:val="en-US"/>
+        </w:rPr>
+      </w:pPr>
+    </w:p>
+    <w:p>
+      <w:pPr>
+        <w:rPr>
+          <w:lang w:val="en-US"/>
+        </w:rPr>
+      </w:pPr>
+    </w:p>
+    <w:p>
+      <w:pPr>
+        <w:rPr>
+          <w:lang w:val="en-US"/>
+        </w:rPr>
+      </w:pPr>
+    </w:p>
+    <w:p>
+      <w:pPr>
+        <w:rPr>
+          <w:lang w:val="en-US"/>
+        </w:rPr>
+      </w:pPr>
+    </w:p>
+    <w:p>
+      <w:pPr>
+        <w:rPr>
+          <w:lang w:val="en-US"/>
+        </w:rPr>
+      </w:pPr>
+    </w:p>
+    <w:p>
+      <w:pPr>
+        <w:rPr>
+          <w:lang w:val="en-US"/>
+        </w:rPr>
+      </w:pPr>
+    </w:p>
+    <w:p>
+      <w:pPr>
+        <w:rPr>
+          <w:lang w:val="en-US"/>
+        </w:rPr>
+      </w:pPr>
+    </w:p>
+    <w:p>
+      <w:pPr>
+        <w:pStyle w:val="Heading1"/>
+        <w:numPr>
+          <w:ilvl w:val="0"/>
+          <w:numId w:val="6"/>
+        </w:numPr>
+        <w:rPr>
+          <w:lang w:val="en-US"/>
+        </w:rPr>
+      </w:pPr>
+      <w:r>
+        <w:rPr>
+          <w:lang w:val="en-US"/>
+        </w:rPr>
+        <w:lastRenderedPageBreak/>
+        <w:t xml:space="preserve"> </w:t>
+      </w:r>
+      <w:proofErr w:type="gramStart"/>
+      <w:r>
+        <w:rPr>
+          <w:lang w:val="en-US"/>
+        </w:rPr>
+        <w:t>Emergency  Info</w:t>
+      </w:r>
+      <w:proofErr w:type="gramEnd"/>
+      <w:r>
+        <w:rPr>
+          <w:lang w:val="en-US"/>
+        </w:rPr>
+        <w:t xml:space="preserve"> </w:t>
+      </w:r>
+      <w:proofErr w:type="gramStart"/>
+      <w:r>
+        <w:rPr>
+          <w:lang w:val="en-US"/>
+        </w:rPr>
+        <w:t>section :</w:t>
+      </w:r>
+      <w:proofErr w:type="gramEnd"/>
+      <w:r>
+        <w:rPr>
+          <w:lang w:val="en-US"/>
+        </w:rPr>
+        <w:t>-</w:t>
+      </w:r>
+    </w:p>
+    <w:p>
+      <w:pPr>
+        <w:rPr>
+          <w:lang w:val="en-US"/>
+        </w:rPr>
+      </w:pPr>
+    </w:p>
+    <w:p>
+      <w:pPr>
+        <w:rPr>
+          <w:lang w:val="en-US"/>
+        </w:rPr>
+      </w:pPr>
+    </w:p>
+    <w:p>
+      <w:pPr>
+        <w:rPr>
+          <w:lang w:val="en-US"/>
+        </w:rPr>
+      </w:pPr>
+    </w:p>
+    <w:p>
+      <w:pPr>
+        <w:rPr>
+          <w:lang w:val="en-US"/>
+        </w:rPr>
+      </w:pPr>
+    </w:p>
+    <w:p>
+      <w:pPr>
+        <w:rPr>
+          <w:lang w:val="en-US"/>
+        </w:rPr>
+      </w:pPr>
+    </w:p>
+    <w:p>
+      <w:pPr>
+        <w:rPr>
+          <w:lang w:val="en-US"/>
+        </w:rPr>
+      </w:pPr>
+    </w:p>
+    <w:p>
+      <w:pPr>
+        <w:rPr>
+          <w:lang w:val="en-US"/>
+        </w:rPr>
+      </w:pPr>
+    </w:p>
+    <w:p>
+      <w:pPr>
+        <w:rPr>
+          <w:lang w:val="en-US"/>
+        </w:rPr>
+      </w:pPr>
+    </w:p>
+    <w:p>
+      <w:pPr>
+        <w:rPr>
+          <w:lang w:val="en-US"/>
+        </w:rPr>
+      </w:pPr>
+    </w:p>
+    <w:p>
+      <w:pPr>
+        <w:rPr>
+          <w:lang w:val="en-US"/>
+        </w:rPr>
+      </w:pPr>
+    </w:p>
+    <w:p>
+      <w:pPr>
+        <w:rPr>
+          <w:lang w:val="en-US"/>
+        </w:rPr>
+      </w:pPr>
+    </w:p>
+    <w:p>
+      <w:pPr>
+        <w:rPr>
+          <w:lang w:val="en-US"/>
+        </w:rPr>
+      </w:pPr>
+    </w:p>
+    <w:p>
+      <w:pPr>
+        <w:rPr>
+          <w:lang w:val="en-US"/>
+        </w:rPr>
+      </w:pPr>
+    </w:p>
+    <w:p>
+      <w:pPr>
+        <w:rPr>
+          <w:lang w:val="en-US"/>
+        </w:rPr>
+      </w:pPr>
+    </w:p>
+    <w:p>
+      <w:pPr>
+        <w:pStyle w:val="ListParagraph"/>
+        <w:numPr>
+          <w:ilvl w:val="0"/>
+          <w:numId w:val="6"/>
+        </w:numPr>
+        <w:rPr>
+          <w:lang w:val="en-US"/>
+        </w:rPr>
+      </w:pPr>
+      <w:r>
+        <w:rPr>
+          <w:sz w:val="32"/>
+          <w:szCs w:val="32"/>
+          <w:lang w:val="en-US"/>
+        </w:rPr>
+        <w:drawing>
+          <wp:anchor distT="0" distB="0" distL="114300" distR="114300" simplePos="0" relativeHeight="251731968" behindDoc="0" locked="0" layoutInCell="1" allowOverlap="1" wp14:anchorId="5489DC74" wp14:editId="3623ED18">
+            <wp:simplePos x="0" y="0"/>
+            <wp:positionH relativeFrom="margin">
+              <wp:posOffset>-342900</wp:posOffset>
+            </wp:positionH>
+            <wp:positionV relativeFrom="page">
+              <wp:posOffset>1402080</wp:posOffset>
+            </wp:positionV>
+            <wp:extent cx="6483395" cy="3832860"/>
+            <wp:effectExtent l="0" t="0" r="0" b="0"/>
+            <wp:wrapNone/>
+            <wp:docPr id="844360868" name="Picture 1"/>
+            <wp:cNvGraphicFramePr>
+              <a:graphicFrameLocks xmlns:a="http://schemas.openxmlformats.org/drawingml/2006/main" noChangeAspect="1"/>
+            </wp:cNvGraphicFramePr>
+            <a:graphic xmlns:a="http://schemas.openxmlformats.org/drawingml/2006/main">
+              <a:graphicData uri="http://schemas.openxmlformats.org/drawingml/2006/picture">
+                <pic:pic xmlns:pic="http://schemas.openxmlformats.org/drawingml/2006/picture">
+                  <pic:nvPicPr>
+                    <pic:cNvPr id="844360868" name=""/>
+                    <pic:cNvPicPr/>
+                  </pic:nvPicPr>
+                  <pic:blipFill>
+                    <a:blip r:embed="rId68">
+                      <a:extLst>
+                        <a:ext uri="{28A0092B-C50C-407E-A947-70E740481C1C}">
+                          <a14:useLocalDpi xmlns:a14="http://schemas.microsoft.com/office/drawing/2010/main" val="0"/>
+                        </a:ext>
+                      </a:extLst>
+                    </a:blip>
+                    <a:stretch>
+                      <a:fillRect/>
+                    </a:stretch>
+                  </pic:blipFill>
+                  <pic:spPr>
+                    <a:xfrm>
+                      <a:off x="0" y="0"/>
+                      <a:ext cx="6483395" cy="3832860"/>
+                    </a:xfrm>
+                    <a:prstGeom prst="rect">
+                      <a:avLst/>
+                    </a:prstGeom>
+                  </pic:spPr>
+                </pic:pic>
+              </a:graphicData>
+            </a:graphic>
+            <wp14:sizeRelH relativeFrom="margin">
+              <wp14:pctWidth>0</wp14:pctWidth>
+            </wp14:sizeRelH>
+            <wp14:sizeRelV relativeFrom="margin">
+              <wp14:pctHeight>0</wp14:pctHeight>
+            </wp14:sizeRelV>
+          </wp:anchor>
+        </w:drawing>
+      </w:r>
+      <w:proofErr w:type="gramStart"/>
+      <w:r>
+        <w:rPr>
+          <w:sz w:val="32"/>
+          <w:szCs w:val="32"/>
+          <w:lang w:val="en-US"/>
+        </w:rPr>
+        <w:t xml:space="preserve">Terminal  output </w:t>
+      </w:r>
+      <w:r>
+        <w:rPr>
+          <w:lang w:val="en-US"/>
+        </w:rPr>
+        <w:t>:-</w:t>
+      </w:r>
+      <w:proofErr w:type="gramEnd"/>
+    </w:p>
+    <w:p>
+      <w:pPr>
+        <w:pStyle w:val="ListParagraph"/>
+        <w:ind w:left="1080"/>
+        <w:rPr>
+          <w:lang w:val="en-US"/>
+        </w:rPr>
+      </w:pPr>
+    </w:p>
+    <w:p>
+      <w:pPr>
+        <w:pStyle w:val="ListParagraph"/>
+        <w:ind w:left="1080"/>
+        <w:rPr>
+          <w:lang w:val="en-US"/>
+        </w:rPr>
+      </w:pPr>
+      <w:r>
+        <w:rPr>
+          <w:noProof/>
+          <w:lang w:val="en-US"/>
+        </w:rPr>
+        <w:drawing>
+          <wp:anchor distT="0" distB="0" distL="114300" distR="114300" simplePos="0" relativeHeight="251732992" behindDoc="0" locked="0" layoutInCell="1" allowOverlap="1" wp14:anchorId="1D9BD7CE" wp14:editId="05BBB2F0">
+            <wp:simplePos x="0" y="0"/>
+            <wp:positionH relativeFrom="margin">
+              <wp:posOffset>-1270</wp:posOffset>
+            </wp:positionH>
+            <wp:positionV relativeFrom="margin">
+              <wp:posOffset>5434542</wp:posOffset>
+            </wp:positionV>
+            <wp:extent cx="5731510" cy="3640455"/>
+            <wp:effectExtent l="0" t="0" r="2540" b="0"/>
+            <wp:wrapNone/>
+            <wp:docPr id="226549207" name="Picture 40"/>
+            <wp:cNvGraphicFramePr>
+              <a:graphicFrameLocks xmlns:a="http://schemas.openxmlformats.org/drawingml/2006/main" noChangeAspect="1"/>
+            </wp:cNvGraphicFramePr>
+            <a:graphic xmlns:a="http://schemas.openxmlformats.org/drawingml/2006/main">
+              <a:graphicData uri="http://schemas.openxmlformats.org/drawingml/2006/picture">
+                <pic:pic xmlns:pic="http://schemas.openxmlformats.org/drawingml/2006/picture">
+                  <pic:nvPicPr>
+                    <pic:cNvPr id="226549207" name="Picture 226549207"/>
+                    <pic:cNvPicPr/>
+                  </pic:nvPicPr>
+                  <pic:blipFill>
+                    <a:blip r:embed="rId69">
+                      <a:extLst>
+                        <a:ext uri="{28A0092B-C50C-407E-A947-70E740481C1C}">
+                          <a14:useLocalDpi xmlns:a14="http://schemas.microsoft.com/office/drawing/2010/main" val="0"/>
+                        </a:ext>
+                      </a:extLst>
+                    </a:blip>
+                    <a:stretch>
+                      <a:fillRect/>
+                    </a:stretch>
+                  </pic:blipFill>
+                  <pic:spPr>
+                    <a:xfrm>
+                      <a:off x="0" y="0"/>
+                      <a:ext cx="5731510" cy="3640455"/>
+                    </a:xfrm>
+                    <a:prstGeom prst="rect">
+                      <a:avLst/>
+                    </a:prstGeom>
+                  </pic:spPr>
+                </pic:pic>
+              </a:graphicData>
+            </a:graphic>
+          </wp:anchor>
+        </w:drawing>
+      </w:r>
+    </w:p>
+    <w:p>
+      <w:pPr>
+        <w:pStyle w:val="ListParagraph"/>
+        <w:ind w:left="1080"/>
+        <w:rPr>
+          <w:lang w:val="en-US"/>
+        </w:rPr>
+      </w:pPr>
+    </w:p>
+    <w:p>
+      <w:pPr>
+        <w:pStyle w:val="ListParagraph"/>
+        <w:ind w:left="1080"/>
+        <w:rPr>
+          <w:lang w:val="en-US"/>
+        </w:rPr>
+      </w:pPr>
+    </w:p>
+    <w:p>
+      <w:pPr>
+        <w:pStyle w:val="ListParagraph"/>
+        <w:ind w:left="1080"/>
+        <w:rPr>
+          <w:lang w:val="en-US"/>
+        </w:rPr>
+      </w:pPr>
+    </w:p>
+    <w:p>
+      <w:pPr>
+        <w:pStyle w:val="ListParagraph"/>
+        <w:ind w:left="1080"/>
+        <w:rPr>
+          <w:lang w:val="en-US"/>
+        </w:rPr>
+      </w:pPr>
+    </w:p>
+    <w:p>
+      <w:pPr>
+        <w:pStyle w:val="ListParagraph"/>
+        <w:ind w:left="1080"/>
+        <w:rPr>
+          <w:lang w:val="en-US"/>
+        </w:rPr>
+      </w:pPr>
+    </w:p>
+    <w:p>
+      <w:pPr>
+        <w:pStyle w:val="ListParagraph"/>
+        <w:ind w:left="1080"/>
+        <w:rPr>
+          <w:lang w:val="en-US"/>
+        </w:rPr>
+      </w:pPr>
+    </w:p>
+    <w:p>
+      <w:pPr>
+        <w:pStyle w:val="ListParagraph"/>
+        <w:ind w:left="1080"/>
+        <w:rPr>
+          <w:lang w:val="en-US"/>
+        </w:rPr>
+      </w:pPr>
+    </w:p>
+    <w:p>
+      <w:pPr>
+        <w:pStyle w:val="ListParagraph"/>
+        <w:ind w:left="1080"/>
+        <w:rPr>
+          <w:lang w:val="en-US"/>
+        </w:rPr>
+      </w:pPr>
+    </w:p>
+    <w:p>
+      <w:pPr>
+        <w:pStyle w:val="ListParagraph"/>
+        <w:ind w:left="1080"/>
+        <w:rPr>
+          <w:lang w:val="en-US"/>
+        </w:rPr>
+      </w:pPr>
+    </w:p>
+    <w:p>
+      <w:pPr>
+        <w:pStyle w:val="ListParagraph"/>
+        <w:ind w:left="1080"/>
+        <w:rPr>
+          <w:lang w:val="en-US"/>
+        </w:rPr>
+      </w:pPr>
+    </w:p>
+    <w:p>
+      <w:pPr>
+        <w:pStyle w:val="ListParagraph"/>
+        <w:ind w:left="1080"/>
+        <w:rPr>
+          <w:lang w:val="en-US"/>
+        </w:rPr>
+      </w:pPr>
+    </w:p>
+    <w:p>
+      <w:pPr>
+        <w:pStyle w:val="ListParagraph"/>
+        <w:ind w:left="1080"/>
+        <w:rPr>
+          <w:lang w:val="en-US"/>
+        </w:rPr>
+      </w:pPr>
+    </w:p>
+    <w:p>
+      <w:pPr>
+        <w:pStyle w:val="ListParagraph"/>
+        <w:ind w:left="1080"/>
+        <w:rPr>
+          <w:lang w:val="en-US"/>
+        </w:rPr>
+      </w:pPr>
+    </w:p>
+    <w:p>
+      <w:pPr>
+        <w:pStyle w:val="ListParagraph"/>
+        <w:ind w:left="1080"/>
+        <w:rPr>
+          <w:lang w:val="en-US"/>
+        </w:rPr>
+      </w:pPr>
+    </w:p>
+    <w:p>
+      <w:pPr>
+        <w:pStyle w:val="ListParagraph"/>
+        <w:ind w:left="1080"/>
+        <w:rPr>
+          <w:lang w:val="en-US"/>
+        </w:rPr>
+      </w:pPr>
+    </w:p>
+    <w:p>
+      <w:pPr>
+        <w:pStyle w:val="ListParagraph"/>
+        <w:numPr>
+          <w:ilvl w:val="0"/>
+          <w:numId w:val="3"/>
+        </w:numPr>
+        <w:rPr>
+          <w:lang w:val="en-US"/>
+        </w:rPr>
+      </w:pPr>
+      <w:r>
+        <w:rPr>
+          <w:sz w:val="32"/>
+          <w:szCs w:val="32"/>
+          <w:lang w:val="en-US"/>
+        </w:rPr>
+        <w:lastRenderedPageBreak/>
+        <w:t xml:space="preserve">Asking if user wants to book the ambulance </w:t>
+      </w:r>
+      <w:proofErr w:type="gramStart"/>
+      <w:r>
+        <w:rPr>
+          <w:sz w:val="32"/>
+          <w:szCs w:val="32"/>
+          <w:lang w:val="en-US"/>
+        </w:rPr>
+        <w:t>In</w:t>
+      </w:r>
+      <w:proofErr w:type="gramEnd"/>
+      <w:r>
+        <w:rPr>
+          <w:sz w:val="32"/>
+          <w:szCs w:val="32"/>
+          <w:lang w:val="en-US"/>
+        </w:rPr>
+        <w:t xml:space="preserve"> </w:t>
+      </w:r>
+      <w:proofErr w:type="gramStart"/>
+      <w:r>
+        <w:rPr>
+          <w:sz w:val="32"/>
+          <w:szCs w:val="32"/>
+          <w:lang w:val="en-US"/>
+        </w:rPr>
+        <w:t xml:space="preserve">emergency </w:t>
+      </w:r>
+      <w:r>
+        <w:rPr>
+          <w:lang w:val="en-US"/>
+        </w:rPr>
+        <w:t>:</w:t>
+      </w:r>
+      <w:proofErr w:type="gramEnd"/>
+      <w:r>
+        <w:rPr>
+          <w:lang w:val="en-US"/>
+        </w:rPr>
+        <w:t>-</w:t>
+      </w:r>
+    </w:p>
+    <w:p>
+      <w:pPr>
+        <w:pStyle w:val="ListParagraph"/>
+        <w:rPr>
+          <w:lang w:val="en-US"/>
+        </w:rPr>
+      </w:pPr>
+      <w:r>
+        <w:drawing>
+          <wp:anchor distT="0" distB="0" distL="114300" distR="114300" simplePos="0" relativeHeight="251734016" behindDoc="0" locked="0" layoutInCell="1" allowOverlap="1" wp14:anchorId="7DC1BDD7" wp14:editId="59DB4D43">
+            <wp:simplePos x="0" y="0"/>
+            <wp:positionH relativeFrom="column">
+              <wp:posOffset>-507788</wp:posOffset>
+            </wp:positionH>
+            <wp:positionV relativeFrom="page">
+              <wp:posOffset>1379855</wp:posOffset>
+            </wp:positionV>
+            <wp:extent cx="6641001" cy="1735666"/>
+            <wp:effectExtent l="0" t="0" r="7620" b="0"/>
+            <wp:wrapNone/>
+            <wp:docPr id="1535193704" name="Picture 1"/>
+            <wp:cNvGraphicFramePr>
+              <a:graphicFrameLocks xmlns:a="http://schemas.openxmlformats.org/drawingml/2006/main" noChangeAspect="1"/>
+            </wp:cNvGraphicFramePr>
+            <a:graphic xmlns:a="http://schemas.openxmlformats.org/drawingml/2006/main">
+              <a:graphicData uri="http://schemas.openxmlformats.org/drawingml/2006/picture">
+                <pic:pic xmlns:pic="http://schemas.openxmlformats.org/drawingml/2006/picture">
+                  <pic:nvPicPr>
+                    <pic:cNvPr id="1535193704" name=""/>
+                    <pic:cNvPicPr/>
+                  </pic:nvPicPr>
+                  <pic:blipFill>
+                    <a:blip r:embed="rId70">
+                      <a:extLst>
+                        <a:ext uri="{28A0092B-C50C-407E-A947-70E740481C1C}">
+                          <a14:useLocalDpi xmlns:a14="http://schemas.microsoft.com/office/drawing/2010/main" val="0"/>
+                        </a:ext>
+                      </a:extLst>
+                    </a:blip>
+                    <a:stretch>
+                      <a:fillRect/>
+                    </a:stretch>
+                  </pic:blipFill>
+                  <pic:spPr>
+                    <a:xfrm>
+                      <a:off x="0" y="0"/>
+                      <a:ext cx="6641001" cy="1735666"/>
+                    </a:xfrm>
+                    <a:prstGeom prst="rect">
+                      <a:avLst/>
+                    </a:prstGeom>
+                  </pic:spPr>
+                </pic:pic>
+              </a:graphicData>
+            </a:graphic>
+            <wp14:sizeRelH relativeFrom="margin">
+              <wp14:pctWidth>0</wp14:pctWidth>
+            </wp14:sizeRelH>
+            <wp14:sizeRelV relativeFrom="margin">
+              <wp14:pctHeight>0</wp14:pctHeight>
+            </wp14:sizeRelV>
+          </wp:anchor>
+        </w:drawing>
+      </w:r>
+    </w:p>
+    <w:p>
+      <w:pPr>
+        <w:pStyle w:val="ListParagraph"/>
+      </w:pPr>
+    </w:p>
+    <w:p>
+      <w:pPr>
+        <w:pStyle w:val="ListParagraph"/>
+      </w:pPr>
+    </w:p>
+    <w:p>
+      <w:pPr>
+        <w:pStyle w:val="ListParagraph"/>
+      </w:pPr>
+    </w:p>
+    <w:p>
+      <w:pPr>
+        <w:pStyle w:val="ListParagraph"/>
+      </w:pPr>
+    </w:p>
+    <w:p>
+      <w:pPr>
+        <w:pStyle w:val="ListParagraph"/>
+      </w:pPr>
+    </w:p>
+    <w:p>
+      <w:pPr>
+        <w:pStyle w:val="ListParagraph"/>
+      </w:pPr>
+    </w:p>
+    <w:p>
+      <w:pPr>
+        <w:pStyle w:val="ListParagraph"/>
+      </w:pPr>
+    </w:p>
+    <w:p>
+      <w:pPr>
+        <w:pStyle w:val="ListParagraph"/>
+      </w:pPr>
+    </w:p>
+    <w:p>
+      <w:pPr>
+        <w:pStyle w:val="ListParagraph"/>
+      </w:pPr>
+    </w:p>
+    <w:p>
+      <w:pPr>
+        <w:pStyle w:val="ListParagraph"/>
+        <w:numPr>
+          <w:ilvl w:val="0"/>
+          <w:numId w:val="6"/>
+        </w:numPr>
+      </w:pPr>
+      <w:r>
+        <w:t xml:space="preserve">Then normal ambulance booking </w:t>
+      </w:r>
+      <w:r>
+        <w:t xml:space="preserve">by </w:t>
+      </w:r>
+      <w:proofErr w:type="spellStart"/>
+      <w:r>
+        <w:t>book_</w:t>
+      </w:r>
+      <w:proofErr w:type="gramStart"/>
+      <w:r>
+        <w:t>ambulance</w:t>
+      </w:r>
+      <w:proofErr w:type="spellEnd"/>
+      <w:r>
+        <w:t>() :</w:t>
+      </w:r>
+      <w:proofErr w:type="gramEnd"/>
+      <w:r>
+        <w:t>-</w:t>
+      </w:r>
+    </w:p>
+    <w:p>
+      <w:pPr>
+        <w:pStyle w:val="ListParagraph"/>
+        <w:ind w:left="1080"/>
+      </w:pPr>
+    </w:p>
+    <w:p>
+      <w:r>
+        <w:br w:type="page"/>
+      </w:r>
+    </w:p>
+    <w:p>
+      <w:pPr>
+        <w:pStyle w:val="Heading1"/>
+        <w:numPr>
+          <w:ilvl w:val="0"/>
+          <w:numId w:val="6"/>
+        </w:numPr>
+      </w:pPr>
+      <w:r>
+        <w:lastRenderedPageBreak/>
+        <w:drawing>
+          <wp:anchor distT="0" distB="0" distL="114300" distR="114300" simplePos="0" relativeHeight="251735040" behindDoc="0" locked="0" layoutInCell="1" allowOverlap="1" wp14:anchorId="54F376D1" wp14:editId="37B7CB97">
+            <wp:simplePos x="0" y="0"/>
+            <wp:positionH relativeFrom="column">
+              <wp:posOffset>-651934</wp:posOffset>
+            </wp:positionH>
+            <wp:positionV relativeFrom="page">
+              <wp:posOffset>1380067</wp:posOffset>
+            </wp:positionV>
+            <wp:extent cx="7071523" cy="3767666"/>
+            <wp:effectExtent l="0" t="0" r="0" b="4445"/>
+            <wp:wrapNone/>
+            <wp:docPr id="1235034533" name="Picture 1"/>
+            <wp:cNvGraphicFramePr>
+              <a:graphicFrameLocks xmlns:a="http://schemas.openxmlformats.org/drawingml/2006/main" noChangeAspect="1"/>
+            </wp:cNvGraphicFramePr>
+            <a:graphic xmlns:a="http://schemas.openxmlformats.org/drawingml/2006/main">
+              <a:graphicData uri="http://schemas.openxmlformats.org/drawingml/2006/picture">
+                <pic:pic xmlns:pic="http://schemas.openxmlformats.org/drawingml/2006/picture">
+                  <pic:nvPicPr>
+                    <pic:cNvPr id="1235034533" name=""/>
+                    <pic:cNvPicPr/>
+                  </pic:nvPicPr>
+                  <pic:blipFill>
+                    <a:blip r:embed="rId71" cstate="print">
+                      <a:extLst>
+                        <a:ext uri="{28A0092B-C50C-407E-A947-70E740481C1C}">
+                          <a14:useLocalDpi xmlns:a14="http://schemas.microsoft.com/office/drawing/2010/main" val="0"/>
+                        </a:ext>
+                      </a:extLst>
+                    </a:blip>
+                    <a:stretch>
+                      <a:fillRect/>
+                    </a:stretch>
+                  </pic:blipFill>
+                  <pic:spPr>
+                    <a:xfrm>
+                      <a:off x="0" y="0"/>
+                      <a:ext cx="7084407" cy="3774530"/>
+                    </a:xfrm>
+                    <a:prstGeom prst="rect">
+                      <a:avLst/>
+                    </a:prstGeom>
+                  </pic:spPr>
+                </pic:pic>
+              </a:graphicData>
+            </a:graphic>
+            <wp14:sizeRelH relativeFrom="margin">
+              <wp14:pctWidth>0</wp14:pctWidth>
+            </wp14:sizeRelH>
+            <wp14:sizeRelV relativeFrom="margin">
+              <wp14:pctHeight>0</wp14:pctHeight>
+            </wp14:sizeRelV>
+          </wp:anchor>
+        </w:drawing>
+      </w:r>
+      <w:r>
+        <w:t xml:space="preserve"> </w:t>
+      </w:r>
+      <w:r>
+        <w:t xml:space="preserve"> </w:t>
+      </w:r>
+      <w:r>
+        <w:t xml:space="preserve">About the hospital </w:t>
+      </w:r>
+      <w:proofErr w:type="gramStart"/>
+      <w:r>
+        <w:t>feature :</w:t>
+      </w:r>
+      <w:proofErr w:type="gramEnd"/>
+      <w:r>
+        <w:t>-</w:t>
+      </w:r>
+    </w:p>
+    <w:p/>
+    <w:p/>
+    <w:p/>
+    <w:p/>
+    <w:p/>
+    <w:p/>
+    <w:p/>
+    <w:p/>
+    <w:p/>
+    <w:p/>
+    <w:p/>
+    <w:p/>
+    <w:p>
+      <w:pPr>
+        <w:jc w:val="center"/>
+      </w:pPr>
+    </w:p>
+    <w:p>
+      <w:pPr>
+        <w:jc w:val="center"/>
+      </w:pPr>
+    </w:p>
+    <w:p>
+      <w:pPr>
+        <w:pStyle w:val="ListParagraph"/>
+        <w:numPr>
+          <w:ilvl w:val="0"/>
+          <w:numId w:val="6"/>
+        </w:numPr>
+        <w:rPr>
+          <w:b/>
+          <w:bCs/>
+          <w:sz w:val="32"/>
+          <w:szCs w:val="32"/>
+        </w:rPr>
+      </w:pPr>
+      <w:r>
+        <w:rPr>
+          <w:b/>
+          <w:bCs/>
+          <w:sz w:val="32"/>
+          <w:szCs w:val="32"/>
+        </w:rPr>
+        <w:t xml:space="preserve">Terminal </w:t>
+      </w:r>
+      <w:proofErr w:type="gramStart"/>
+      <w:r>
+        <w:rPr>
+          <w:b/>
+          <w:bCs/>
+          <w:sz w:val="32"/>
+          <w:szCs w:val="32"/>
+        </w:rPr>
+        <w:t>output :</w:t>
+      </w:r>
+      <w:proofErr w:type="gramEnd"/>
+      <w:r>
+        <w:rPr>
+          <w:b/>
+          <w:bCs/>
+          <w:sz w:val="32"/>
+          <w:szCs w:val="32"/>
+        </w:rPr>
+        <w:t>-</w:t>
+      </w:r>
+    </w:p>
+    <w:p>
+      <w:pPr>
+        <w:pStyle w:val="ListParagraph"/>
+        <w:ind w:left="1080"/>
+      </w:pPr>
+      <w:r>
+        <w:drawing>
+          <wp:anchor distT="0" distB="0" distL="114300" distR="114300" simplePos="0" relativeHeight="251736064" behindDoc="0" locked="0" layoutInCell="1" allowOverlap="1" wp14:anchorId="0904F91B" wp14:editId="6D16F75A">
+            <wp:simplePos x="0" y="0"/>
+            <wp:positionH relativeFrom="column">
+              <wp:posOffset>-575734</wp:posOffset>
+            </wp:positionH>
+            <wp:positionV relativeFrom="page">
+              <wp:posOffset>6146799</wp:posOffset>
+            </wp:positionV>
+            <wp:extent cx="7002707" cy="3598333"/>
+            <wp:effectExtent l="0" t="0" r="8255" b="2540"/>
+            <wp:wrapNone/>
+            <wp:docPr id="1939151873" name="Picture 1"/>
+            <wp:cNvGraphicFramePr>
+              <a:graphicFrameLocks xmlns:a="http://schemas.openxmlformats.org/drawingml/2006/main" noChangeAspect="1"/>
+            </wp:cNvGraphicFramePr>
+            <a:graphic xmlns:a="http://schemas.openxmlformats.org/drawingml/2006/main">
+              <a:graphicData uri="http://schemas.openxmlformats.org/drawingml/2006/picture">
+                <pic:pic xmlns:pic="http://schemas.openxmlformats.org/drawingml/2006/picture">
+                  <pic:nvPicPr>
+                    <pic:cNvPr id="1939151873" name=""/>
+                    <pic:cNvPicPr/>
+                  </pic:nvPicPr>
+                  <pic:blipFill>
+                    <a:blip r:embed="rId72" cstate="print">
+                      <a:extLst>
+                        <a:ext uri="{28A0092B-C50C-407E-A947-70E740481C1C}">
+                          <a14:useLocalDpi xmlns:a14="http://schemas.microsoft.com/office/drawing/2010/main" val="0"/>
+                        </a:ext>
+                      </a:extLst>
+                    </a:blip>
+                    <a:stretch>
+                      <a:fillRect/>
+                    </a:stretch>
+                  </pic:blipFill>
+                  <pic:spPr>
+                    <a:xfrm>
+                      <a:off x="0" y="0"/>
+                      <a:ext cx="7011487" cy="3602845"/>
+                    </a:xfrm>
+                    <a:prstGeom prst="rect">
+                      <a:avLst/>
+                    </a:prstGeom>
+                  </pic:spPr>
+                </pic:pic>
+              </a:graphicData>
+            </a:graphic>
+            <wp14:sizeRelH relativeFrom="margin">
+              <wp14:pctWidth>0</wp14:pctWidth>
+            </wp14:sizeRelH>
+            <wp14:sizeRelV relativeFrom="margin">
+              <wp14:pctHeight>0</wp14:pctHeight>
+            </wp14:sizeRelV>
+          </wp:anchor>
+        </w:drawing>
+      </w:r>
+    </w:p>
+    <w:p>
+      <w:pPr>
+        <w:pStyle w:val="ListParagraph"/>
+        <w:ind w:left="1080"/>
+      </w:pPr>
+    </w:p>
+    <w:p>
+      <w:pPr>
+        <w:pStyle w:val="ListParagraph"/>
+        <w:ind w:left="1080"/>
+      </w:pPr>
+    </w:p>
+    <w:p>
+      <w:pPr>
+        <w:pStyle w:val="ListParagraph"/>
+        <w:ind w:left="1080"/>
+      </w:pPr>
+    </w:p>
+    <w:p>
+      <w:pPr>
+        <w:pStyle w:val="ListParagraph"/>
+        <w:ind w:left="1080"/>
+      </w:pPr>
+    </w:p>
+    <w:p>
+      <w:pPr>
+        <w:pStyle w:val="ListParagraph"/>
+        <w:ind w:left="1080"/>
+      </w:pPr>
+    </w:p>
+    <w:p>
+      <w:pPr>
+        <w:pStyle w:val="ListParagraph"/>
+        <w:ind w:left="1080"/>
+      </w:pPr>
+    </w:p>
+    <w:p>
+      <w:pPr>
+        <w:pStyle w:val="ListParagraph"/>
+        <w:ind w:left="1080"/>
+      </w:pPr>
+    </w:p>
+    <w:p>
+      <w:pPr>
+        <w:pStyle w:val="ListParagraph"/>
+        <w:ind w:left="1080"/>
+      </w:pPr>
+    </w:p>
+    <w:p>
+      <w:pPr>
+        <w:pStyle w:val="ListParagraph"/>
+        <w:ind w:left="1080"/>
+      </w:pPr>
+    </w:p>
+    <w:p>
+      <w:pPr>
+        <w:pStyle w:val="ListParagraph"/>
+        <w:ind w:left="1080"/>
+      </w:pPr>
+    </w:p>
+    <w:p>
+      <w:pPr>
+        <w:pStyle w:val="ListParagraph"/>
+        <w:ind w:left="1080"/>
+      </w:pPr>
+    </w:p>
+    <w:p>
+      <w:pPr>
+        <w:pStyle w:val="ListParagraph"/>
+        <w:ind w:left="1080"/>
+      </w:pPr>
+    </w:p>
+    <w:p>
+      <w:pPr>
+        <w:pStyle w:val="ListParagraph"/>
+        <w:ind w:left="1080"/>
+      </w:pPr>
+    </w:p>
+    <w:p>
+      <w:pPr>
+        <w:pStyle w:val="ListParagraph"/>
+        <w:ind w:left="1080"/>
+      </w:pPr>
+    </w:p>
+    <w:p>
+      <w:pPr>
+        <w:pStyle w:val="ListParagraph"/>
+        <w:ind w:left="1080"/>
+      </w:pPr>
+    </w:p>
+    <w:p>
+      <w:pPr>
+        <w:pStyle w:val="ListParagraph"/>
+        <w:ind w:left="1080"/>
+      </w:pPr>
+    </w:p>
+    <w:p>
+      <w:pPr>
+        <w:pStyle w:val="ListParagraph"/>
+        <w:ind w:left="1080"/>
+      </w:pPr>
+    </w:p>
+    <w:p>
+      <w:pPr>
+        <w:pStyle w:val="ListParagraph"/>
+        <w:ind w:left="1080"/>
+      </w:pPr>
+    </w:p>
+    <w:p>
+      <w:pPr>
+        <w:pStyle w:val="ListParagraph"/>
+        <w:ind w:left="1080"/>
+      </w:pPr>
+    </w:p>
+    <w:p>
+      <w:pPr>
+        <w:pStyle w:val="ListParagraph"/>
+        <w:ind w:left="1080"/>
+      </w:pPr>
+    </w:p>
+    <w:p>
+      <w:pPr>
+        <w:pStyle w:val="ListParagraph"/>
+        <w:ind w:left="1080"/>
+      </w:pPr>
+    </w:p>
+    <w:p>
+      <w:pPr>
+        <w:pStyle w:val="ListParagraph"/>
+        <w:ind w:left="1080"/>
+      </w:pPr>
+    </w:p>
+    <w:p>
+      <w:pPr>
+        <w:pStyle w:val="ListParagraph"/>
+        <w:ind w:left="1080"/>
+      </w:pPr>
+    </w:p>
+    <w:p>
+      <w:pPr>
+        <w:pStyle w:val="ListParagraph"/>
+        <w:ind w:left="1080"/>
+      </w:pPr>
+    </w:p>
+    <w:p>
+      <w:pPr>
+        <w:pStyle w:val="ListParagraph"/>
+        <w:ind w:left="1080"/>
+      </w:pPr>
+    </w:p>
+    <w:p>
+      <w:pPr>
+        <w:pStyle w:val="ListParagraph"/>
+        <w:ind w:left="1080"/>
+      </w:pPr>
+    </w:p>
+    <w:p>
+      <w:pPr>
+        <w:pStyle w:val="ListParagraph"/>
+        <w:ind w:left="1080"/>
+      </w:pPr>
+    </w:p>
+    <w:p>
+      <w:pPr>
+        <w:pStyle w:val="ListParagraph"/>
+        <w:ind w:left="1080"/>
+      </w:pPr>
+    </w:p>
+    <w:p>
+      <w:pPr>
+        <w:pStyle w:val="ListParagraph"/>
+        <w:ind w:left="1080"/>
+      </w:pPr>
+    </w:p>
+    <w:p>
+      <w:pPr>
+        <w:pStyle w:val="ListParagraph"/>
+        <w:ind w:left="1080"/>
+      </w:pPr>
+    </w:p>
+    <w:p>
+      <w:pPr>
+        <w:pStyle w:val="ListParagraph"/>
+        <w:ind w:left="1080"/>
+      </w:pPr>
+    </w:p>
+    <w:p>
+      <w:pPr>
+        <w:pStyle w:val="ListParagraph"/>
+        <w:ind w:left="1080"/>
+      </w:pPr>
+    </w:p>
+    <w:p>
+      <w:pPr>
+        <w:pStyle w:val="ListParagraph"/>
+        <w:ind w:left="1080"/>
+      </w:pPr>
+    </w:p>
+    <w:p>
+      <w:pPr>
+        <w:pStyle w:val="IntenseQuote"/>
+      </w:pPr>
+      <w:r>
+        <w:drawing>
+          <wp:anchor distT="0" distB="0" distL="114300" distR="114300" simplePos="0" relativeHeight="251737088" behindDoc="0" locked="0" layoutInCell="1" allowOverlap="1" wp14:anchorId="43A53B57" wp14:editId="738CFC73">
+            <wp:simplePos x="0" y="0"/>
+            <wp:positionH relativeFrom="margin">
+              <wp:posOffset>-736600</wp:posOffset>
+            </wp:positionH>
+            <wp:positionV relativeFrom="page">
+              <wp:posOffset>194734</wp:posOffset>
+            </wp:positionV>
+            <wp:extent cx="7290435" cy="3801534"/>
+            <wp:effectExtent l="0" t="0" r="5715" b="8890"/>
+            <wp:wrapNone/>
+            <wp:docPr id="1824467832" name="Picture 1"/>
+            <wp:cNvGraphicFramePr>
+              <a:graphicFrameLocks xmlns:a="http://schemas.openxmlformats.org/drawingml/2006/main" noChangeAspect="1"/>
+            </wp:cNvGraphicFramePr>
+            <a:graphic xmlns:a="http://schemas.openxmlformats.org/drawingml/2006/main">
+              <a:graphicData uri="http://schemas.openxmlformats.org/drawingml/2006/picture">
+                <pic:pic xmlns:pic="http://schemas.openxmlformats.org/drawingml/2006/picture">
+                  <pic:nvPicPr>
+                    <pic:cNvPr id="1824467832" name=""/>
+                    <pic:cNvPicPr/>
+                  </pic:nvPicPr>
+                  <pic:blipFill>
+                    <a:blip r:embed="rId73" cstate="print">
+                      <a:extLst>
+                        <a:ext uri="{28A0092B-C50C-407E-A947-70E740481C1C}">
+                          <a14:useLocalDpi xmlns:a14="http://schemas.microsoft.com/office/drawing/2010/main" val="0"/>
+                        </a:ext>
+                      </a:extLst>
+                    </a:blip>
+                    <a:stretch>
+                      <a:fillRect/>
+                    </a:stretch>
+                  </pic:blipFill>
+                  <pic:spPr>
+                    <a:xfrm>
+                      <a:off x="0" y="0"/>
+                      <a:ext cx="7304570" cy="3808905"/>
+                    </a:xfrm>
+                    <a:prstGeom prst="rect">
+                      <a:avLst/>
+                    </a:prstGeom>
+                  </pic:spPr>
+                </pic:pic>
+              </a:graphicData>
+            </a:graphic>
+            <wp14:sizeRelH relativeFrom="margin">
+              <wp14:pctWidth>0</wp14:pctWidth>
+            </wp14:sizeRelH>
+            <wp14:sizeRelV relativeFrom="margin">
+              <wp14:pctHeight>0</wp14:pctHeight>
+            </wp14:sizeRelV>
+          </wp:anchor>
+        </w:drawing>
+      </w:r>
+      <w:proofErr w:type="gramStart"/>
+      <w:r>
+        <w:t>END  OF</w:t>
+      </w:r>
+      <w:proofErr w:type="gramEnd"/>
+      <w:r>
+        <w:t xml:space="preserve">  </w:t>
+      </w:r>
+      <w:proofErr w:type="gramStart"/>
+      <w:r>
+        <w:t>THE  PROJECT</w:t>
+      </w:r>
+      <w:proofErr w:type="gramEnd"/>
+      <w:r>
+        <w:t xml:space="preserve">  </w:t>
+      </w:r>
     </w:p>
     <w:sectPr>
-      <w:footerReference w:type="default" r:id="rId19"/>
+      <w:footerReference w:type="default" r:id="rId74"/>
       <w:pgSz w:w="11906" w:h="16838"/>
       <w:pgMar w:top="1440" w:right="1440" w:bottom="1440" w:left="1440" w:header="708" w:footer="708" w:gutter="0"/>
       <w:pgNumType w:start="0"/>
@@ -7672,11 +16472,450 @@
       </w:rPr>
     </w:lvl>
   </w:abstractNum>
+  <w:abstractNum w:abstractNumId="2" w15:restartNumberingAfterBreak="0">
+    <w:nsid w:val="2ECA4701"/>
+    <w:multiLevelType w:val="hybridMultilevel"/>
+    <w:tmpl w:val="C058780C"/>
+    <w:lvl w:ilvl="0" w:tplc="4894C02A">
+      <w:start w:val="1"/>
+      <w:numFmt w:val="bullet"/>
+      <w:lvlText w:val=""/>
+      <w:lvlJc w:val="left"/>
+      <w:pPr>
+        <w:ind w:left="1080" w:hanging="360"/>
+      </w:pPr>
+      <w:rPr>
+        <w:rFonts w:ascii="Wingdings" w:eastAsiaTheme="minorHAnsi" w:hAnsi="Wingdings" w:cstheme="minorBidi" w:hint="default"/>
+      </w:rPr>
+    </w:lvl>
+    <w:lvl w:ilvl="1" w:tplc="40090003" w:tentative="1">
+      <w:start w:val="1"/>
+      <w:numFmt w:val="bullet"/>
+      <w:lvlText w:val="o"/>
+      <w:lvlJc w:val="left"/>
+      <w:pPr>
+        <w:ind w:left="1800" w:hanging="360"/>
+      </w:pPr>
+      <w:rPr>
+        <w:rFonts w:ascii="Courier New" w:hAnsi="Courier New" w:cs="Courier New" w:hint="default"/>
+      </w:rPr>
+    </w:lvl>
+    <w:lvl w:ilvl="2" w:tplc="40090005" w:tentative="1">
+      <w:start w:val="1"/>
+      <w:numFmt w:val="bullet"/>
+      <w:lvlText w:val=""/>
+      <w:lvlJc w:val="left"/>
+      <w:pPr>
+        <w:ind w:left="2520" w:hanging="360"/>
+      </w:pPr>
+      <w:rPr>
+        <w:rFonts w:ascii="Wingdings" w:hAnsi="Wingdings" w:hint="default"/>
+      </w:rPr>
+    </w:lvl>
+    <w:lvl w:ilvl="3" w:tplc="40090001" w:tentative="1">
+      <w:start w:val="1"/>
+      <w:numFmt w:val="bullet"/>
+      <w:lvlText w:val=""/>
+      <w:lvlJc w:val="left"/>
+      <w:pPr>
+        <w:ind w:left="3240" w:hanging="360"/>
+      </w:pPr>
+      <w:rPr>
+        <w:rFonts w:ascii="Symbol" w:hAnsi="Symbol" w:hint="default"/>
+      </w:rPr>
+    </w:lvl>
+    <w:lvl w:ilvl="4" w:tplc="40090003" w:tentative="1">
+      <w:start w:val="1"/>
+      <w:numFmt w:val="bullet"/>
+      <w:lvlText w:val="o"/>
+      <w:lvlJc w:val="left"/>
+      <w:pPr>
+        <w:ind w:left="3960" w:hanging="360"/>
+      </w:pPr>
+      <w:rPr>
+        <w:rFonts w:ascii="Courier New" w:hAnsi="Courier New" w:cs="Courier New" w:hint="default"/>
+      </w:rPr>
+    </w:lvl>
+    <w:lvl w:ilvl="5" w:tplc="40090005" w:tentative="1">
+      <w:start w:val="1"/>
+      <w:numFmt w:val="bullet"/>
+      <w:lvlText w:val=""/>
+      <w:lvlJc w:val="left"/>
+      <w:pPr>
+        <w:ind w:left="4680" w:hanging="360"/>
+      </w:pPr>
+      <w:rPr>
+        <w:rFonts w:ascii="Wingdings" w:hAnsi="Wingdings" w:hint="default"/>
+      </w:rPr>
+    </w:lvl>
+    <w:lvl w:ilvl="6" w:tplc="40090001" w:tentative="1">
+      <w:start w:val="1"/>
+      <w:numFmt w:val="bullet"/>
+      <w:lvlText w:val=""/>
+      <w:lvlJc w:val="left"/>
+      <w:pPr>
+        <w:ind w:left="5400" w:hanging="360"/>
+      </w:pPr>
+      <w:rPr>
+        <w:rFonts w:ascii="Symbol" w:hAnsi="Symbol" w:hint="default"/>
+      </w:rPr>
+    </w:lvl>
+    <w:lvl w:ilvl="7" w:tplc="40090003" w:tentative="1">
+      <w:start w:val="1"/>
+      <w:numFmt w:val="bullet"/>
+      <w:lvlText w:val="o"/>
+      <w:lvlJc w:val="left"/>
+      <w:pPr>
+        <w:ind w:left="6120" w:hanging="360"/>
+      </w:pPr>
+      <w:rPr>
+        <w:rFonts w:ascii="Courier New" w:hAnsi="Courier New" w:cs="Courier New" w:hint="default"/>
+      </w:rPr>
+    </w:lvl>
+    <w:lvl w:ilvl="8" w:tplc="40090005" w:tentative="1">
+      <w:start w:val="1"/>
+      <w:numFmt w:val="bullet"/>
+      <w:lvlText w:val=""/>
+      <w:lvlJc w:val="left"/>
+      <w:pPr>
+        <w:ind w:left="6840" w:hanging="360"/>
+      </w:pPr>
+      <w:rPr>
+        <w:rFonts w:ascii="Wingdings" w:hAnsi="Wingdings" w:hint="default"/>
+      </w:rPr>
+    </w:lvl>
+  </w:abstractNum>
+  <w:abstractNum w:abstractNumId="3" w15:restartNumberingAfterBreak="0">
+    <w:nsid w:val="3FF12F4D"/>
+    <w:multiLevelType w:val="hybridMultilevel"/>
+    <w:tmpl w:val="5C06DAE0"/>
+    <w:lvl w:ilvl="0" w:tplc="9308214A">
+      <w:start w:val="1"/>
+      <w:numFmt w:val="bullet"/>
+      <w:lvlText w:val=""/>
+      <w:lvlJc w:val="left"/>
+      <w:pPr>
+        <w:ind w:left="1080" w:hanging="360"/>
+      </w:pPr>
+      <w:rPr>
+        <w:rFonts w:ascii="Wingdings" w:eastAsiaTheme="minorHAnsi" w:hAnsi="Wingdings" w:cstheme="minorBidi" w:hint="default"/>
+      </w:rPr>
+    </w:lvl>
+    <w:lvl w:ilvl="1" w:tplc="40090003" w:tentative="1">
+      <w:start w:val="1"/>
+      <w:numFmt w:val="bullet"/>
+      <w:lvlText w:val="o"/>
+      <w:lvlJc w:val="left"/>
+      <w:pPr>
+        <w:ind w:left="1800" w:hanging="360"/>
+      </w:pPr>
+      <w:rPr>
+        <w:rFonts w:ascii="Courier New" w:hAnsi="Courier New" w:cs="Courier New" w:hint="default"/>
+      </w:rPr>
+    </w:lvl>
+    <w:lvl w:ilvl="2" w:tplc="40090005" w:tentative="1">
+      <w:start w:val="1"/>
+      <w:numFmt w:val="bullet"/>
+      <w:lvlText w:val=""/>
+      <w:lvlJc w:val="left"/>
+      <w:pPr>
+        <w:ind w:left="2520" w:hanging="360"/>
+      </w:pPr>
+      <w:rPr>
+        <w:rFonts w:ascii="Wingdings" w:hAnsi="Wingdings" w:hint="default"/>
+      </w:rPr>
+    </w:lvl>
+    <w:lvl w:ilvl="3" w:tplc="40090001" w:tentative="1">
+      <w:start w:val="1"/>
+      <w:numFmt w:val="bullet"/>
+      <w:lvlText w:val=""/>
+      <w:lvlJc w:val="left"/>
+      <w:pPr>
+        <w:ind w:left="3240" w:hanging="360"/>
+      </w:pPr>
+      <w:rPr>
+        <w:rFonts w:ascii="Symbol" w:hAnsi="Symbol" w:hint="default"/>
+      </w:rPr>
+    </w:lvl>
+    <w:lvl w:ilvl="4" w:tplc="40090003" w:tentative="1">
+      <w:start w:val="1"/>
+      <w:numFmt w:val="bullet"/>
+      <w:lvlText w:val="o"/>
+      <w:lvlJc w:val="left"/>
+      <w:pPr>
+        <w:ind w:left="3960" w:hanging="360"/>
+      </w:pPr>
+      <w:rPr>
+        <w:rFonts w:ascii="Courier New" w:hAnsi="Courier New" w:cs="Courier New" w:hint="default"/>
+      </w:rPr>
+    </w:lvl>
+    <w:lvl w:ilvl="5" w:tplc="40090005" w:tentative="1">
+      <w:start w:val="1"/>
+      <w:numFmt w:val="bullet"/>
+      <w:lvlText w:val=""/>
+      <w:lvlJc w:val="left"/>
+      <w:pPr>
+        <w:ind w:left="4680" w:hanging="360"/>
+      </w:pPr>
+      <w:rPr>
+        <w:rFonts w:ascii="Wingdings" w:hAnsi="Wingdings" w:hint="default"/>
+      </w:rPr>
+    </w:lvl>
+    <w:lvl w:ilvl="6" w:tplc="40090001" w:tentative="1">
+      <w:start w:val="1"/>
+      <w:numFmt w:val="bullet"/>
+      <w:lvlText w:val=""/>
+      <w:lvlJc w:val="left"/>
+      <w:pPr>
+        <w:ind w:left="5400" w:hanging="360"/>
+      </w:pPr>
+      <w:rPr>
+        <w:rFonts w:ascii="Symbol" w:hAnsi="Symbol" w:hint="default"/>
+      </w:rPr>
+    </w:lvl>
+    <w:lvl w:ilvl="7" w:tplc="40090003" w:tentative="1">
+      <w:start w:val="1"/>
+      <w:numFmt w:val="bullet"/>
+      <w:lvlText w:val="o"/>
+      <w:lvlJc w:val="left"/>
+      <w:pPr>
+        <w:ind w:left="6120" w:hanging="360"/>
+      </w:pPr>
+      <w:rPr>
+        <w:rFonts w:ascii="Courier New" w:hAnsi="Courier New" w:cs="Courier New" w:hint="default"/>
+      </w:rPr>
+    </w:lvl>
+    <w:lvl w:ilvl="8" w:tplc="40090005" w:tentative="1">
+      <w:start w:val="1"/>
+      <w:numFmt w:val="bullet"/>
+      <w:lvlText w:val=""/>
+      <w:lvlJc w:val="left"/>
+      <w:pPr>
+        <w:ind w:left="6840" w:hanging="360"/>
+      </w:pPr>
+      <w:rPr>
+        <w:rFonts w:ascii="Wingdings" w:hAnsi="Wingdings" w:hint="default"/>
+      </w:rPr>
+    </w:lvl>
+  </w:abstractNum>
+  <w:abstractNum w:abstractNumId="4" w15:restartNumberingAfterBreak="0">
+    <w:nsid w:val="45297930"/>
+    <w:multiLevelType w:val="hybridMultilevel"/>
+    <w:tmpl w:val="8B141182"/>
+    <w:lvl w:ilvl="0" w:tplc="4009000F">
+      <w:start w:val="1"/>
+      <w:numFmt w:val="decimal"/>
+      <w:lvlText w:val="%1."/>
+      <w:lvlJc w:val="left"/>
+      <w:pPr>
+        <w:ind w:left="720" w:hanging="360"/>
+      </w:pPr>
+      <w:rPr>
+        <w:rFonts w:hint="default"/>
+      </w:rPr>
+    </w:lvl>
+    <w:lvl w:ilvl="1" w:tplc="40090019" w:tentative="1">
+      <w:start w:val="1"/>
+      <w:numFmt w:val="lowerLetter"/>
+      <w:lvlText w:val="%2."/>
+      <w:lvlJc w:val="left"/>
+      <w:pPr>
+        <w:ind w:left="1440" w:hanging="360"/>
+      </w:pPr>
+    </w:lvl>
+    <w:lvl w:ilvl="2" w:tplc="4009001B" w:tentative="1">
+      <w:start w:val="1"/>
+      <w:numFmt w:val="lowerRoman"/>
+      <w:lvlText w:val="%3."/>
+      <w:lvlJc w:val="right"/>
+      <w:pPr>
+        <w:ind w:left="2160" w:hanging="180"/>
+      </w:pPr>
+    </w:lvl>
+    <w:lvl w:ilvl="3" w:tplc="4009000F" w:tentative="1">
+      <w:start w:val="1"/>
+      <w:numFmt w:val="decimal"/>
+      <w:lvlText w:val="%4."/>
+      <w:lvlJc w:val="left"/>
+      <w:pPr>
+        <w:ind w:left="2880" w:hanging="360"/>
+      </w:pPr>
+    </w:lvl>
+    <w:lvl w:ilvl="4" w:tplc="40090019" w:tentative="1">
+      <w:start w:val="1"/>
+      <w:numFmt w:val="lowerLetter"/>
+      <w:lvlText w:val="%5."/>
+      <w:lvlJc w:val="left"/>
+      <w:pPr>
+        <w:ind w:left="3600" w:hanging="360"/>
+      </w:pPr>
+    </w:lvl>
+    <w:lvl w:ilvl="5" w:tplc="4009001B" w:tentative="1">
+      <w:start w:val="1"/>
+      <w:numFmt w:val="lowerRoman"/>
+      <w:lvlText w:val="%6."/>
+      <w:lvlJc w:val="right"/>
+      <w:pPr>
+        <w:ind w:left="4320" w:hanging="180"/>
+      </w:pPr>
+    </w:lvl>
+    <w:lvl w:ilvl="6" w:tplc="4009000F" w:tentative="1">
+      <w:start w:val="1"/>
+      <w:numFmt w:val="decimal"/>
+      <w:lvlText w:val="%7."/>
+      <w:lvlJc w:val="left"/>
+      <w:pPr>
+        <w:ind w:left="5040" w:hanging="360"/>
+      </w:pPr>
+    </w:lvl>
+    <w:lvl w:ilvl="7" w:tplc="40090019" w:tentative="1">
+      <w:start w:val="1"/>
+      <w:numFmt w:val="lowerLetter"/>
+      <w:lvlText w:val="%8."/>
+      <w:lvlJc w:val="left"/>
+      <w:pPr>
+        <w:ind w:left="5760" w:hanging="360"/>
+      </w:pPr>
+    </w:lvl>
+    <w:lvl w:ilvl="8" w:tplc="4009001B" w:tentative="1">
+      <w:start w:val="1"/>
+      <w:numFmt w:val="lowerRoman"/>
+      <w:lvlText w:val="%9."/>
+      <w:lvlJc w:val="right"/>
+      <w:pPr>
+        <w:ind w:left="6480" w:hanging="180"/>
+      </w:pPr>
+    </w:lvl>
+  </w:abstractNum>
+  <w:abstractNum w:abstractNumId="5" w15:restartNumberingAfterBreak="0">
+    <w:nsid w:val="55C10AD4"/>
+    <w:multiLevelType w:val="hybridMultilevel"/>
+    <w:tmpl w:val="12941BAA"/>
+    <w:lvl w:ilvl="0" w:tplc="9788E4DA">
+      <w:numFmt w:val="bullet"/>
+      <w:lvlText w:val=""/>
+      <w:lvlJc w:val="left"/>
+      <w:pPr>
+        <w:ind w:left="720" w:hanging="360"/>
+      </w:pPr>
+      <w:rPr>
+        <w:rFonts w:ascii="Wingdings" w:eastAsiaTheme="minorHAnsi" w:hAnsi="Wingdings" w:cstheme="minorBidi" w:hint="default"/>
+      </w:rPr>
+    </w:lvl>
+    <w:lvl w:ilvl="1" w:tplc="40090003" w:tentative="1">
+      <w:start w:val="1"/>
+      <w:numFmt w:val="bullet"/>
+      <w:lvlText w:val="o"/>
+      <w:lvlJc w:val="left"/>
+      <w:pPr>
+        <w:ind w:left="1440" w:hanging="360"/>
+      </w:pPr>
+      <w:rPr>
+        <w:rFonts w:ascii="Courier New" w:hAnsi="Courier New" w:cs="Courier New" w:hint="default"/>
+      </w:rPr>
+    </w:lvl>
+    <w:lvl w:ilvl="2" w:tplc="40090005" w:tentative="1">
+      <w:start w:val="1"/>
+      <w:numFmt w:val="bullet"/>
+      <w:lvlText w:val=""/>
+      <w:lvlJc w:val="left"/>
+      <w:pPr>
+        <w:ind w:left="2160" w:hanging="360"/>
+      </w:pPr>
+      <w:rPr>
+        <w:rFonts w:ascii="Wingdings" w:hAnsi="Wingdings" w:hint="default"/>
+      </w:rPr>
+    </w:lvl>
+    <w:lvl w:ilvl="3" w:tplc="40090001" w:tentative="1">
+      <w:start w:val="1"/>
+      <w:numFmt w:val="bullet"/>
+      <w:lvlText w:val=""/>
+      <w:lvlJc w:val="left"/>
+      <w:pPr>
+        <w:ind w:left="2880" w:hanging="360"/>
+      </w:pPr>
+      <w:rPr>
+        <w:rFonts w:ascii="Symbol" w:hAnsi="Symbol" w:hint="default"/>
+      </w:rPr>
+    </w:lvl>
+    <w:lvl w:ilvl="4" w:tplc="40090003" w:tentative="1">
+      <w:start w:val="1"/>
+      <w:numFmt w:val="bullet"/>
+      <w:lvlText w:val="o"/>
+      <w:lvlJc w:val="left"/>
+      <w:pPr>
+        <w:ind w:left="3600" w:hanging="360"/>
+      </w:pPr>
+      <w:rPr>
+        <w:rFonts w:ascii="Courier New" w:hAnsi="Courier New" w:cs="Courier New" w:hint="default"/>
+      </w:rPr>
+    </w:lvl>
+    <w:lvl w:ilvl="5" w:tplc="40090005" w:tentative="1">
+      <w:start w:val="1"/>
+      <w:numFmt w:val="bullet"/>
+      <w:lvlText w:val=""/>
+      <w:lvlJc w:val="left"/>
+      <w:pPr>
+        <w:ind w:left="4320" w:hanging="360"/>
+      </w:pPr>
+      <w:rPr>
+        <w:rFonts w:ascii="Wingdings" w:hAnsi="Wingdings" w:hint="default"/>
+      </w:rPr>
+    </w:lvl>
+    <w:lvl w:ilvl="6" w:tplc="40090001" w:tentative="1">
+      <w:start w:val="1"/>
+      <w:numFmt w:val="bullet"/>
+      <w:lvlText w:val=""/>
+      <w:lvlJc w:val="left"/>
+      <w:pPr>
+        <w:ind w:left="5040" w:hanging="360"/>
+      </w:pPr>
+      <w:rPr>
+        <w:rFonts w:ascii="Symbol" w:hAnsi="Symbol" w:hint="default"/>
+      </w:rPr>
+    </w:lvl>
+    <w:lvl w:ilvl="7" w:tplc="40090003" w:tentative="1">
+      <w:start w:val="1"/>
+      <w:numFmt w:val="bullet"/>
+      <w:lvlText w:val="o"/>
+      <w:lvlJc w:val="left"/>
+      <w:pPr>
+        <w:ind w:left="5760" w:hanging="360"/>
+      </w:pPr>
+      <w:rPr>
+        <w:rFonts w:ascii="Courier New" w:hAnsi="Courier New" w:cs="Courier New" w:hint="default"/>
+      </w:rPr>
+    </w:lvl>
+    <w:lvl w:ilvl="8" w:tplc="40090005" w:tentative="1">
+      <w:start w:val="1"/>
+      <w:numFmt w:val="bullet"/>
+      <w:lvlText w:val=""/>
+      <w:lvlJc w:val="left"/>
+      <w:pPr>
+        <w:ind w:left="6480" w:hanging="360"/>
+      </w:pPr>
+      <w:rPr>
+        <w:rFonts w:ascii="Wingdings" w:hAnsi="Wingdings" w:hint="default"/>
+      </w:rPr>
+    </w:lvl>
+  </w:abstractNum>
   <w:num w:numId="1" w16cid:durableId="628777498">
     <w:abstractNumId w:val="0"/>
   </w:num>
   <w:num w:numId="2" w16cid:durableId="534731456">
     <w:abstractNumId w:val="1"/>
+  </w:num>
+  <w:num w:numId="3" w16cid:durableId="26033104">
+    <w:abstractNumId w:val="5"/>
+  </w:num>
+  <w:num w:numId="4" w16cid:durableId="1811559188">
+    <w:abstractNumId w:val="4"/>
+  </w:num>
+  <w:num w:numId="5" w16cid:durableId="1972906621">
+    <w:abstractNumId w:val="3"/>
+  </w:num>
+  <w:num w:numId="6" w16cid:durableId="116023376">
+    <w:abstractNumId w:val="2"/>
   </w:num>
 </w:numbering>
 </file>
@@ -8283,6 +17522,7 @@
   <w:style w:type="character" w:default="1" w:styleId="DefaultParagraphFont">
     <w:name w:val="Default Paragraph Font"/>
     <w:uiPriority w:val="1"/>
+    <w:semiHidden/>
     <w:unhideWhenUsed/>
   </w:style>
   <w:style w:type="table" w:default="1" w:styleId="TableNormal">
